--- a/temp.docx
+++ b/temp.docx
@@ -1053,7 +1053,7 @@
           <w:sz w:val="20"/>
           <w:szCs w:val="20"/>
         </w:rPr>
-        <w:t xml:space="preserve">self.config_handler.model_version</w:t>
+        <w:t xml:space="preserve">0.0.0.0</w:t>
       </w:r>
     </w:p>
     <w:p>

--- a/temp.docx
+++ b/temp.docx
@@ -67,52 +67,44 @@
         <w:tblLook w:val="04A0" w:firstRow="1" w:lastRow="0" w:firstColumn="1" w:lastColumn="0" w:noHBand="0" w:noVBand="1"/>
       </w:tblPr>
       <w:tblGrid>
-        <w:gridCol w:w="7853"/>
+        <w:gridCol w:w="9444"/>
       </w:tblGrid>
       <w:tr>
         <w:trPr>
-          <w:trHeight w:val="950"/>
+          <w:trHeight w:val="1153"/>
         </w:trPr>
         <w:tc>
           <w:tcPr>
-            <w:tcW w:w="7853" w:type="dxa"/>
+            <w:tcW w:w="9444" w:type="dxa"/>
           </w:tcPr>
           <w:p>
             <w:pPr>
               <w:pStyle w:val="aff"/>
+              <w:rPr>
+                <w:color w:val="auto"/>
+              </w:rPr>
             </w:pPr>
             <w:proofErr w:type="gramStart"/>
             <w:r>
               <w:rPr>
+                <w:color w:val="auto"/>
                 <w:lang w:val="en-US"/>
               </w:rPr>
-              <w:t xml:space="preserve">Высокочастотные защиты с комплектом ступенчатых защит и автоматика управления выключателем</w:t>
+              <w:t xml:space="preserve">Комплект ступенчатых защит для линии напряжением от 110 до 220 кВ с функциями УРОВ и АУВ. Устройство типа ЮНИТ-М500-ЛВ</w:t>
             </w:r>
             <w:r>
+              <w:rPr>
+                <w:color w:val="auto"/>
+              </w:rPr>
               <w:t xml:space="preserve"> </w:t>
             </w:r>
           </w:p>
           <w:p>
             <w:pPr>
               <w:pStyle w:val="aff"/>
-            </w:pPr>
-            <w:r>
-              <w:t>«</w:t>
-            </w:r>
-            <w:proofErr w:type="gramStart"/>
-            <w:r>
               <w:rPr>
-                <w:lang w:val="en-US"/>
+                <w:color w:val="auto"/>
               </w:rPr>
-              <w:t xml:space="preserve">ЮНИТ-М500-ЛВ</w:t>
-            </w:r>
-            <w:r>
-              <w:t>»</w:t>
-            </w:r>
-          </w:p>
-          <w:p>
-            <w:pPr>
-              <w:pStyle w:val="aff"/>
             </w:pPr>
           </w:p>
         </w:tc>
@@ -122,6 +114,7 @@
       <w:pPr>
         <w:pStyle w:val="aff"/>
         <w:rPr>
+          <w:color w:val="auto"/>
           <w:lang w:val="en-US"/>
         </w:rPr>
       </w:pPr>
@@ -130,6 +123,7 @@
       <w:pPr>
         <w:pStyle w:val="aff"/>
         <w:rPr>
+          <w:color w:val="auto"/>
           <w:lang w:val="en-US"/>
         </w:rPr>
       </w:pPr>
@@ -138,19 +132,27 @@
       <w:pPr>
         <w:pStyle w:val="aff"/>
         <w:rPr>
+          <w:color w:val="auto"/>
           <w:lang w:val="en-US"/>
         </w:rPr>
       </w:pPr>
       <w:r>
+        <w:rPr>
+          <w:color w:val="auto"/>
+        </w:rPr>
         <w:t>БЛАНК</w:t>
       </w:r>
       <w:r>
         <w:rPr>
+          <w:color w:val="auto"/>
           <w:lang w:val="en-US"/>
         </w:rPr>
         <w:t xml:space="preserve"> </w:t>
       </w:r>
       <w:r>
+        <w:rPr>
+          <w:color w:val="auto"/>
+        </w:rPr>
         <w:t>УСТАВОК</w:t>
       </w:r>
     </w:p>
@@ -285,20 +287,10 @@
     <w:p>
       <w:pPr>
         <w:pStyle w:val="aff"/>
-        <w:rPr>
-          <w:color w:val="00CB62"/>
-          <w:lang w:val="en-US"/>
-        </w:rPr>
       </w:pPr>
       <w:proofErr w:type="gramStart"/>
       <w:r>
-        <w:rPr>
-          <w:color w:val="00CB62"/>
-          <w:sz w:val="40"/>
-          <w:szCs w:val="40"/>
-          <w:lang w:val="en-US"/>
-        </w:rPr>
-        <w:t xml:space="preserve">ЮТКБ.656122.ХХХ БУХХХ</w:t>
+        <w:t xml:space="preserve">ЮТКБ.656122.611-03.01 БУ</w:t>
       </w:r>
     </w:p>
     <w:tbl>
@@ -683,7 +675,7 @@
               <w:rPr>
                 <w:lang w:val="en-US"/>
               </w:rPr>
-              <w:t xml:space="preserve">01.04.2026</w:t>
+              <w:t xml:space="preserve">25.06.2026</w:t>
             </w:r>
           </w:p>
         </w:tc>
@@ -1667,14 +1659,14 @@
         <w:rStyle w:val="afff1"/>
         <w:lang w:val="en-US"/>
       </w:rPr>
-      <w:t xml:space="preserve">ЮТКБ.656122.ХХХ БУХХХ</w:t>
+      <w:t xml:space="preserve">ЮТКБ.656122.611-03.01 БУ</w:t>
     </w:r>
     <w:r>
       <w:rPr>
         <w:rStyle w:val="afff1"/>
         <w:lang w:val="en-US"/>
       </w:rPr>
-      <w:t xml:space="preserve"> Редакция 0.1 от 01.04.2026</w:t>
+      <w:t xml:space="preserve"> Редакция 0.1 от 25.06.2026</w:t>
     </w:r>
     <w:r>
       <w:rPr>
@@ -1837,10 +1829,10 @@
           <v:path o:extrusionok="f" gradientshapeok="t" o:connecttype="rect"/>
           <o:lock v:ext="edit" aspectratio="t"/>
         </v:shapetype>
-        <v:shape id="_x0000_i1025" type="#_x0000_t75" style="width:163.4pt;height:62.5pt">
+        <v:shape id="_x0000_i1025" type="#_x0000_t75" style="width:163.45pt;height:62.3pt">
           <v:imagedata r:id="rId1" o:title=""/>
         </v:shape>
-        <o:OLEObject Type="Embed" ProgID="Acrobat.Document.DC" ShapeID="_x0000_i1025" DrawAspect="Content" ObjectID="_1840446055" r:id="rId2"/>
+        <o:OLEObject Type="Embed" ProgID="Acrobat.Document.DC" ShapeID="_x0000_i1025" DrawAspect="Content" ObjectID="_1843892594" r:id="rId2"/>
       </w:object>
     </w:r>
   </w:p>
@@ -1870,14 +1862,14 @@
         <w:rStyle w:val="afff1"/>
         <w:lang w:val="en-US"/>
       </w:rPr>
-      <w:t xml:space="preserve">ЮТКБ.656122.ХХХ БУХХХ</w:t>
+      <w:t xml:space="preserve">ЮТКБ.656122.611-03.01 БУ</w:t>
     </w:r>
     <w:r>
       <w:rPr>
         <w:rStyle w:val="afff1"/>
         <w:lang w:val="en-US"/>
       </w:rPr>
-      <w:t xml:space="preserve"> Редакция 0.1 от 01.04.2026</w:t>
+      <w:t xml:space="preserve"> Редакция 0.1 от 25.06.2026</w:t>
     </w:r>
     <w:r>
       <w:rPr>
@@ -7344,7 +7336,7 @@
     <w:name w:val="ДОК Титульник Вид Документации"/>
     <w:basedOn w:val="af"/>
     <w:qFormat/>
-    <w:rsid w:val="00B947CE"/>
+    <w:rsid w:val="00CA7DB3"/>
     <w:rPr>
       <w:b/>
       <w:bCs/>

--- a/temp.docx
+++ b/temp.docx
@@ -90,7 +90,7 @@
                 <w:color w:val="auto"/>
                 <w:lang w:val="en-US"/>
               </w:rPr>
-              <w:t xml:space="preserve">Комплект ступенчатых защит для линии напряжением от 110 до 220 кВ с функциями УРОВ и АУВ. Устройство типа ЮНИТ-М500-ЛВ</w:t>
+              <w:t xml:space="preserve">Основная защита автотрансформатора напряжением 220 кВ с функциями УРОВ и АУВ. Устройство типа ЮНИТ-М500-ДЗТ</w:t>
             </w:r>
             <w:r>
               <w:rPr>
@@ -290,7 +290,7 @@
       </w:pPr>
       <w:proofErr w:type="gramStart"/>
       <w:r>
-        <w:t xml:space="preserve">ЮТКБ.656122.611-03.01 БУ</w:t>
+        <w:t xml:space="preserve">ЮТКБ.656122.611-06.02 БУ</w:t>
       </w:r>
     </w:p>
     <w:tbl>
@@ -675,7 +675,7 @@
               <w:rPr>
                 <w:lang w:val="en-US"/>
               </w:rPr>
-              <w:t xml:space="preserve">25.06.2026</w:t>
+              <w:t xml:space="preserve">01.07.2026</w:t>
             </w:r>
           </w:p>
         </w:tc>
@@ -823,7 +823,7 @@
       </w:r>
       <w:proofErr w:type="gramStart"/>
       <w:r>
-        <w:t xml:space="preserve">ЮНИТ-М500-ЛВ</w:t>
+        <w:t xml:space="preserve">ЮНИТ-М500-ДЗАТ</w:t>
       </w:r>
       <w:r>
         <w:t>.</w:t>
@@ -1659,14 +1659,14 @@
         <w:rStyle w:val="afff1"/>
         <w:lang w:val="en-US"/>
       </w:rPr>
-      <w:t xml:space="preserve">ЮТКБ.656122.611-03.01 БУ</w:t>
+      <w:t xml:space="preserve">ЮТКБ.656122.611-06.02 БУ</w:t>
     </w:r>
     <w:r>
       <w:rPr>
         <w:rStyle w:val="afff1"/>
         <w:lang w:val="en-US"/>
       </w:rPr>
-      <w:t xml:space="preserve"> Редакция 0.1 от 25.06.2026</w:t>
+      <w:t xml:space="preserve"> Редакция 0.1 от 01.07.2026</w:t>
     </w:r>
     <w:r>
       <w:rPr>
@@ -1680,7 +1680,7 @@
         <w:rStyle w:val="afff1"/>
         <w:lang w:val="en-US"/>
       </w:rPr>
-      <w:t xml:space="preserve">ЮНИТ-М500-ЛВ</w:t>
+      <w:t xml:space="preserve">ЮНИТ-М500-ДЗАТ</w:t>
     </w:r>
   </w:p>
   <w:p>
@@ -1862,14 +1862,14 @@
         <w:rStyle w:val="afff1"/>
         <w:lang w:val="en-US"/>
       </w:rPr>
-      <w:t xml:space="preserve">ЮТКБ.656122.611-03.01 БУ</w:t>
+      <w:t xml:space="preserve">ЮТКБ.656122.611-06.02 БУ</w:t>
     </w:r>
     <w:r>
       <w:rPr>
         <w:rStyle w:val="afff1"/>
         <w:lang w:val="en-US"/>
       </w:rPr>
-      <w:t xml:space="preserve"> Редакция 0.1 от 25.06.2026</w:t>
+      <w:t xml:space="preserve"> Редакция 0.1 от 01.07.2026</w:t>
     </w:r>
     <w:r>
       <w:rPr>
@@ -1883,7 +1883,7 @@
         <w:rStyle w:val="afff1"/>
         <w:lang w:val="en-US"/>
       </w:rPr>
-      <w:t xml:space="preserve">ЮНИТ-М500-ЛВ</w:t>
+      <w:t xml:space="preserve">ЮНИТ-М500-ДЗАТ</w:t>
     </w:r>
   </w:p>
 </w:hdr>

--- a/temp.docx
+++ b/temp.docx
@@ -4,7 +4,7 @@
   <w:body>
     <w:p>
       <w:pPr>
-        <w:pStyle w:val="aff3"/>
+        <w:pStyle w:val="af7"/>
       </w:pPr>
     </w:p>
     <w:p>
@@ -52,113 +52,72 @@
         <w:pStyle w:val="af7"/>
       </w:pPr>
     </w:p>
-    <w:tbl>
-      <w:tblPr>
-        <w:tblStyle w:val="aff6"/>
-        <w:tblW w:w="0" w:type="auto"/>
-        <w:tblBorders>
-          <w:top w:val="none" w:sz="0" w:space="0" w:color="auto"/>
-          <w:left w:val="none" w:sz="0" w:space="0" w:color="auto"/>
-          <w:bottom w:val="none" w:sz="0" w:space="0" w:color="auto"/>
-          <w:right w:val="none" w:sz="0" w:space="0" w:color="auto"/>
-          <w:insideH w:val="none" w:sz="0" w:space="0" w:color="auto"/>
-          <w:insideV w:val="none" w:sz="0" w:space="0" w:color="auto"/>
-        </w:tblBorders>
-        <w:tblLook w:val="04A0" w:firstRow="1" w:lastRow="0" w:firstColumn="1" w:lastColumn="0" w:noHBand="0" w:noVBand="1"/>
-      </w:tblPr>
-      <w:tblGrid>
-        <w:gridCol w:w="9444"/>
-      </w:tblGrid>
-      <w:tr>
-        <w:trPr>
-          <w:trHeight w:val="1153"/>
-        </w:trPr>
-        <w:tc>
-          <w:tcPr>
-            <w:tcW w:w="9444" w:type="dxa"/>
-          </w:tcPr>
-          <w:p>
-            <w:pPr>
-              <w:pStyle w:val="aff"/>
-              <w:rPr>
-                <w:color w:val="auto"/>
-              </w:rPr>
-            </w:pPr>
-            <w:proofErr w:type="gramStart"/>
-            <w:r>
-              <w:rPr>
-                <w:color w:val="auto"/>
-                <w:lang w:val="en-US"/>
-              </w:rPr>
-              <w:t xml:space="preserve">Основная защита автотрансформатора напряжением 220 кВ с функциями УРОВ и АУВ. Устройство типа ЮНИТ-М500-ДЗТ</w:t>
-            </w:r>
-            <w:r>
-              <w:rPr>
-                <w:color w:val="auto"/>
-              </w:rPr>
-              <w:t xml:space="preserve"> </w:t>
-            </w:r>
-          </w:p>
-          <w:p>
-            <w:pPr>
-              <w:pStyle w:val="aff"/>
-              <w:rPr>
-                <w:color w:val="auto"/>
-              </w:rPr>
-            </w:pPr>
-          </w:p>
-        </w:tc>
-      </w:tr>
-    </w:tbl>
     <w:p>
       <w:pPr>
         <w:pStyle w:val="aff"/>
         <w:rPr>
           <w:color w:val="auto"/>
-          <w:lang w:val="en-US"/>
         </w:rPr>
       </w:pPr>
-    </w:p>
-    <w:p>
-      <w:pPr>
-        <w:pStyle w:val="aff"/>
-        <w:rPr>
-          <w:color w:val="auto"/>
-          <w:lang w:val="en-US"/>
-        </w:rPr>
-      </w:pPr>
-    </w:p>
-    <w:p>
-      <w:pPr>
-        <w:pStyle w:val="aff"/>
-        <w:rPr>
-          <w:color w:val="auto"/>
-          <w:lang w:val="en-US"/>
-        </w:rPr>
-      </w:pPr>
+      <w:proofErr w:type="gramStart"/>
       <w:r>
         <w:rPr>
           <w:color w:val="auto"/>
         </w:rPr>
-        <w:t>БЛАНК</w:t>
-      </w:r>
-      <w:r>
-        <w:rPr>
-          <w:color w:val="auto"/>
-          <w:lang w:val="en-US"/>
-        </w:rPr>
-        <w:t xml:space="preserve"> </w:t>
+        <w:t xml:space="preserve">
+          <w:r>
+            <w:t xml:space="preserve">Защиты обмотки управления, компенсационной обмотки</w:t>
+            <w:br/>
+            <w:t xml:space="preserve">и ошиновки низкой стороны УШРП.</w:t>
+            <w:br/>
+            <w:t xml:space="preserve">Устройство типа ЮНИТ-М500-ШР</w:t>
+          </w:r>
+        </w:t>
       </w:r>
       <w:r>
         <w:rPr>
           <w:color w:val="auto"/>
         </w:rPr>
-        <w:t>УСТАВОК</w:t>
+        <w:t xml:space="preserve"> </w:t>
+      </w:r>
+    </w:p>
+    <w:p>
+      <w:pPr>
+        <w:pStyle w:val="aff"/>
+        <w:rPr>
+          <w:color w:val="365F91" w:themeColor="accent1" w:themeShade="BF"/>
+        </w:rPr>
+      </w:pPr>
+      <w:proofErr w:type="gramStart"/>
+      <w:r>
+        <w:rPr>
+          <w:color w:val="365F91" w:themeColor="accent1" w:themeShade="BF"/>
+        </w:rPr>
+        <w:t xml:space="preserve">ЮНИТ-М500-ШР</w:t>
+      </w:r>
+    </w:p>
+    <w:p>
+      <w:pPr>
+        <w:pStyle w:val="aff"/>
+      </w:pPr>
+    </w:p>
+    <w:p>
+      <w:pPr>
+        <w:pStyle w:val="aff"/>
+        <w:rPr>
+          <w:color w:val="auto"/>
+        </w:rPr>
+      </w:pPr>
+      <w:r>
+        <w:rPr>
+          <w:color w:val="auto"/>
+        </w:rPr>
+        <w:t>Бланк уставок</w:t>
       </w:r>
     </w:p>
     <w:tbl>
       <w:tblPr>
-        <w:tblpPr w:leftFromText="180" w:rightFromText="180" w:vertAnchor="text" w:horzAnchor="margin" w:tblpXSpec="right" w:tblpY="1206"/>
+        <w:tblpPr w:leftFromText="180" w:rightFromText="180" w:vertAnchor="text" w:horzAnchor="margin" w:tblpXSpec="right" w:tblpY="1636"/>
         <w:tblOverlap w:val="never"/>
         <w:tblW w:w="9923" w:type="dxa"/>
         <w:tblLook w:val="01E0" w:firstRow="1" w:lastRow="1" w:firstColumn="1" w:lastColumn="1" w:noHBand="0" w:noVBand="0"/>
@@ -178,7 +137,7 @@
           </w:tcPr>
           <w:p>
             <w:pPr>
-              <w:pStyle w:val="affc"/>
+              <w:pStyle w:val="affd"/>
             </w:pPr>
             <w:r>
               <w:t>Код заказа устройства</w:t>
@@ -195,7 +154,7 @@
           </w:tcPr>
           <w:p>
             <w:pPr>
-              <w:pStyle w:val="afff3"/>
+              <w:pStyle w:val="afff4"/>
               <w:tabs>
                 <w:tab w:val="clear" w:pos="4677"/>
                 <w:tab w:val="clear" w:pos="9355"/>
@@ -231,7 +190,7 @@
           </w:tcPr>
           <w:p>
             <w:pPr>
-              <w:pStyle w:val="affc"/>
+              <w:pStyle w:val="affd"/>
             </w:pPr>
             <w:r>
               <w:t>Код заказа ИЧМ</w:t>
@@ -258,7 +217,7 @@
           </w:tcPr>
           <w:p>
             <w:pPr>
-              <w:pStyle w:val="afff3"/>
+              <w:pStyle w:val="afff4"/>
               <w:tabs>
                 <w:tab w:val="clear" w:pos="4677"/>
                 <w:tab w:val="clear" w:pos="9355"/>
@@ -287,11 +246,26 @@
     <w:p>
       <w:pPr>
         <w:pStyle w:val="aff"/>
+        <w:rPr>
+          <w:color w:val="365F91" w:themeColor="accent1" w:themeShade="BF"/>
+        </w:rPr>
       </w:pPr>
       <w:proofErr w:type="gramStart"/>
       <w:r>
-        <w:t xml:space="preserve">ЮТКБ.656122.611-06.02 БУ</w:t>
+        <w:rPr>
+          <w:color w:val="365F91" w:themeColor="accent1" w:themeShade="BF"/>
+          <w:lang w:val="en-US"/>
+        </w:rPr>
+        <w:t xml:space="preserve">ЮТКБ.656122.611-11.02 БУ</w:t>
       </w:r>
+    </w:p>
+    <w:p>
+      <w:pPr>
+        <w:pStyle w:val="aff"/>
+        <w:rPr>
+          <w:color w:val="365F91" w:themeColor="accent1" w:themeShade="BF"/>
+        </w:rPr>
+      </w:pPr>
     </w:p>
     <w:tbl>
       <w:tblPr>
@@ -315,7 +289,7 @@
           </w:tcPr>
           <w:p>
             <w:pPr>
-              <w:pStyle w:val="affc"/>
+              <w:pStyle w:val="affd"/>
               <w:jc w:val="center"/>
             </w:pPr>
             <w:r>
@@ -330,7 +304,7 @@
           </w:tcPr>
           <w:p>
             <w:pPr>
-              <w:pStyle w:val="afff3"/>
+              <w:pStyle w:val="afff4"/>
               <w:tabs>
                 <w:tab w:val="clear" w:pos="4677"/>
                 <w:tab w:val="clear" w:pos="9355"/>
@@ -350,7 +324,7 @@
           </w:p>
           <w:p>
             <w:pPr>
-              <w:pStyle w:val="afff3"/>
+              <w:pStyle w:val="afff4"/>
               <w:tabs>
                 <w:tab w:val="clear" w:pos="4677"/>
                 <w:tab w:val="clear" w:pos="9355"/>
@@ -370,7 +344,7 @@
           </w:p>
           <w:p>
             <w:pPr>
-              <w:pStyle w:val="afff3"/>
+              <w:pStyle w:val="afff4"/>
               <w:tabs>
                 <w:tab w:val="clear" w:pos="4677"/>
                 <w:tab w:val="clear" w:pos="9355"/>
@@ -390,7 +364,7 @@
           </w:p>
           <w:p>
             <w:pPr>
-              <w:pStyle w:val="afff3"/>
+              <w:pStyle w:val="afff4"/>
               <w:tabs>
                 <w:tab w:val="clear" w:pos="4677"/>
                 <w:tab w:val="clear" w:pos="9355"/>
@@ -413,13 +387,13 @@
           </w:tcPr>
           <w:p>
             <w:pPr>
-              <w:pStyle w:val="affc"/>
+              <w:pStyle w:val="affd"/>
               <w:jc w:val="center"/>
             </w:pPr>
           </w:p>
           <w:p>
             <w:pPr>
-              <w:pStyle w:val="affc"/>
+              <w:pStyle w:val="affd"/>
               <w:jc w:val="center"/>
             </w:pPr>
             <w:r>
@@ -542,13 +516,50 @@
         <w:rPr>
           <w:lang w:val="en-US"/>
         </w:rPr>
+      </w:pPr>
+    </w:p>
+    <w:p>
+      <w:pPr>
+        <w:rPr>
+          <w:lang w:val="en-US"/>
+        </w:rPr>
+      </w:pPr>
+    </w:p>
+    <w:p>
+      <w:pPr>
+        <w:rPr>
+          <w:lang w:val="en-US"/>
+        </w:rPr>
+      </w:pPr>
+    </w:p>
+    <w:p/>
+    <w:p>
+      <w:pPr>
+        <w:rPr>
+          <w:lang w:val="en-US"/>
+        </w:rPr>
+      </w:pPr>
+    </w:p>
+    <w:p>
+      <w:pPr>
+        <w:ind w:right="-1"/>
+        <w:jc w:val="right"/>
+        <w:rPr>
+          <w:lang w:val="en-US"/>
+        </w:rPr>
+      </w:pPr>
+    </w:p>
+    <w:p>
+      <w:pPr>
         <w:sectPr>
-          <w:headerReference w:type="default" r:id="rId8"/>
-          <w:footerReference w:type="default" r:id="rId9"/>
-          <w:headerReference w:type="first" r:id="rId10"/>
-          <w:footerReference w:type="first" r:id="rId11"/>
+          <w:headerReference w:type="even" r:id="rId8"/>
+          <w:headerReference w:type="default" r:id="rId9"/>
+          <w:footerReference w:type="even" r:id="rId10"/>
+          <w:footerReference w:type="default" r:id="rId11"/>
+          <w:headerReference w:type="first" r:id="rId12"/>
+          <w:footerReference w:type="first" r:id="rId13"/>
           <w:pgSz w:w="11907" w:h="16839" w:code="9"/>
-          <w:pgMar w:top="972" w:right="567" w:bottom="567" w:left="567" w:header="284" w:footer="283" w:gutter="851"/>
+          <w:pgMar w:top="1134" w:right="567" w:bottom="567" w:left="567" w:header="283" w:footer="283" w:gutter="851"/>
           <w:cols w:space="708"/>
           <w:titlePg/>
           <w:docGrid w:linePitch="360"/>
@@ -557,7 +568,7 @@
     </w:p>
     <w:p>
       <w:pPr>
-        <w:pStyle w:val="afff0"/>
+        <w:pStyle w:val="afff1"/>
         <w:ind w:right="282"/>
         <w:rPr>
           <w:lang w:val="en-US"/>
@@ -566,7 +577,7 @@
     </w:p>
     <w:tbl>
       <w:tblPr>
-        <w:tblStyle w:val="aff6"/>
+        <w:tblStyle w:val="aff7"/>
         <w:tblpPr w:leftFromText="180" w:rightFromText="180" w:vertAnchor="text" w:horzAnchor="page" w:tblpX="8070" w:tblpY="42"/>
         <w:tblW w:w="0" w:type="auto"/>
         <w:tblBorders>
@@ -594,7 +605,7 @@
           </w:tcPr>
           <w:p>
             <w:pPr>
-              <w:pStyle w:val="afff0"/>
+              <w:pStyle w:val="afff1"/>
               <w:ind w:left="117" w:right="282" w:firstLine="0"/>
               <w:jc w:val="right"/>
             </w:pPr>
@@ -616,16 +627,17 @@
           </w:tcPr>
           <w:p>
             <w:pPr>
-              <w:pStyle w:val="afff0"/>
+              <w:pStyle w:val="afff1"/>
               <w:ind w:right="282" w:firstLine="0"/>
               <w:jc w:val="left"/>
             </w:pPr>
             <w:proofErr w:type="gramStart"/>
             <w:r>
               <w:rPr>
+                <w:color w:val="A6A6A6" w:themeColor="background1" w:themeShade="A6"/>
                 <w:lang w:val="en-US"/>
               </w:rPr>
-              <w:t xml:space="preserve">0.1</w:t>
+              <w:t xml:space="preserve">1.0</w:t>
             </w:r>
           </w:p>
         </w:tc>
@@ -641,7 +653,7 @@
           </w:tcPr>
           <w:p>
             <w:pPr>
-              <w:pStyle w:val="afff0"/>
+              <w:pStyle w:val="afff1"/>
               <w:ind w:left="117" w:right="282" w:firstLine="0"/>
               <w:jc w:val="right"/>
             </w:pPr>
@@ -663,7 +675,7 @@
           </w:tcPr>
           <w:p>
             <w:pPr>
-              <w:pStyle w:val="afff0"/>
+              <w:pStyle w:val="afff1"/>
               <w:ind w:right="282" w:firstLine="0"/>
               <w:jc w:val="left"/>
               <w:rPr>
@@ -673,9 +685,10 @@
             <w:proofErr w:type="gramStart"/>
             <w:r>
               <w:rPr>
+                <w:color w:val="A6A6A6" w:themeColor="background1" w:themeShade="A6"/>
                 <w:lang w:val="en-US"/>
               </w:rPr>
-              <w:t xml:space="preserve">01.07.2026</w:t>
+              <w:t xml:space="preserve">09.09.2026</w:t>
             </w:r>
           </w:p>
         </w:tc>
@@ -683,7 +696,7 @@
     </w:tbl>
     <w:p>
       <w:pPr>
-        <w:pStyle w:val="afff0"/>
+        <w:pStyle w:val="afff1"/>
       </w:pPr>
       <w:r>
         <w:t xml:space="preserve">© </w:t>
@@ -729,12 +742,12 @@
     </w:p>
     <w:p>
       <w:pPr>
-        <w:pStyle w:val="afff0"/>
+        <w:pStyle w:val="afff1"/>
       </w:pPr>
     </w:p>
     <w:p>
       <w:pPr>
-        <w:pStyle w:val="afff0"/>
+        <w:pStyle w:val="afff1"/>
       </w:pPr>
       <w:r>
         <w:t>Москва</w:t>
@@ -742,23 +755,17 @@
     </w:p>
     <w:p>
       <w:pPr>
-        <w:pStyle w:val="afff0"/>
+        <w:pStyle w:val="afff1"/>
       </w:pPr>
     </w:p>
     <w:p>
       <w:pPr>
-        <w:pStyle w:val="afff0"/>
+        <w:pStyle w:val="afff1"/>
       </w:pPr>
     </w:p>
     <w:p>
       <w:pPr>
-        <w:pStyle w:val="afff0"/>
-        <w:ind w:right="282"/>
-      </w:pPr>
-    </w:p>
-    <w:p>
-      <w:pPr>
-        <w:pStyle w:val="afff0"/>
+        <w:pStyle w:val="afff1"/>
         <w:ind w:right="282"/>
         <w:rPr>
           <w:lang w:val="en-US"/>
@@ -767,7 +774,7 @@
     </w:p>
     <w:p>
       <w:pPr>
-        <w:pStyle w:val="afff0"/>
+        <w:pStyle w:val="afff1"/>
         <w:ind w:right="282"/>
         <w:rPr>
           <w:lang w:val="en-US"/>
@@ -776,7 +783,7 @@
     </w:p>
     <w:p>
       <w:pPr>
-        <w:pStyle w:val="afff0"/>
+        <w:pStyle w:val="afff1"/>
         <w:ind w:right="282"/>
         <w:rPr>
           <w:lang w:val="en-US"/>
@@ -785,7 +792,7 @@
     </w:p>
     <w:p>
       <w:pPr>
-        <w:pStyle w:val="afff0"/>
+        <w:pStyle w:val="afff1"/>
         <w:ind w:right="282"/>
         <w:rPr>
           <w:lang w:val="en-US"/>
@@ -794,19 +801,28 @@
     </w:p>
     <w:p>
       <w:pPr>
-        <w:pStyle w:val="afff0"/>
+        <w:pStyle w:val="afff1"/>
         <w:ind w:right="282"/>
+        <w:rPr>
+          <w:lang w:val="en-US"/>
+        </w:rPr>
       </w:pPr>
     </w:p>
     <w:p>
       <w:pPr>
-        <w:pStyle w:val="afff0"/>
+        <w:pStyle w:val="afff1"/>
         <w:ind w:right="282"/>
       </w:pPr>
     </w:p>
     <w:p>
       <w:pPr>
-        <w:pStyle w:val="afff0"/>
+        <w:pStyle w:val="afff1"/>
+        <w:ind w:right="282"/>
+      </w:pPr>
+    </w:p>
+    <w:p>
+      <w:pPr>
+        <w:pStyle w:val="afff1"/>
         <w:ind w:left="567" w:right="282" w:firstLine="0"/>
       </w:pPr>
       <w:r>
@@ -823,7 +839,7 @@
       </w:r>
       <w:proofErr w:type="gramStart"/>
       <w:r>
-        <w:t xml:space="preserve">ЮНИТ-М500-ДЗАТ</w:t>
+        <w:t xml:space="preserve">ЮНИТ-М500-ШР</w:t>
       </w:r>
       <w:r>
         <w:t>.</w:t>
@@ -831,13 +847,13 @@
     </w:p>
     <w:p>
       <w:pPr>
-        <w:pStyle w:val="afff0"/>
+        <w:pStyle w:val="afff1"/>
         <w:ind w:right="282"/>
       </w:pPr>
     </w:p>
     <w:p>
       <w:pPr>
-        <w:pStyle w:val="afff0"/>
+        <w:pStyle w:val="afff1"/>
         <w:ind w:left="567" w:right="282" w:firstLine="0"/>
       </w:pPr>
       <w:r>
@@ -854,13 +870,13 @@
     </w:p>
     <w:p>
       <w:pPr>
-        <w:pStyle w:val="afff0"/>
+        <w:pStyle w:val="afff1"/>
         <w:ind w:right="282"/>
       </w:pPr>
     </w:p>
     <w:p>
       <w:pPr>
-        <w:pStyle w:val="afff0"/>
+        <w:pStyle w:val="afff1"/>
         <w:ind w:left="567" w:right="282" w:firstLine="0"/>
       </w:pPr>
       <w:r>
@@ -869,13 +885,13 @@
     </w:p>
     <w:p>
       <w:pPr>
-        <w:pStyle w:val="afff0"/>
+        <w:pStyle w:val="afff1"/>
         <w:ind w:right="282"/>
       </w:pPr>
     </w:p>
     <w:p>
       <w:pPr>
-        <w:pStyle w:val="afff0"/>
+        <w:pStyle w:val="afff1"/>
         <w:ind w:left="567" w:right="282" w:firstLine="0"/>
       </w:pPr>
       <w:r>
@@ -884,19 +900,19 @@
     </w:p>
     <w:p>
       <w:pPr>
-        <w:pStyle w:val="afff0"/>
+        <w:pStyle w:val="afff1"/>
         <w:ind w:right="282"/>
       </w:pPr>
     </w:p>
     <w:p>
       <w:pPr>
-        <w:pStyle w:val="afff0"/>
+        <w:pStyle w:val="afff1"/>
         <w:ind w:right="282"/>
       </w:pPr>
     </w:p>
     <w:p>
       <w:pPr>
-        <w:pStyle w:val="afff0"/>
+        <w:pStyle w:val="afff1"/>
         <w:tabs>
           <w:tab w:val="left" w:pos="3444"/>
         </w:tabs>
@@ -908,115 +924,115 @@
     </w:p>
     <w:p>
       <w:pPr>
-        <w:pStyle w:val="afff0"/>
+        <w:pStyle w:val="afff1"/>
         <w:ind w:right="282"/>
       </w:pPr>
     </w:p>
     <w:p>
       <w:pPr>
-        <w:pStyle w:val="afff0"/>
+        <w:pStyle w:val="afff1"/>
         <w:ind w:right="282"/>
       </w:pPr>
     </w:p>
     <w:p>
       <w:pPr>
-        <w:pStyle w:val="afff0"/>
+        <w:pStyle w:val="afff1"/>
         <w:ind w:right="282"/>
       </w:pPr>
     </w:p>
     <w:p>
       <w:pPr>
-        <w:pStyle w:val="afff0"/>
+        <w:pStyle w:val="afff1"/>
         <w:ind w:right="282"/>
       </w:pPr>
     </w:p>
     <w:p>
       <w:pPr>
-        <w:pStyle w:val="afff0"/>
+        <w:pStyle w:val="afff1"/>
         <w:ind w:right="282"/>
       </w:pPr>
     </w:p>
     <w:p>
       <w:pPr>
-        <w:pStyle w:val="afff0"/>
+        <w:pStyle w:val="afff1"/>
         <w:ind w:right="282"/>
       </w:pPr>
     </w:p>
     <w:p>
       <w:pPr>
-        <w:pStyle w:val="afff0"/>
+        <w:pStyle w:val="afff1"/>
         <w:ind w:right="282"/>
       </w:pPr>
     </w:p>
     <w:p>
       <w:pPr>
-        <w:pStyle w:val="afff0"/>
+        <w:pStyle w:val="afff1"/>
         <w:ind w:right="282"/>
       </w:pPr>
     </w:p>
     <w:p>
       <w:pPr>
-        <w:pStyle w:val="afff0"/>
+        <w:pStyle w:val="afff1"/>
         <w:ind w:right="282"/>
       </w:pPr>
     </w:p>
     <w:p>
       <w:pPr>
-        <w:pStyle w:val="afff0"/>
+        <w:pStyle w:val="afff1"/>
         <w:ind w:right="282"/>
       </w:pPr>
     </w:p>
     <w:p>
       <w:pPr>
-        <w:pStyle w:val="afff0"/>
+        <w:pStyle w:val="afff1"/>
         <w:ind w:right="282"/>
       </w:pPr>
     </w:p>
     <w:p>
       <w:pPr>
-        <w:pStyle w:val="afff0"/>
+        <w:pStyle w:val="afff1"/>
         <w:ind w:right="282"/>
       </w:pPr>
     </w:p>
     <w:p>
       <w:pPr>
-        <w:pStyle w:val="afff0"/>
+        <w:pStyle w:val="afff1"/>
         <w:ind w:right="282"/>
       </w:pPr>
     </w:p>
     <w:p>
       <w:pPr>
-        <w:pStyle w:val="afff0"/>
+        <w:pStyle w:val="afff1"/>
         <w:ind w:right="282"/>
       </w:pPr>
     </w:p>
     <w:p>
       <w:pPr>
-        <w:pStyle w:val="afff0"/>
+        <w:pStyle w:val="afff1"/>
         <w:ind w:right="282"/>
       </w:pPr>
     </w:p>
     <w:p>
       <w:pPr>
-        <w:pStyle w:val="afff0"/>
+        <w:pStyle w:val="afff1"/>
         <w:ind w:right="282"/>
       </w:pPr>
     </w:p>
     <w:p>
       <w:pPr>
-        <w:pStyle w:val="afff0"/>
-        <w:ind w:right="282"/>
+        <w:pStyle w:val="afff1"/>
+        <w:ind w:right="-1"/>
       </w:pPr>
     </w:p>
     <w:p>
       <w:pPr>
-        <w:pStyle w:val="afff0"/>
+        <w:pStyle w:val="afff1"/>
         <w:ind w:right="282"/>
       </w:pPr>
     </w:p>
     <w:p>
       <w:pPr>
-        <w:pStyle w:val="afff0"/>
+        <w:pStyle w:val="afff1"/>
         <w:ind w:right="282"/>
         <w:rPr>
           <w:i/>
@@ -1050,7 +1066,7 @@
     </w:p>
     <w:p>
       <w:pPr>
-        <w:pStyle w:val="afff0"/>
+        <w:pStyle w:val="afff1"/>
         <w:rPr>
           <w:i/>
           <w:iCs/>
@@ -1059,10 +1075,10 @@
           <w:szCs w:val="20"/>
         </w:rPr>
         <w:sectPr>
-          <w:headerReference w:type="first" r:id="rId12"/>
-          <w:footerReference w:type="first" r:id="rId13"/>
+          <w:headerReference w:type="first" r:id="rId14"/>
+          <w:footerReference w:type="first" r:id="rId15"/>
           <w:pgSz w:w="11907" w:h="16839" w:code="9"/>
-          <w:pgMar w:top="567" w:right="567" w:bottom="567" w:left="567" w:header="0" w:footer="227" w:gutter="851"/>
+          <w:pgMar w:top="567" w:right="567" w:bottom="567" w:left="567" w:header="227" w:footer="227" w:gutter="851"/>
           <w:cols w:space="708"/>
           <w:titlePg/>
           <w:docGrid w:linePitch="360"/>
@@ -1230,7 +1246,7 @@
       <w:r>
         <w:fldChar w:fldCharType="end"/>
       </w:r>
-      <w:bookmarkStart w:id="0" w:name="_Toc229833150"/>
+      <w:bookmarkStart w:id="0" w:name="_Toc239750458"/>
       <w:r>
         <w:rPr>
           <w:lang w:val="ru-RU"/>
@@ -1257,7 +1273,6 @@
       <w:r>
         <w:rPr>
           <w:snapToGrid/>
-          <w:color w:val="0000FF" w:themeColor="hyperlink"/>
           <w:szCs w:val="24"/>
           <w:u w:val="single"/>
         </w:rPr>
@@ -1266,25 +1281,23 @@
       <w:r>
         <w:rPr>
           <w:snapToGrid/>
-          <w:color w:val="0000FF" w:themeColor="hyperlink"/>
           <w:szCs w:val="24"/>
           <w:u w:val="single"/>
         </w:rPr>
-        <w:instrText xml:space="preserve"> TOC \o "1-2" \h \z \u </w:instrText>
+        <w:instrText xml:space="preserve"> TOC \o "1-1" \h \z \t "Заголовок 2;2;Заголовок 3;3;ДОК Заголовок 2;2;Подзаголовок;2;ДОК Текст 3уров 2-пункт;2;ДОК Текст 4уров 2-подраздел;2;ДОК Текст 4уров 3-пункт;3;ДОК Текст ур2 подраздел;2;ДОК Текст ур3 пункт;3;ДОК ПРИЛ ур2 раздел;3;ДОК Текст нумерованный;3" </w:instrText>
       </w:r>
       <w:r>
         <w:rPr>
           <w:snapToGrid/>
-          <w:color w:val="0000FF" w:themeColor="hyperlink"/>
           <w:szCs w:val="24"/>
           <w:u w:val="single"/>
         </w:rPr>
         <w:fldChar w:fldCharType="separate"/>
       </w:r>
-      <w:hyperlink w:anchor="_Toc229833150" w:history="1">
+      <w:hyperlink w:anchor="_Toc239750458" w:history="1">
         <w:r>
           <w:rPr>
-            <w:rStyle w:val="afff2"/>
+            <w:rStyle w:val="afff3"/>
           </w:rPr>
           <w:t>СОДЕРЖАНИЕ</w:t>
         </w:r>
@@ -1304,7 +1317,7 @@
           <w:rPr>
             <w:webHidden/>
           </w:rPr>
-          <w:instrText xml:space="preserve"> PAGEREF _Toc229833150 \h </w:instrText>
+          <w:instrText xml:space="preserve"> PAGEREF _Toc239750458 \h </w:instrText>
         </w:r>
         <w:r>
           <w:rPr>
@@ -1342,7 +1355,7 @@
         <w:rPr>
           <w:noProof/>
           <w:snapToGrid/>
-          <w:color w:val="0000FF" w:themeColor="hyperlink"/>
+          <w:color w:val="365F91" w:themeColor="accent1" w:themeShade="BF"/>
           <w:szCs w:val="24"/>
           <w:u w:val="single"/>
         </w:rPr>
@@ -1358,8 +1371,10 @@
       </w:pPr>
     </w:p>
     <w:sectPr>
+      <w:headerReference w:type="default" r:id="rId16"/>
+      <w:footerReference w:type="default" r:id="rId17"/>
       <w:pgSz w:w="11907" w:h="16839" w:code="9"/>
-      <w:pgMar w:top="397" w:right="454" w:bottom="397" w:left="851" w:header="0" w:footer="170" w:gutter="0"/>
+      <w:pgMar w:top="567" w:right="567" w:bottom="567" w:left="1418" w:header="227" w:footer="227" w:gutter="0"/>
       <w:cols w:space="708"/>
       <w:docGrid w:linePitch="360"/>
     </w:sectPr>
@@ -1390,7 +1405,17 @@
 <w:ftr xmlns:wpc="http://schemas.microsoft.com/office/word/2010/wordprocessingCanvas" xmlns:cx="http://schemas.microsoft.com/office/drawing/2014/chartex" xmlns:cx1="http://schemas.microsoft.com/office/drawing/2015/9/8/chartex" xmlns:cx2="http://schemas.microsoft.com/office/drawing/2015/10/21/chartex" xmlns:cx3="http://schemas.microsoft.com/office/drawing/2016/5/9/chartex" xmlns:cx4="http://schemas.microsoft.com/office/drawing/2016/5/10/chartex" xmlns:cx5="http://schemas.microsoft.com/office/drawing/2016/5/11/chartex" xmlns:cx6="http://schemas.microsoft.com/office/drawing/2016/5/12/chartex" xmlns:cx7="http://schemas.microsoft.com/office/drawing/2016/5/13/chartex" xmlns:cx8="http://schemas.microsoft.com/office/drawing/2016/5/14/chartex" xmlns:mc="http://schemas.openxmlformats.org/markup-compatibility/2006" xmlns:aink="http://schemas.microsoft.com/office/drawing/2016/ink" xmlns:am3d="http://schemas.microsoft.com/office/drawing/2017/model3d" xmlns:o="urn:schemas-microsoft-com:office:office" xmlns:oel="http://schemas.microsoft.com/office/2019/extlst" xmlns:r="http://schemas.openxmlformats.org/officeDocument/2006/relationships" xmlns:m="http://schemas.openxmlformats.org/officeDocument/2006/math" xmlns:v="urn:schemas-microsoft-com:vml" xmlns:wp14="http://schemas.microsoft.com/office/word/2010/wordprocessingDrawing" xmlns:wp="http://schemas.openxmlformats.org/drawingml/2006/wordprocessingDrawing" xmlns:w10="urn:schemas-microsoft-com:office:word" xmlns:w="http://schemas.openxmlformats.org/wordprocessingml/2006/main" xmlns:w14="http://schemas.microsoft.com/office/word/2010/wordml" xmlns:w15="http://schemas.microsoft.com/office/word/2012/wordml" xmlns:w16cex="http://schemas.microsoft.com/office/word/2018/wordml/cex" xmlns:w16cid="http://schemas.microsoft.com/office/word/2016/wordml/cid" xmlns:w16="http://schemas.microsoft.com/office/word/2018/wordml" xmlns:w16sdtdh="http://schemas.microsoft.com/office/word/2020/wordml/sdtdatahash" xmlns:w16se="http://schemas.microsoft.com/office/word/2015/wordml/symex" xmlns:wpg="http://schemas.microsoft.com/office/word/2010/wordprocessingGroup" xmlns:wpi="http://schemas.microsoft.com/office/word/2010/wordprocessingInk" xmlns:wne="http://schemas.microsoft.com/office/word/2006/wordml" xmlns:wps="http://schemas.microsoft.com/office/word/2010/wordprocessingShape" mc:Ignorable="w14 w15 w16se w16cid w16 w16cex w16sdtdh wp14">
   <w:p>
     <w:pPr>
-      <w:pStyle w:val="afff5"/>
+      <w:pStyle w:val="afff6"/>
+    </w:pPr>
+  </w:p>
+</w:ftr>
+</file>
+
+<file path=word/footer2.xml><?xml version="1.0" encoding="utf-8"?>
+<w:ftr xmlns:wpc="http://schemas.microsoft.com/office/word/2010/wordprocessingCanvas" xmlns:cx="http://schemas.microsoft.com/office/drawing/2014/chartex" xmlns:cx1="http://schemas.microsoft.com/office/drawing/2015/9/8/chartex" xmlns:cx2="http://schemas.microsoft.com/office/drawing/2015/10/21/chartex" xmlns:cx3="http://schemas.microsoft.com/office/drawing/2016/5/9/chartex" xmlns:cx4="http://schemas.microsoft.com/office/drawing/2016/5/10/chartex" xmlns:cx5="http://schemas.microsoft.com/office/drawing/2016/5/11/chartex" xmlns:cx6="http://schemas.microsoft.com/office/drawing/2016/5/12/chartex" xmlns:cx7="http://schemas.microsoft.com/office/drawing/2016/5/13/chartex" xmlns:cx8="http://schemas.microsoft.com/office/drawing/2016/5/14/chartex" xmlns:mc="http://schemas.openxmlformats.org/markup-compatibility/2006" xmlns:aink="http://schemas.microsoft.com/office/drawing/2016/ink" xmlns:am3d="http://schemas.microsoft.com/office/drawing/2017/model3d" xmlns:o="urn:schemas-microsoft-com:office:office" xmlns:oel="http://schemas.microsoft.com/office/2019/extlst" xmlns:r="http://schemas.openxmlformats.org/officeDocument/2006/relationships" xmlns:m="http://schemas.openxmlformats.org/officeDocument/2006/math" xmlns:v="urn:schemas-microsoft-com:vml" xmlns:wp14="http://schemas.microsoft.com/office/word/2010/wordprocessingDrawing" xmlns:wp="http://schemas.openxmlformats.org/drawingml/2006/wordprocessingDrawing" xmlns:w10="urn:schemas-microsoft-com:office:word" xmlns:w="http://schemas.openxmlformats.org/wordprocessingml/2006/main" xmlns:w14="http://schemas.microsoft.com/office/word/2010/wordml" xmlns:w15="http://schemas.microsoft.com/office/word/2012/wordml" xmlns:w16cex="http://schemas.microsoft.com/office/word/2018/wordml/cex" xmlns:w16cid="http://schemas.microsoft.com/office/word/2016/wordml/cid" xmlns:w16="http://schemas.microsoft.com/office/word/2018/wordml" xmlns:w16sdtdh="http://schemas.microsoft.com/office/word/2020/wordml/sdtdatahash" xmlns:w16se="http://schemas.microsoft.com/office/word/2015/wordml/symex" xmlns:wpg="http://schemas.microsoft.com/office/word/2010/wordprocessingGroup" xmlns:wpi="http://schemas.microsoft.com/office/word/2010/wordprocessingInk" xmlns:wne="http://schemas.microsoft.com/office/word/2006/wordml" xmlns:wps="http://schemas.microsoft.com/office/word/2010/wordprocessingShape" mc:Ignorable="w14 w15 w16se w16cid w16 w16cex w16sdtdh wp14">
+  <w:p>
+    <w:pPr>
+      <w:pStyle w:val="afff6"/>
       <w:pBdr>
         <w:top w:val="single" w:sz="4" w:space="1" w:color="auto"/>
       </w:pBdr>
@@ -1406,7 +1431,7 @@
     </w:pPr>
     <w:r>
       <w:rPr>
-        <w:rStyle w:val="afff1"/>
+        <w:rStyle w:val="afff2"/>
       </w:rPr>
       <w:t>Бланк уставок</w:t>
     </w:r>
@@ -1446,107 +1471,6 @@
         <w:szCs w:val="24"/>
       </w:rPr>
       <w:fldChar w:fldCharType="end"/>
-    </w:r>
-  </w:p>
-</w:ftr>
-</file>
-
-<file path=word/footer2.xml><?xml version="1.0" encoding="utf-8"?>
-<w:ftr xmlns:wpc="http://schemas.microsoft.com/office/word/2010/wordprocessingCanvas" xmlns:cx="http://schemas.microsoft.com/office/drawing/2014/chartex" xmlns:cx1="http://schemas.microsoft.com/office/drawing/2015/9/8/chartex" xmlns:cx2="http://schemas.microsoft.com/office/drawing/2015/10/21/chartex" xmlns:cx3="http://schemas.microsoft.com/office/drawing/2016/5/9/chartex" xmlns:cx4="http://schemas.microsoft.com/office/drawing/2016/5/10/chartex" xmlns:cx5="http://schemas.microsoft.com/office/drawing/2016/5/11/chartex" xmlns:cx6="http://schemas.microsoft.com/office/drawing/2016/5/12/chartex" xmlns:cx7="http://schemas.microsoft.com/office/drawing/2016/5/13/chartex" xmlns:cx8="http://schemas.microsoft.com/office/drawing/2016/5/14/chartex" xmlns:mc="http://schemas.openxmlformats.org/markup-compatibility/2006" xmlns:aink="http://schemas.microsoft.com/office/drawing/2016/ink" xmlns:am3d="http://schemas.microsoft.com/office/drawing/2017/model3d" xmlns:o="urn:schemas-microsoft-com:office:office" xmlns:oel="http://schemas.microsoft.com/office/2019/extlst" xmlns:r="http://schemas.openxmlformats.org/officeDocument/2006/relationships" xmlns:m="http://schemas.openxmlformats.org/officeDocument/2006/math" xmlns:v="urn:schemas-microsoft-com:vml" xmlns:wp14="http://schemas.microsoft.com/office/word/2010/wordprocessingDrawing" xmlns:wp="http://schemas.openxmlformats.org/drawingml/2006/wordprocessingDrawing" xmlns:w10="urn:schemas-microsoft-com:office:word" xmlns:w="http://schemas.openxmlformats.org/wordprocessingml/2006/main" xmlns:w14="http://schemas.microsoft.com/office/word/2010/wordml" xmlns:w15="http://schemas.microsoft.com/office/word/2012/wordml" xmlns:w16cex="http://schemas.microsoft.com/office/word/2018/wordml/cex" xmlns:w16cid="http://schemas.microsoft.com/office/word/2016/wordml/cid" xmlns:w16="http://schemas.microsoft.com/office/word/2018/wordml" xmlns:w16sdtdh="http://schemas.microsoft.com/office/word/2020/wordml/sdtdatahash" xmlns:w16se="http://schemas.microsoft.com/office/word/2015/wordml/symex" xmlns:wpg="http://schemas.microsoft.com/office/word/2010/wordprocessingGroup" xmlns:wpi="http://schemas.microsoft.com/office/word/2010/wordprocessingInk" xmlns:wne="http://schemas.microsoft.com/office/word/2006/wordml" xmlns:wps="http://schemas.microsoft.com/office/word/2010/wordprocessingShape" mc:Ignorable="w14 w15 w16se w16cid w16 w16cex w16sdtdh wp14">
-  <w:p>
-    <w:pPr>
-      <w:pStyle w:val="afff5"/>
-      <w:pBdr>
-        <w:top w:val="single" w:sz="4" w:space="1" w:color="auto"/>
-      </w:pBdr>
-      <w:tabs>
-        <w:tab w:val="clear" w:pos="4677"/>
-        <w:tab w:val="clear" w:pos="9355"/>
-        <w:tab w:val="right" w:pos="9923"/>
-        <w:tab w:val="right" w:pos="13892"/>
-      </w:tabs>
-      <w:jc w:val="both"/>
-      <w:rPr>
-        <w:b/>
-      </w:rPr>
-    </w:pPr>
-    <w:r>
-      <w:rPr>
-        <w:rStyle w:val="afff1"/>
-        <w:lang w:val="en-US"/>
-      </w:rPr>
-      <w:t>https</w:t>
-    </w:r>
-    <w:r>
-      <w:rPr>
-        <w:rStyle w:val="afff1"/>
-      </w:rPr>
-      <w:t>://</w:t>
-    </w:r>
-    <w:proofErr w:type="spellStart"/>
-    <w:r>
-      <w:rPr>
-        <w:rStyle w:val="afff1"/>
-        <w:lang w:val="en-US"/>
-      </w:rPr>
-      <w:t>uni</w:t>
-    </w:r>
-    <w:proofErr w:type="spellEnd"/>
-    <w:r>
-      <w:rPr>
-        <w:rStyle w:val="afff1"/>
-      </w:rPr>
-      <w:t>-</w:t>
-    </w:r>
-    <w:proofErr w:type="spellStart"/>
-    <w:r>
-      <w:rPr>
-        <w:rStyle w:val="afff1"/>
-        <w:lang w:val="en-US"/>
-      </w:rPr>
-      <w:t>eng</w:t>
-    </w:r>
-    <w:proofErr w:type="spellEnd"/>
-    <w:r>
-      <w:rPr>
-        <w:rStyle w:val="afff1"/>
-      </w:rPr>
-      <w:t>.</w:t>
-    </w:r>
-    <w:proofErr w:type="spellStart"/>
-    <w:r>
-      <w:rPr>
-        <w:rStyle w:val="afff1"/>
-        <w:lang w:val="en-US"/>
-      </w:rPr>
-      <w:t>ru</w:t>
-    </w:r>
-    <w:proofErr w:type="spellEnd"/>
-    <w:r>
-      <w:rPr>
-        <w:b/>
-      </w:rPr>
-      <w:tab/>
-    </w:r>
-    <w:r>
-      <w:rPr>
-        <w:szCs w:val="24"/>
-      </w:rPr>
-      <w:t>ООО «</w:t>
-    </w:r>
-    <w:proofErr w:type="spellStart"/>
-    <w:r>
-      <w:rPr>
-        <w:szCs w:val="24"/>
-      </w:rPr>
-      <w:t>Юнител</w:t>
-    </w:r>
-    <w:proofErr w:type="spellEnd"/>
-    <w:r>
-      <w:rPr>
-        <w:szCs w:val="24"/>
-      </w:rPr>
-      <w:t xml:space="preserve"> Инжиниринг»</w:t>
     </w:r>
   </w:p>
 </w:ftr>
@@ -1556,9 +1480,206 @@
 <w:ftr xmlns:wpc="http://schemas.microsoft.com/office/word/2010/wordprocessingCanvas" xmlns:cx="http://schemas.microsoft.com/office/drawing/2014/chartex" xmlns:cx1="http://schemas.microsoft.com/office/drawing/2015/9/8/chartex" xmlns:cx2="http://schemas.microsoft.com/office/drawing/2015/10/21/chartex" xmlns:cx3="http://schemas.microsoft.com/office/drawing/2016/5/9/chartex" xmlns:cx4="http://schemas.microsoft.com/office/drawing/2016/5/10/chartex" xmlns:cx5="http://schemas.microsoft.com/office/drawing/2016/5/11/chartex" xmlns:cx6="http://schemas.microsoft.com/office/drawing/2016/5/12/chartex" xmlns:cx7="http://schemas.microsoft.com/office/drawing/2016/5/13/chartex" xmlns:cx8="http://schemas.microsoft.com/office/drawing/2016/5/14/chartex" xmlns:mc="http://schemas.openxmlformats.org/markup-compatibility/2006" xmlns:aink="http://schemas.microsoft.com/office/drawing/2016/ink" xmlns:am3d="http://schemas.microsoft.com/office/drawing/2017/model3d" xmlns:o="urn:schemas-microsoft-com:office:office" xmlns:oel="http://schemas.microsoft.com/office/2019/extlst" xmlns:r="http://schemas.openxmlformats.org/officeDocument/2006/relationships" xmlns:m="http://schemas.openxmlformats.org/officeDocument/2006/math" xmlns:v="urn:schemas-microsoft-com:vml" xmlns:wp14="http://schemas.microsoft.com/office/word/2010/wordprocessingDrawing" xmlns:wp="http://schemas.openxmlformats.org/drawingml/2006/wordprocessingDrawing" xmlns:w10="urn:schemas-microsoft-com:office:word" xmlns:w="http://schemas.openxmlformats.org/wordprocessingml/2006/main" xmlns:w14="http://schemas.microsoft.com/office/word/2010/wordml" xmlns:w15="http://schemas.microsoft.com/office/word/2012/wordml" xmlns:w16cex="http://schemas.microsoft.com/office/word/2018/wordml/cex" xmlns:w16cid="http://schemas.microsoft.com/office/word/2016/wordml/cid" xmlns:w16="http://schemas.microsoft.com/office/word/2018/wordml" xmlns:w16sdtdh="http://schemas.microsoft.com/office/word/2020/wordml/sdtdatahash" xmlns:w16se="http://schemas.microsoft.com/office/word/2015/wordml/symex" xmlns:wpg="http://schemas.microsoft.com/office/word/2010/wordprocessingGroup" xmlns:wpi="http://schemas.microsoft.com/office/word/2010/wordprocessingInk" xmlns:wne="http://schemas.microsoft.com/office/word/2006/wordml" xmlns:wps="http://schemas.microsoft.com/office/word/2010/wordprocessingShape" mc:Ignorable="w14 w15 w16se w16cid w16 w16cex w16sdtdh wp14">
   <w:p>
     <w:pPr>
-      <w:pStyle w:val="afff5"/>
+      <w:pStyle w:val="afff6"/>
       <w:pBdr>
-        <w:top w:val="single" w:sz="4" w:space="1" w:color="auto"/>
+        <w:top w:val="single" w:sz="12" w:space="1" w:color="365F91" w:themeColor="accent1" w:themeShade="BF"/>
+      </w:pBdr>
+      <w:tabs>
+        <w:tab w:val="clear" w:pos="4677"/>
+        <w:tab w:val="clear" w:pos="9355"/>
+        <w:tab w:val="left" w:pos="3604"/>
+        <w:tab w:val="right" w:pos="9923"/>
+        <w:tab w:val="right" w:pos="13892"/>
+      </w:tabs>
+      <w:spacing w:before="60" w:line="240" w:lineRule="auto"/>
+      <w:jc w:val="both"/>
+      <w:rPr>
+        <w:b/>
+        <w:sz w:val="20"/>
+        <w:szCs w:val="16"/>
+      </w:rPr>
+    </w:pPr>
+    <w:r>
+      <w:rPr>
+        <w:rStyle w:val="afff2"/>
+        <w:sz w:val="20"/>
+        <w:szCs w:val="16"/>
+        <w:lang w:val="en-US"/>
+      </w:rPr>
+      <w:t>https</w:t>
+    </w:r>
+    <w:r>
+      <w:rPr>
+        <w:rStyle w:val="afff2"/>
+        <w:sz w:val="20"/>
+        <w:szCs w:val="16"/>
+      </w:rPr>
+      <w:t>://</w:t>
+    </w:r>
+    <w:proofErr w:type="spellStart"/>
+    <w:r>
+      <w:rPr>
+        <w:rStyle w:val="afff2"/>
+        <w:sz w:val="20"/>
+        <w:szCs w:val="16"/>
+        <w:lang w:val="en-US"/>
+      </w:rPr>
+      <w:t>uni</w:t>
+    </w:r>
+    <w:proofErr w:type="spellEnd"/>
+    <w:r>
+      <w:rPr>
+        <w:rStyle w:val="afff2"/>
+        <w:sz w:val="20"/>
+        <w:szCs w:val="16"/>
+      </w:rPr>
+      <w:t>-</w:t>
+    </w:r>
+    <w:proofErr w:type="spellStart"/>
+    <w:r>
+      <w:rPr>
+        <w:rStyle w:val="afff2"/>
+        <w:sz w:val="20"/>
+        <w:szCs w:val="16"/>
+        <w:lang w:val="en-US"/>
+      </w:rPr>
+      <w:t>eng</w:t>
+    </w:r>
+    <w:proofErr w:type="spellEnd"/>
+    <w:r>
+      <w:rPr>
+        <w:rStyle w:val="afff2"/>
+        <w:sz w:val="20"/>
+        <w:szCs w:val="16"/>
+      </w:rPr>
+      <w:t>.</w:t>
+    </w:r>
+    <w:proofErr w:type="spellStart"/>
+    <w:r>
+      <w:rPr>
+        <w:rStyle w:val="afff2"/>
+        <w:sz w:val="20"/>
+        <w:szCs w:val="16"/>
+        <w:lang w:val="en-US"/>
+      </w:rPr>
+      <w:t>ru</w:t>
+    </w:r>
+    <w:proofErr w:type="spellEnd"/>
+    <w:r>
+      <w:rPr>
+        <w:b/>
+      </w:rPr>
+      <w:tab/>
+    </w:r>
+    <w:r>
+      <w:rPr>
+        <w:b/>
+      </w:rPr>
+      <w:tab/>
+    </w:r>
+    <w:r>
+      <w:rPr>
+        <w:sz w:val="20"/>
+      </w:rPr>
+      <w:t>ООО «</w:t>
+    </w:r>
+    <w:proofErr w:type="spellStart"/>
+    <w:r>
+      <w:rPr>
+        <w:sz w:val="20"/>
+      </w:rPr>
+      <w:t>Юнител</w:t>
+    </w:r>
+    <w:proofErr w:type="spellEnd"/>
+    <w:r>
+      <w:rPr>
+        <w:sz w:val="20"/>
+      </w:rPr>
+      <w:t xml:space="preserve"> Инжиниринг»</w:t>
+    </w:r>
+  </w:p>
+</w:ftr>
+</file>
+
+<file path=word/footer4.xml><?xml version="1.0" encoding="utf-8"?>
+<w:ftr xmlns:wpc="http://schemas.microsoft.com/office/word/2010/wordprocessingCanvas" xmlns:cx="http://schemas.microsoft.com/office/drawing/2014/chartex" xmlns:cx1="http://schemas.microsoft.com/office/drawing/2015/9/8/chartex" xmlns:cx2="http://schemas.microsoft.com/office/drawing/2015/10/21/chartex" xmlns:cx3="http://schemas.microsoft.com/office/drawing/2016/5/9/chartex" xmlns:cx4="http://schemas.microsoft.com/office/drawing/2016/5/10/chartex" xmlns:cx5="http://schemas.microsoft.com/office/drawing/2016/5/11/chartex" xmlns:cx6="http://schemas.microsoft.com/office/drawing/2016/5/12/chartex" xmlns:cx7="http://schemas.microsoft.com/office/drawing/2016/5/13/chartex" xmlns:cx8="http://schemas.microsoft.com/office/drawing/2016/5/14/chartex" xmlns:mc="http://schemas.openxmlformats.org/markup-compatibility/2006" xmlns:aink="http://schemas.microsoft.com/office/drawing/2016/ink" xmlns:am3d="http://schemas.microsoft.com/office/drawing/2017/model3d" xmlns:o="urn:schemas-microsoft-com:office:office" xmlns:oel="http://schemas.microsoft.com/office/2019/extlst" xmlns:r="http://schemas.openxmlformats.org/officeDocument/2006/relationships" xmlns:m="http://schemas.openxmlformats.org/officeDocument/2006/math" xmlns:v="urn:schemas-microsoft-com:vml" xmlns:wp14="http://schemas.microsoft.com/office/word/2010/wordprocessingDrawing" xmlns:wp="http://schemas.openxmlformats.org/drawingml/2006/wordprocessingDrawing" xmlns:w10="urn:schemas-microsoft-com:office:word" xmlns:w="http://schemas.openxmlformats.org/wordprocessingml/2006/main" xmlns:w14="http://schemas.microsoft.com/office/word/2010/wordml" xmlns:w15="http://schemas.microsoft.com/office/word/2012/wordml" xmlns:w16cex="http://schemas.microsoft.com/office/word/2018/wordml/cex" xmlns:w16cid="http://schemas.microsoft.com/office/word/2016/wordml/cid" xmlns:w16="http://schemas.microsoft.com/office/word/2018/wordml" xmlns:w16sdtdh="http://schemas.microsoft.com/office/word/2020/wordml/sdtdatahash" xmlns:w16se="http://schemas.microsoft.com/office/word/2015/wordml/symex" xmlns:wpg="http://schemas.microsoft.com/office/word/2010/wordprocessingGroup" xmlns:wpi="http://schemas.microsoft.com/office/word/2010/wordprocessingInk" xmlns:wne="http://schemas.microsoft.com/office/word/2006/wordml" xmlns:wps="http://schemas.microsoft.com/office/word/2010/wordprocessingShape" mc:Ignorable="w14 w15 w16se w16cid w16 w16cex w16sdtdh wp14">
+  <w:p>
+    <w:pPr>
+      <w:pStyle w:val="afff6"/>
+      <w:pBdr>
+        <w:top w:val="single" w:sz="12" w:space="1" w:color="365F91" w:themeColor="accent1" w:themeShade="BF"/>
+      </w:pBdr>
+      <w:tabs>
+        <w:tab w:val="clear" w:pos="4677"/>
+        <w:tab w:val="clear" w:pos="9355"/>
+        <w:tab w:val="right" w:pos="15705"/>
+      </w:tabs>
+      <w:spacing w:line="240" w:lineRule="auto"/>
+      <w:jc w:val="both"/>
+      <w:rPr>
+        <w:b/>
+        <w:sz w:val="20"/>
+        <w:szCs w:val="16"/>
+      </w:rPr>
+    </w:pPr>
+    <w:r>
+      <w:rPr>
+        <w:rStyle w:val="afff2"/>
+        <w:sz w:val="20"/>
+        <w:szCs w:val="16"/>
+      </w:rPr>
+      <w:t>Бланк уставок</w:t>
+    </w:r>
+    <w:r>
+      <w:rPr>
+        <w:b/>
+        <w:sz w:val="20"/>
+        <w:szCs w:val="16"/>
+      </w:rPr>
+      <w:tab/>
+    </w:r>
+    <w:r>
+      <w:rPr>
+        <w:sz w:val="20"/>
+      </w:rPr>
+      <w:fldChar w:fldCharType="begin"/>
+    </w:r>
+    <w:r>
+      <w:rPr>
+        <w:sz w:val="20"/>
+      </w:rPr>
+      <w:instrText xml:space="preserve"> PAGE   \* MERGEFORMAT </w:instrText>
+    </w:r>
+    <w:r>
+      <w:rPr>
+        <w:sz w:val="20"/>
+      </w:rPr>
+      <w:fldChar w:fldCharType="separate"/>
+    </w:r>
+    <w:r>
+      <w:rPr>
+        <w:noProof/>
+        <w:sz w:val="20"/>
+      </w:rPr>
+      <w:t>2</w:t>
+    </w:r>
+    <w:r>
+      <w:rPr>
+        <w:sz w:val="20"/>
+      </w:rPr>
+      <w:fldChar w:fldCharType="end"/>
+    </w:r>
+  </w:p>
+</w:ftr>
+</file>
+
+<file path=word/footer5.xml><?xml version="1.0" encoding="utf-8"?>
+<w:ftr xmlns:wpc="http://schemas.microsoft.com/office/word/2010/wordprocessingCanvas" xmlns:cx="http://schemas.microsoft.com/office/drawing/2014/chartex" xmlns:cx1="http://schemas.microsoft.com/office/drawing/2015/9/8/chartex" xmlns:cx2="http://schemas.microsoft.com/office/drawing/2015/10/21/chartex" xmlns:cx3="http://schemas.microsoft.com/office/drawing/2016/5/9/chartex" xmlns:cx4="http://schemas.microsoft.com/office/drawing/2016/5/10/chartex" xmlns:cx5="http://schemas.microsoft.com/office/drawing/2016/5/11/chartex" xmlns:cx6="http://schemas.microsoft.com/office/drawing/2016/5/12/chartex" xmlns:cx7="http://schemas.microsoft.com/office/drawing/2016/5/13/chartex" xmlns:cx8="http://schemas.microsoft.com/office/drawing/2016/5/14/chartex" xmlns:mc="http://schemas.openxmlformats.org/markup-compatibility/2006" xmlns:aink="http://schemas.microsoft.com/office/drawing/2016/ink" xmlns:am3d="http://schemas.microsoft.com/office/drawing/2017/model3d" xmlns:o="urn:schemas-microsoft-com:office:office" xmlns:oel="http://schemas.microsoft.com/office/2019/extlst" xmlns:r="http://schemas.openxmlformats.org/officeDocument/2006/relationships" xmlns:m="http://schemas.openxmlformats.org/officeDocument/2006/math" xmlns:v="urn:schemas-microsoft-com:vml" xmlns:wp14="http://schemas.microsoft.com/office/word/2010/wordprocessingDrawing" xmlns:wp="http://schemas.openxmlformats.org/drawingml/2006/wordprocessingDrawing" xmlns:w10="urn:schemas-microsoft-com:office:word" xmlns:w="http://schemas.openxmlformats.org/wordprocessingml/2006/main" xmlns:w14="http://schemas.microsoft.com/office/word/2010/wordml" xmlns:w15="http://schemas.microsoft.com/office/word/2012/wordml" xmlns:w16cex="http://schemas.microsoft.com/office/word/2018/wordml/cex" xmlns:w16cid="http://schemas.microsoft.com/office/word/2016/wordml/cid" xmlns:w16="http://schemas.microsoft.com/office/word/2018/wordml" xmlns:w16sdtdh="http://schemas.microsoft.com/office/word/2020/wordml/sdtdatahash" xmlns:w16se="http://schemas.microsoft.com/office/word/2015/wordml/symex" xmlns:wpg="http://schemas.microsoft.com/office/word/2010/wordprocessingGroup" xmlns:wpi="http://schemas.microsoft.com/office/word/2010/wordprocessingInk" xmlns:wne="http://schemas.microsoft.com/office/word/2006/wordml" xmlns:wps="http://schemas.microsoft.com/office/word/2010/wordprocessingShape" mc:Ignorable="w14 w15 w16se w16cid w16 w16cex w16sdtdh wp14">
+  <w:p>
+    <w:pPr>
+      <w:pStyle w:val="afff6"/>
+      <w:pBdr>
+        <w:top w:val="single" w:sz="12" w:space="1" w:color="365F91" w:themeColor="accent1" w:themeShade="BF"/>
       </w:pBdr>
       <w:tabs>
         <w:tab w:val="clear" w:pos="4677"/>
@@ -1568,48 +1689,53 @@
       <w:jc w:val="both"/>
       <w:rPr>
         <w:b/>
+        <w:sz w:val="20"/>
+        <w:szCs w:val="16"/>
       </w:rPr>
     </w:pPr>
     <w:r>
       <w:rPr>
-        <w:rStyle w:val="afff1"/>
+        <w:rStyle w:val="afff2"/>
+        <w:sz w:val="20"/>
+        <w:szCs w:val="16"/>
       </w:rPr>
       <w:t>Бланк уставок</w:t>
     </w:r>
     <w:r>
       <w:rPr>
         <w:b/>
+        <w:sz w:val="20"/>
+        <w:szCs w:val="16"/>
       </w:rPr>
       <w:tab/>
     </w:r>
     <w:r>
       <w:rPr>
-        <w:szCs w:val="24"/>
+        <w:sz w:val="20"/>
       </w:rPr>
       <w:fldChar w:fldCharType="begin"/>
     </w:r>
     <w:r>
       <w:rPr>
-        <w:szCs w:val="24"/>
+        <w:sz w:val="20"/>
       </w:rPr>
       <w:instrText xml:space="preserve"> PAGE   \* MERGEFORMAT </w:instrText>
     </w:r>
     <w:r>
       <w:rPr>
-        <w:szCs w:val="24"/>
+        <w:sz w:val="20"/>
       </w:rPr>
       <w:fldChar w:fldCharType="separate"/>
     </w:r>
     <w:r>
       <w:rPr>
-        <w:noProof/>
-        <w:szCs w:val="24"/>
+        <w:sz w:val="20"/>
       </w:rPr>
       <w:t>2</w:t>
     </w:r>
     <w:r>
       <w:rPr>
-        <w:szCs w:val="24"/>
+        <w:sz w:val="20"/>
       </w:rPr>
       <w:fldChar w:fldCharType="end"/>
     </w:r>
@@ -1640,55 +1766,7 @@
 <w:hdr xmlns:wpc="http://schemas.microsoft.com/office/word/2010/wordprocessingCanvas" xmlns:cx="http://schemas.microsoft.com/office/drawing/2014/chartex" xmlns:cx1="http://schemas.microsoft.com/office/drawing/2015/9/8/chartex" xmlns:cx2="http://schemas.microsoft.com/office/drawing/2015/10/21/chartex" xmlns:cx3="http://schemas.microsoft.com/office/drawing/2016/5/9/chartex" xmlns:cx4="http://schemas.microsoft.com/office/drawing/2016/5/10/chartex" xmlns:cx5="http://schemas.microsoft.com/office/drawing/2016/5/11/chartex" xmlns:cx6="http://schemas.microsoft.com/office/drawing/2016/5/12/chartex" xmlns:cx7="http://schemas.microsoft.com/office/drawing/2016/5/13/chartex" xmlns:cx8="http://schemas.microsoft.com/office/drawing/2016/5/14/chartex" xmlns:mc="http://schemas.openxmlformats.org/markup-compatibility/2006" xmlns:aink="http://schemas.microsoft.com/office/drawing/2016/ink" xmlns:am3d="http://schemas.microsoft.com/office/drawing/2017/model3d" xmlns:o="urn:schemas-microsoft-com:office:office" xmlns:oel="http://schemas.microsoft.com/office/2019/extlst" xmlns:r="http://schemas.openxmlformats.org/officeDocument/2006/relationships" xmlns:m="http://schemas.openxmlformats.org/officeDocument/2006/math" xmlns:v="urn:schemas-microsoft-com:vml" xmlns:wp14="http://schemas.microsoft.com/office/word/2010/wordprocessingDrawing" xmlns:wp="http://schemas.openxmlformats.org/drawingml/2006/wordprocessingDrawing" xmlns:w10="urn:schemas-microsoft-com:office:word" xmlns:w="http://schemas.openxmlformats.org/wordprocessingml/2006/main" xmlns:w14="http://schemas.microsoft.com/office/word/2010/wordml" xmlns:w15="http://schemas.microsoft.com/office/word/2012/wordml" xmlns:w16cex="http://schemas.microsoft.com/office/word/2018/wordml/cex" xmlns:w16cid="http://schemas.microsoft.com/office/word/2016/wordml/cid" xmlns:w16="http://schemas.microsoft.com/office/word/2018/wordml" xmlns:w16sdtdh="http://schemas.microsoft.com/office/word/2020/wordml/sdtdatahash" xmlns:w16se="http://schemas.microsoft.com/office/word/2015/wordml/symex" xmlns:wpg="http://schemas.microsoft.com/office/word/2010/wordprocessingGroup" xmlns:wpi="http://schemas.microsoft.com/office/word/2010/wordprocessingInk" xmlns:wne="http://schemas.microsoft.com/office/word/2006/wordml" xmlns:wps="http://schemas.microsoft.com/office/word/2010/wordprocessingShape" mc:Ignorable="w14 w15 w16se w16cid w16 w16cex w16sdtdh wp14">
   <w:p>
     <w:pPr>
-      <w:pBdr>
-        <w:bottom w:val="single" w:sz="4" w:space="1" w:color="auto"/>
-      </w:pBdr>
-      <w:tabs>
-        <w:tab w:val="right" w:pos="10206"/>
-      </w:tabs>
-      <w:spacing w:before="240"/>
-      <w:jc w:val="both"/>
-      <w:rPr>
-        <w:rStyle w:val="afff1"/>
-        <w:lang w:val="en-US"/>
-      </w:rPr>
-    </w:pPr>
-    <w:proofErr w:type="gramStart"/>
-    <w:r>
-      <w:rPr>
-        <w:rStyle w:val="afff1"/>
-        <w:lang w:val="en-US"/>
-      </w:rPr>
-      <w:t xml:space="preserve">ЮТКБ.656122.611-06.02 БУ</w:t>
-    </w:r>
-    <w:r>
-      <w:rPr>
-        <w:rStyle w:val="afff1"/>
-        <w:lang w:val="en-US"/>
-      </w:rPr>
-      <w:t xml:space="preserve"> Редакция 0.1 от 01.07.2026</w:t>
-    </w:r>
-    <w:r>
-      <w:rPr>
-        <w:rStyle w:val="afff1"/>
-        <w:lang w:val="en-US"/>
-      </w:rPr>
-      <w:tab/>
-    </w:r>
-    <w:r>
-      <w:rPr>
-        <w:rStyle w:val="afff1"/>
-        <w:lang w:val="en-US"/>
-      </w:rPr>
-      <w:t xml:space="preserve">ЮНИТ-М500-ДЗАТ</w:t>
-    </w:r>
-  </w:p>
-  <w:p>
-    <w:pPr>
-      <w:pStyle w:val="af7"/>
-      <w:rPr>
-        <w:lang w:val="en-US"/>
-      </w:rPr>
+      <w:pStyle w:val="afff4"/>
     </w:pPr>
   </w:p>
 </w:hdr>
@@ -1698,142 +1776,65 @@
 <w:hdr xmlns:wpc="http://schemas.microsoft.com/office/word/2010/wordprocessingCanvas" xmlns:cx="http://schemas.microsoft.com/office/drawing/2014/chartex" xmlns:cx1="http://schemas.microsoft.com/office/drawing/2015/9/8/chartex" xmlns:cx2="http://schemas.microsoft.com/office/drawing/2015/10/21/chartex" xmlns:cx3="http://schemas.microsoft.com/office/drawing/2016/5/9/chartex" xmlns:cx4="http://schemas.microsoft.com/office/drawing/2016/5/10/chartex" xmlns:cx5="http://schemas.microsoft.com/office/drawing/2016/5/11/chartex" xmlns:cx6="http://schemas.microsoft.com/office/drawing/2016/5/12/chartex" xmlns:cx7="http://schemas.microsoft.com/office/drawing/2016/5/13/chartex" xmlns:cx8="http://schemas.microsoft.com/office/drawing/2016/5/14/chartex" xmlns:mc="http://schemas.openxmlformats.org/markup-compatibility/2006" xmlns:aink="http://schemas.microsoft.com/office/drawing/2016/ink" xmlns:am3d="http://schemas.microsoft.com/office/drawing/2017/model3d" xmlns:o="urn:schemas-microsoft-com:office:office" xmlns:oel="http://schemas.microsoft.com/office/2019/extlst" xmlns:r="http://schemas.openxmlformats.org/officeDocument/2006/relationships" xmlns:m="http://schemas.openxmlformats.org/officeDocument/2006/math" xmlns:v="urn:schemas-microsoft-com:vml" xmlns:wp14="http://schemas.microsoft.com/office/word/2010/wordprocessingDrawing" xmlns:wp="http://schemas.openxmlformats.org/drawingml/2006/wordprocessingDrawing" xmlns:w10="urn:schemas-microsoft-com:office:word" xmlns:w="http://schemas.openxmlformats.org/wordprocessingml/2006/main" xmlns:w14="http://schemas.microsoft.com/office/word/2010/wordml" xmlns:w15="http://schemas.microsoft.com/office/word/2012/wordml" xmlns:w16cex="http://schemas.microsoft.com/office/word/2018/wordml/cex" xmlns:w16cid="http://schemas.microsoft.com/office/word/2016/wordml/cid" xmlns:w16="http://schemas.microsoft.com/office/word/2018/wordml" xmlns:w16sdtdh="http://schemas.microsoft.com/office/word/2020/wordml/sdtdatahash" xmlns:w16se="http://schemas.microsoft.com/office/word/2015/wordml/symex" xmlns:wpg="http://schemas.microsoft.com/office/word/2010/wordprocessingGroup" xmlns:wpi="http://schemas.microsoft.com/office/word/2010/wordprocessingInk" xmlns:wne="http://schemas.microsoft.com/office/word/2006/wordml" xmlns:wps="http://schemas.microsoft.com/office/word/2010/wordprocessingShape" mc:Ignorable="w14 w15 w16se w16cid w16 w16cex w16sdtdh wp14">
   <w:p>
     <w:pPr>
-      <w:pStyle w:val="afff3"/>
-    </w:pPr>
+      <w:pStyle w:val="afff4"/>
+      <w:pBdr>
+        <w:bottom w:val="single" w:sz="12" w:space="1" w:color="365F91" w:themeColor="accent1" w:themeShade="BF"/>
+      </w:pBdr>
+      <w:ind w:right="-1"/>
+      <w:jc w:val="right"/>
+      <w:rPr>
+        <w:rStyle w:val="afff2"/>
+        <w:bCs w:val="0"/>
+        <w:sz w:val="20"/>
+        <w:szCs w:val="16"/>
+      </w:rPr>
+    </w:pPr>
+    <w:proofErr w:type="gramStart"/>
     <w:r>
       <w:rPr>
-        <w:noProof/>
-        <w:lang w:val="en-US" w:eastAsia="en-US"/>
-      </w:rPr>
-      <mc:AlternateContent>
-        <mc:Choice Requires="wps">
-          <w:drawing>
-            <wp:anchor distT="0" distB="0" distL="114300" distR="114300" simplePos="0" relativeHeight="251658240" behindDoc="1" locked="0" layoutInCell="1" allowOverlap="1" wp14:anchorId="33AFDE50" wp14:editId="51A68F32">
-              <wp:simplePos x="0" y="0"/>
-              <wp:positionH relativeFrom="column">
-                <wp:posOffset>-230505</wp:posOffset>
-              </wp:positionH>
-              <wp:positionV relativeFrom="paragraph">
-                <wp:posOffset>1087755</wp:posOffset>
-              </wp:positionV>
-              <wp:extent cx="6541770" cy="635"/>
-              <wp:effectExtent l="38100" t="38100" r="68580" b="94615"/>
-              <wp:wrapNone/>
-              <wp:docPr id="1" name="AutoShape 4"/>
-              <wp:cNvGraphicFramePr>
-                <a:graphicFrameLocks xmlns:a="http://schemas.openxmlformats.org/drawingml/2006/main"/>
-              </wp:cNvGraphicFramePr>
-              <a:graphic xmlns:a="http://schemas.openxmlformats.org/drawingml/2006/main">
-                <a:graphicData uri="http://schemas.microsoft.com/office/word/2010/wordprocessingShape">
-                  <wps:wsp>
-                    <wps:cNvCnPr>
-                      <a:cxnSpLocks noChangeShapeType="1"/>
-                    </wps:cNvCnPr>
-                    <wps:spPr bwMode="auto">
-                      <a:xfrm>
-                        <a:off x="0" y="0"/>
-                        <a:ext cx="6541770" cy="635"/>
-                      </a:xfrm>
-                      <a:prstGeom prst="straightConnector1">
-                        <a:avLst/>
-                      </a:prstGeom>
-                      <a:ln>
-                        <a:solidFill>
-                          <a:srgbClr val="00CB62"/>
-                        </a:solidFill>
-                        <a:headEnd/>
-                        <a:tailEnd/>
-                      </a:ln>
-                      <a:effectLst>
-                        <a:glow>
-                          <a:srgbClr val="00CB62">
-                            <a:alpha val="89000"/>
-                          </a:srgbClr>
-                        </a:glow>
-                        <a:outerShdw blurRad="40000" dist="20000" dir="5400000" rotWithShape="0">
-                          <a:srgbClr val="000000">
-                            <a:alpha val="38000"/>
-                          </a:srgbClr>
-                        </a:outerShdw>
-                      </a:effectLst>
-                    </wps:spPr>
-                    <wps:style>
-                      <a:lnRef idx="2">
-                        <a:schemeClr val="accent3"/>
-                      </a:lnRef>
-                      <a:fillRef idx="0">
-                        <a:schemeClr val="accent3"/>
-                      </a:fillRef>
-                      <a:effectRef idx="1">
-                        <a:schemeClr val="accent3"/>
-                      </a:effectRef>
-                      <a:fontRef idx="minor">
-                        <a:schemeClr val="tx1"/>
-                      </a:fontRef>
-                    </wps:style>
-                    <wps:bodyPr/>
-                  </wps:wsp>
-                </a:graphicData>
-              </a:graphic>
-              <wp14:sizeRelH relativeFrom="page">
-                <wp14:pctWidth>0</wp14:pctWidth>
-              </wp14:sizeRelH>
-              <wp14:sizeRelV relativeFrom="page">
-                <wp14:pctHeight>0</wp14:pctHeight>
-              </wp14:sizeRelV>
-            </wp:anchor>
-          </w:drawing>
-        </mc:Choice>
-        <mc:Fallback>
-          <w:pict>
-            <v:shapetype w14:anchorId="0D901B7A" id="_x0000_t32" coordsize="21600,21600" o:spt="32" o:oned="t" path="m,l21600,21600e" filled="f">
-              <v:path arrowok="t" fillok="f" o:connecttype="none"/>
-              <o:lock v:ext="edit" shapetype="t"/>
-            </v:shapetype>
-            <v:shape id="AutoShape 4" o:spid="_x0000_s1026" type="#_x0000_t32" style="position:absolute;margin-left:-18.15pt;margin-top:85.65pt;width:515.1pt;height:.05pt;z-index:-251658240;visibility:visible;mso-wrap-style:square;mso-width-percent:0;mso-height-percent:0;mso-wrap-distance-left:9pt;mso-wrap-distance-top:0;mso-wrap-distance-right:9pt;mso-wrap-distance-bottom:0;mso-position-horizontal:absolute;mso-position-horizontal-relative:text;mso-position-vertical:absolute;mso-position-vertical-relative:text;mso-width-percent:0;mso-height-percent:0;mso-width-relative:page;mso-height-relative:page" o:gfxdata="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" strokecolor="#00cb62" strokeweight="2pt">
-              <v:shadow on="t" color="black" opacity="24903f" origin=",.5" offset="0,.55556mm"/>
-            </v:shape>
-          </w:pict>
-        </mc:Fallback>
-      </mc:AlternateContent>
+        <w:rStyle w:val="afff2"/>
+        <w:bCs w:val="0"/>
+        <w:sz w:val="20"/>
+        <w:szCs w:val="16"/>
+      </w:rPr>
+      <w:t xml:space="preserve">ЮТКБ.656122.611-11.02 БУ</w:t>
     </w:r>
-  </w:p>
-  <w:p>
-    <w:pPr>
-      <w:pStyle w:val="afff3"/>
-      <w:tabs>
-        <w:tab w:val="clear" w:pos="4677"/>
-        <w:tab w:val="clear" w:pos="9355"/>
-        <w:tab w:val="center" w:pos="1937"/>
-      </w:tabs>
-      <w:jc w:val="right"/>
-    </w:pPr>
     <w:r>
-      <w:object w:dxaOrig="12630" w:dyaOrig="4800" w14:anchorId="622FF2C6">
-        <v:shapetype id="_x0000_t75" coordsize="21600,21600" o:spt="75" o:preferrelative="t" path="m@4@5l@4@11@9@11@9@5xe" filled="f" stroked="f">
-          <v:stroke joinstyle="miter"/>
-          <v:formulas>
-            <v:f eqn="if lineDrawn pixelLineWidth 0"/>
-            <v:f eqn="sum @0 1 0"/>
-            <v:f eqn="sum 0 0 @1"/>
-            <v:f eqn="prod @2 1 2"/>
-            <v:f eqn="prod @3 21600 pixelWidth"/>
-            <v:f eqn="prod @3 21600 pixelHeight"/>
-            <v:f eqn="sum @0 0 1"/>
-            <v:f eqn="prod @6 1 2"/>
-            <v:f eqn="prod @7 21600 pixelWidth"/>
-            <v:f eqn="sum @8 21600 0"/>
-            <v:f eqn="prod @7 21600 pixelHeight"/>
-            <v:f eqn="sum @10 21600 0"/>
-          </v:formulas>
-          <v:path o:extrusionok="f" gradientshapeok="t" o:connecttype="rect"/>
-          <o:lock v:ext="edit" aspectratio="t"/>
-        </v:shapetype>
-        <v:shape id="_x0000_i1025" type="#_x0000_t75" style="width:163.45pt;height:62.3pt">
-          <v:imagedata r:id="rId1" o:title=""/>
-        </v:shape>
-        <o:OLEObject Type="Embed" ProgID="Acrobat.Document.DC" ShapeID="_x0000_i1025" DrawAspect="Content" ObjectID="_1843892594" r:id="rId2"/>
-      </w:object>
+      <w:rPr>
+        <w:rStyle w:val="afff2"/>
+        <w:bCs w:val="0"/>
+        <w:sz w:val="20"/>
+        <w:szCs w:val="16"/>
+      </w:rPr>
+      <w:ptab w:relativeTo="margin" w:alignment="center" w:leader="none"/>
+    </w:r>
+    <w:r>
+      <w:rPr>
+        <w:rStyle w:val="afff2"/>
+        <w:bCs w:val="0"/>
+        <w:color w:val="A6A6A6" w:themeColor="background1" w:themeShade="A6"/>
+        <w:sz w:val="20"/>
+        <w:szCs w:val="16"/>
+      </w:rPr>
+      <w:t xml:space="preserve">Редакция 1.0 от 09.09.2026</w:t>
+    </w:r>
+    <w:r>
+      <w:rPr>
+        <w:rStyle w:val="afff2"/>
+        <w:bCs w:val="0"/>
+        <w:sz w:val="20"/>
+        <w:szCs w:val="16"/>
+      </w:rPr>
+      <w:ptab w:relativeTo="margin" w:alignment="right" w:leader="none"/>
+    </w:r>
+    <w:r>
+      <w:rPr>
+        <w:rStyle w:val="afff2"/>
+        <w:bCs w:val="0"/>
+        <w:sz w:val="20"/>
+        <w:szCs w:val="16"/>
+      </w:rPr>
+      <w:t xml:space="preserve">ЮНИТ-М500-ШР</w:t>
     </w:r>
   </w:p>
 </w:hdr>
@@ -1843,47 +1844,219 @@
 <w:hdr xmlns:wpc="http://schemas.microsoft.com/office/word/2010/wordprocessingCanvas" xmlns:cx="http://schemas.microsoft.com/office/drawing/2014/chartex" xmlns:cx1="http://schemas.microsoft.com/office/drawing/2015/9/8/chartex" xmlns:cx2="http://schemas.microsoft.com/office/drawing/2015/10/21/chartex" xmlns:cx3="http://schemas.microsoft.com/office/drawing/2016/5/9/chartex" xmlns:cx4="http://schemas.microsoft.com/office/drawing/2016/5/10/chartex" xmlns:cx5="http://schemas.microsoft.com/office/drawing/2016/5/11/chartex" xmlns:cx6="http://schemas.microsoft.com/office/drawing/2016/5/12/chartex" xmlns:cx7="http://schemas.microsoft.com/office/drawing/2016/5/13/chartex" xmlns:cx8="http://schemas.microsoft.com/office/drawing/2016/5/14/chartex" xmlns:mc="http://schemas.openxmlformats.org/markup-compatibility/2006" xmlns:aink="http://schemas.microsoft.com/office/drawing/2016/ink" xmlns:am3d="http://schemas.microsoft.com/office/drawing/2017/model3d" xmlns:o="urn:schemas-microsoft-com:office:office" xmlns:oel="http://schemas.microsoft.com/office/2019/extlst" xmlns:r="http://schemas.openxmlformats.org/officeDocument/2006/relationships" xmlns:m="http://schemas.openxmlformats.org/officeDocument/2006/math" xmlns:v="urn:schemas-microsoft-com:vml" xmlns:wp14="http://schemas.microsoft.com/office/word/2010/wordprocessingDrawing" xmlns:wp="http://schemas.openxmlformats.org/drawingml/2006/wordprocessingDrawing" xmlns:w10="urn:schemas-microsoft-com:office:word" xmlns:w="http://schemas.openxmlformats.org/wordprocessingml/2006/main" xmlns:w14="http://schemas.microsoft.com/office/word/2010/wordml" xmlns:w15="http://schemas.microsoft.com/office/word/2012/wordml" xmlns:w16cex="http://schemas.microsoft.com/office/word/2018/wordml/cex" xmlns:w16cid="http://schemas.microsoft.com/office/word/2016/wordml/cid" xmlns:w16="http://schemas.microsoft.com/office/word/2018/wordml" xmlns:w16sdtdh="http://schemas.microsoft.com/office/word/2020/wordml/sdtdatahash" xmlns:w16se="http://schemas.microsoft.com/office/word/2015/wordml/symex" xmlns:wpg="http://schemas.microsoft.com/office/word/2010/wordprocessingGroup" xmlns:wpi="http://schemas.microsoft.com/office/word/2010/wordprocessingInk" xmlns:wne="http://schemas.microsoft.com/office/word/2006/wordml" xmlns:wps="http://schemas.microsoft.com/office/word/2010/wordprocessingShape" mc:Ignorable="w14 w15 w16se w16cid w16 w16cex w16sdtdh wp14">
   <w:p>
     <w:pPr>
+      <w:pStyle w:val="afff4"/>
+      <w:rPr>
+        <w:lang w:val="en-US"/>
+      </w:rPr>
+    </w:pPr>
+  </w:p>
+  <w:p>
+    <w:pPr>
+      <w:pStyle w:val="afff4"/>
+      <w:tabs>
+        <w:tab w:val="clear" w:pos="4677"/>
+        <w:tab w:val="clear" w:pos="9355"/>
+        <w:tab w:val="center" w:pos="1937"/>
+      </w:tabs>
+      <w:jc w:val="right"/>
+      <w:rPr>
+        <w:lang w:val="en-US"/>
+      </w:rPr>
+    </w:pPr>
+    <w:r>
+      <w:rPr>
+        <w:noProof/>
+      </w:rPr>
+      <w:drawing>
+        <wp:inline distT="0" distB="0" distL="0" distR="0" wp14:anchorId="2C1CEA65" wp14:editId="4D801B47">
+          <wp:extent cx="2728595" cy="554134"/>
+          <wp:effectExtent l="0" t="0" r="0" b="0"/>
+          <wp:docPr id="1" name="Рисунок 1"/>
+          <wp:cNvGraphicFramePr>
+            <a:graphicFrameLocks xmlns:a="http://schemas.openxmlformats.org/drawingml/2006/main" noChangeAspect="1"/>
+          </wp:cNvGraphicFramePr>
+          <a:graphic xmlns:a="http://schemas.openxmlformats.org/drawingml/2006/main">
+            <a:graphicData uri="http://schemas.openxmlformats.org/drawingml/2006/picture">
+              <pic:pic xmlns:pic="http://schemas.openxmlformats.org/drawingml/2006/picture">
+                <pic:nvPicPr>
+                  <pic:cNvPr id="2" name="Рисунок 2"/>
+                  <pic:cNvPicPr/>
+                </pic:nvPicPr>
+                <pic:blipFill>
+                  <a:blip r:embed="rId1">
+                    <a:extLst>
+                      <a:ext uri="{96DAC541-7B7A-43D3-8B79-37D633B846F1}">
+                        <asvg:svgBlip xmlns:asvg="http://schemas.microsoft.com/office/drawing/2016/SVG/main" r:embed="rId2"/>
+                      </a:ext>
+                    </a:extLst>
+                  </a:blip>
+                  <a:stretch>
+                    <a:fillRect/>
+                  </a:stretch>
+                </pic:blipFill>
+                <pic:spPr>
+                  <a:xfrm>
+                    <a:off x="0" y="0"/>
+                    <a:ext cx="3083994" cy="626310"/>
+                  </a:xfrm>
+                  <a:prstGeom prst="rect">
+                    <a:avLst/>
+                  </a:prstGeom>
+                </pic:spPr>
+              </pic:pic>
+            </a:graphicData>
+          </a:graphic>
+        </wp:inline>
+      </w:drawing>
+    </w:r>
+  </w:p>
+  <w:p>
+    <w:pPr>
+      <w:pStyle w:val="afff4"/>
       <w:pBdr>
-        <w:bottom w:val="single" w:sz="4" w:space="1" w:color="auto"/>
+        <w:bottom w:val="single" w:sz="12" w:space="1" w:color="365F91" w:themeColor="accent1" w:themeShade="BF"/>
       </w:pBdr>
       <w:tabs>
-        <w:tab w:val="right" w:pos="10206"/>
+        <w:tab w:val="clear" w:pos="4677"/>
+        <w:tab w:val="clear" w:pos="9355"/>
+        <w:tab w:val="center" w:pos="1937"/>
       </w:tabs>
-      <w:spacing w:before="240"/>
-      <w:jc w:val="both"/>
-      <w:rPr>
-        <w:rStyle w:val="afff1"/>
-        <w:lang w:val="en-US"/>
+    </w:pPr>
+  </w:p>
+</w:hdr>
+</file>
+
+<file path=word/header4.xml><?xml version="1.0" encoding="utf-8"?>
+<w:hdr xmlns:wpc="http://schemas.microsoft.com/office/word/2010/wordprocessingCanvas" xmlns:cx="http://schemas.microsoft.com/office/drawing/2014/chartex" xmlns:cx1="http://schemas.microsoft.com/office/drawing/2015/9/8/chartex" xmlns:cx2="http://schemas.microsoft.com/office/drawing/2015/10/21/chartex" xmlns:cx3="http://schemas.microsoft.com/office/drawing/2016/5/9/chartex" xmlns:cx4="http://schemas.microsoft.com/office/drawing/2016/5/10/chartex" xmlns:cx5="http://schemas.microsoft.com/office/drawing/2016/5/11/chartex" xmlns:cx6="http://schemas.microsoft.com/office/drawing/2016/5/12/chartex" xmlns:cx7="http://schemas.microsoft.com/office/drawing/2016/5/13/chartex" xmlns:cx8="http://schemas.microsoft.com/office/drawing/2016/5/14/chartex" xmlns:mc="http://schemas.openxmlformats.org/markup-compatibility/2006" xmlns:aink="http://schemas.microsoft.com/office/drawing/2016/ink" xmlns:am3d="http://schemas.microsoft.com/office/drawing/2017/model3d" xmlns:o="urn:schemas-microsoft-com:office:office" xmlns:oel="http://schemas.microsoft.com/office/2019/extlst" xmlns:r="http://schemas.openxmlformats.org/officeDocument/2006/relationships" xmlns:m="http://schemas.openxmlformats.org/officeDocument/2006/math" xmlns:v="urn:schemas-microsoft-com:vml" xmlns:wp14="http://schemas.microsoft.com/office/word/2010/wordprocessingDrawing" xmlns:wp="http://schemas.openxmlformats.org/drawingml/2006/wordprocessingDrawing" xmlns:w10="urn:schemas-microsoft-com:office:word" xmlns:w="http://schemas.openxmlformats.org/wordprocessingml/2006/main" xmlns:w14="http://schemas.microsoft.com/office/word/2010/wordml" xmlns:w15="http://schemas.microsoft.com/office/word/2012/wordml" xmlns:w16cex="http://schemas.microsoft.com/office/word/2018/wordml/cex" xmlns:w16cid="http://schemas.microsoft.com/office/word/2016/wordml/cid" xmlns:w16="http://schemas.microsoft.com/office/word/2018/wordml" xmlns:w16sdtdh="http://schemas.microsoft.com/office/word/2020/wordml/sdtdatahash" xmlns:w16se="http://schemas.microsoft.com/office/word/2015/wordml/symex" xmlns:wpg="http://schemas.microsoft.com/office/word/2010/wordprocessingGroup" xmlns:wpi="http://schemas.microsoft.com/office/word/2010/wordprocessingInk" xmlns:wne="http://schemas.microsoft.com/office/word/2006/wordml" xmlns:wps="http://schemas.microsoft.com/office/word/2010/wordprocessingShape" mc:Ignorable="w14 w15 w16se w16cid w16 w16cex w16sdtdh wp14">
+  <w:p>
+    <w:pPr>
+      <w:pStyle w:val="afff4"/>
+      <w:pBdr>
+        <w:bottom w:val="single" w:sz="12" w:space="1" w:color="365F91" w:themeColor="accent1" w:themeShade="BF"/>
+      </w:pBdr>
+      <w:ind w:right="-1"/>
+      <w:jc w:val="right"/>
+      <w:rPr>
+        <w:rStyle w:val="afff2"/>
+        <w:bCs w:val="0"/>
+        <w:sz w:val="20"/>
+        <w:szCs w:val="16"/>
       </w:rPr>
     </w:pPr>
     <w:proofErr w:type="gramStart"/>
     <w:r>
       <w:rPr>
-        <w:rStyle w:val="afff1"/>
-        <w:lang w:val="en-US"/>
-      </w:rPr>
-      <w:t xml:space="preserve">ЮТКБ.656122.611-06.02 БУ</w:t>
+        <w:rStyle w:val="afff2"/>
+        <w:bCs w:val="0"/>
+        <w:sz w:val="20"/>
+        <w:szCs w:val="16"/>
+      </w:rPr>
+      <w:t xml:space="preserve">ЮТКБ.656122.611-11.02 БУ</w:t>
     </w:r>
     <w:r>
       <w:rPr>
-        <w:rStyle w:val="afff1"/>
-        <w:lang w:val="en-US"/>
-      </w:rPr>
-      <w:t xml:space="preserve"> Редакция 0.1 от 01.07.2026</w:t>
+        <w:rStyle w:val="afff2"/>
+        <w:bCs w:val="0"/>
+        <w:sz w:val="20"/>
+        <w:szCs w:val="16"/>
+      </w:rPr>
+      <w:ptab w:relativeTo="margin" w:alignment="center" w:leader="none"/>
     </w:r>
     <w:r>
       <w:rPr>
-        <w:rStyle w:val="afff1"/>
-        <w:lang w:val="en-US"/>
-      </w:rPr>
-      <w:tab/>
+        <w:rStyle w:val="afff2"/>
+        <w:bCs w:val="0"/>
+        <w:color w:val="A6A6A6" w:themeColor="background1" w:themeShade="A6"/>
+        <w:sz w:val="20"/>
+        <w:szCs w:val="16"/>
+      </w:rPr>
+      <w:t xml:space="preserve">Редакция 1.0 от 09.09.2026</w:t>
     </w:r>
     <w:r>
       <w:rPr>
-        <w:rStyle w:val="afff1"/>
-        <w:lang w:val="en-US"/>
-      </w:rPr>
-      <w:t xml:space="preserve">ЮНИТ-М500-ДЗАТ</w:t>
+        <w:rStyle w:val="afff2"/>
+        <w:bCs w:val="0"/>
+        <w:sz w:val="20"/>
+        <w:szCs w:val="16"/>
+      </w:rPr>
+      <w:ptab w:relativeTo="margin" w:alignment="right" w:leader="none"/>
+    </w:r>
+    <w:r>
+      <w:rPr>
+        <w:rStyle w:val="afff2"/>
+        <w:bCs w:val="0"/>
+        <w:sz w:val="20"/>
+        <w:szCs w:val="16"/>
+      </w:rPr>
+      <w:t xml:space="preserve">ЮНИТ-М500-ШР</w:t>
+    </w:r>
+  </w:p>
+</w:hdr>
+</file>
+
+<file path=word/header5.xml><?xml version="1.0" encoding="utf-8"?>
+<w:hdr xmlns:wpc="http://schemas.microsoft.com/office/word/2010/wordprocessingCanvas" xmlns:cx="http://schemas.microsoft.com/office/drawing/2014/chartex" xmlns:cx1="http://schemas.microsoft.com/office/drawing/2015/9/8/chartex" xmlns:cx2="http://schemas.microsoft.com/office/drawing/2015/10/21/chartex" xmlns:cx3="http://schemas.microsoft.com/office/drawing/2016/5/9/chartex" xmlns:cx4="http://schemas.microsoft.com/office/drawing/2016/5/10/chartex" xmlns:cx5="http://schemas.microsoft.com/office/drawing/2016/5/11/chartex" xmlns:cx6="http://schemas.microsoft.com/office/drawing/2016/5/12/chartex" xmlns:cx7="http://schemas.microsoft.com/office/drawing/2016/5/13/chartex" xmlns:cx8="http://schemas.microsoft.com/office/drawing/2016/5/14/chartex" xmlns:mc="http://schemas.openxmlformats.org/markup-compatibility/2006" xmlns:aink="http://schemas.microsoft.com/office/drawing/2016/ink" xmlns:am3d="http://schemas.microsoft.com/office/drawing/2017/model3d" xmlns:o="urn:schemas-microsoft-com:office:office" xmlns:oel="http://schemas.microsoft.com/office/2019/extlst" xmlns:r="http://schemas.openxmlformats.org/officeDocument/2006/relationships" xmlns:m="http://schemas.openxmlformats.org/officeDocument/2006/math" xmlns:v="urn:schemas-microsoft-com:vml" xmlns:wp14="http://schemas.microsoft.com/office/word/2010/wordprocessingDrawing" xmlns:wp="http://schemas.openxmlformats.org/drawingml/2006/wordprocessingDrawing" xmlns:w10="urn:schemas-microsoft-com:office:word" xmlns:w="http://schemas.openxmlformats.org/wordprocessingml/2006/main" xmlns:w14="http://schemas.microsoft.com/office/word/2010/wordml" xmlns:w15="http://schemas.microsoft.com/office/word/2012/wordml" xmlns:w16cex="http://schemas.microsoft.com/office/word/2018/wordml/cex" xmlns:w16cid="http://schemas.microsoft.com/office/word/2016/wordml/cid" xmlns:w16="http://schemas.microsoft.com/office/word/2018/wordml" xmlns:w16sdtdh="http://schemas.microsoft.com/office/word/2020/wordml/sdtdatahash" xmlns:w16se="http://schemas.microsoft.com/office/word/2015/wordml/symex" xmlns:wpg="http://schemas.microsoft.com/office/word/2010/wordprocessingGroup" xmlns:wpi="http://schemas.microsoft.com/office/word/2010/wordprocessingInk" xmlns:wne="http://schemas.microsoft.com/office/word/2006/wordml" xmlns:wps="http://schemas.microsoft.com/office/word/2010/wordprocessingShape" mc:Ignorable="w14 w15 w16se w16cid w16 w16cex w16sdtdh wp14">
+  <w:p>
+    <w:pPr>
+      <w:pStyle w:val="afff4"/>
+      <w:pBdr>
+        <w:bottom w:val="single" w:sz="12" w:space="1" w:color="365F91" w:themeColor="accent1" w:themeShade="BF"/>
+      </w:pBdr>
+      <w:ind w:right="-1"/>
+      <w:jc w:val="right"/>
+      <w:rPr>
+        <w:rStyle w:val="afff2"/>
+        <w:bCs w:val="0"/>
+        <w:sz w:val="20"/>
+        <w:szCs w:val="16"/>
+      </w:rPr>
+    </w:pPr>
+    <w:proofErr w:type="gramStart"/>
+    <w:r>
+      <w:rPr>
+        <w:rStyle w:val="afff2"/>
+        <w:bCs w:val="0"/>
+        <w:sz w:val="20"/>
+        <w:szCs w:val="16"/>
+      </w:rPr>
+      <w:t xml:space="preserve">ЮТКБ.656122.611-11.02 БУ</w:t>
+    </w:r>
+    <w:r>
+      <w:rPr>
+        <w:rStyle w:val="afff2"/>
+        <w:bCs w:val="0"/>
+        <w:sz w:val="20"/>
+        <w:szCs w:val="16"/>
+      </w:rPr>
+      <w:ptab w:relativeTo="margin" w:alignment="center" w:leader="none"/>
+    </w:r>
+    <w:r>
+      <w:rPr>
+        <w:rStyle w:val="afff2"/>
+        <w:bCs w:val="0"/>
+        <w:color w:val="A6A6A6" w:themeColor="background1" w:themeShade="A6"/>
+        <w:sz w:val="20"/>
+        <w:szCs w:val="16"/>
+      </w:rPr>
+      <w:t xml:space="preserve">Редакция 1.0 от 09.09.2026</w:t>
+    </w:r>
+    <w:r>
+      <w:rPr>
+        <w:rStyle w:val="afff2"/>
+        <w:bCs w:val="0"/>
+        <w:sz w:val="20"/>
+        <w:szCs w:val="16"/>
+      </w:rPr>
+      <w:ptab w:relativeTo="margin" w:alignment="right" w:leader="none"/>
+    </w:r>
+    <w:r>
+      <w:rPr>
+        <w:rStyle w:val="afff2"/>
+        <w:bCs w:val="0"/>
+        <w:sz w:val="20"/>
+        <w:szCs w:val="16"/>
+      </w:rPr>
+      <w:t xml:space="preserve">ЮНИТ-М500-ШР</w:t>
     </w:r>
   </w:p>
 </w:hdr>
@@ -3699,7 +3872,7 @@
   <w:abstractNum w:abstractNumId="15" w15:restartNumberingAfterBreak="0">
     <w:nsid w:val="30C070CE"/>
     <w:multiLevelType w:val="multilevel"/>
-    <w:tmpl w:val="01E86774"/>
+    <w:tmpl w:val="60AE836C"/>
     <w:lvl w:ilvl="0">
       <w:start w:val="1"/>
       <w:numFmt w:val="decimal"/>
@@ -3711,7 +3884,8 @@
         <w:ind w:left="357" w:hanging="357"/>
       </w:pPr>
       <w:rPr>
-        <w:rFonts w:cs="Times New Roman"/>
+        <w:rFonts w:cs="Times New Roman" w:hint="default"/>
+        <w:b/>
         <w:i w:val="0"/>
         <w:iCs w:val="0"/>
         <w:caps w:val="0"/>
@@ -3768,7 +3942,8 @@
         <w:ind w:left="357" w:hanging="357"/>
       </w:pPr>
       <w:rPr>
-        <w:rFonts w:cs="Times New Roman"/>
+        <w:rFonts w:cs="Times New Roman" w:hint="default"/>
+        <w:b/>
         <w:i w:val="0"/>
         <w:iCs w:val="0"/>
         <w:caps w:val="0"/>
@@ -3825,8 +4000,8 @@
         <w:ind w:left="357" w:hanging="357"/>
       </w:pPr>
       <w:rPr>
-        <w:rFonts w:cs="Times New Roman"/>
-        <w:b w:val="0"/>
+        <w:rFonts w:cs="Times New Roman" w:hint="default"/>
+        <w:b/>
         <w:i w:val="0"/>
         <w:iCs w:val="0"/>
         <w:caps w:val="0"/>
@@ -4154,6 +4329,98 @@
     </w:lvl>
   </w:abstractNum>
   <w:abstractNum w:abstractNumId="18" w15:restartNumberingAfterBreak="0">
+    <w:nsid w:val="37601EE1"/>
+    <w:multiLevelType w:val="hybridMultilevel"/>
+    <w:tmpl w:val="C7D24832"/>
+    <w:lvl w:ilvl="0" w:tplc="8B943E7E">
+      <w:start w:val="1"/>
+      <w:numFmt w:val="decimal"/>
+      <w:pStyle w:val="3old"/>
+      <w:lvlText w:val="%1.1.1"/>
+      <w:lvlJc w:val="left"/>
+      <w:pPr>
+        <w:ind w:left="720" w:hanging="360"/>
+      </w:pPr>
+      <w:rPr>
+        <w:rFonts w:hint="default"/>
+        <w:b/>
+        <w:i w:val="0"/>
+      </w:rPr>
+    </w:lvl>
+    <w:lvl w:ilvl="1" w:tplc="04190019" w:tentative="1">
+      <w:start w:val="1"/>
+      <w:numFmt w:val="lowerLetter"/>
+      <w:lvlText w:val="%2."/>
+      <w:lvlJc w:val="left"/>
+      <w:pPr>
+        <w:ind w:left="1440" w:hanging="360"/>
+      </w:pPr>
+    </w:lvl>
+    <w:lvl w:ilvl="2" w:tplc="0419001B" w:tentative="1">
+      <w:start w:val="1"/>
+      <w:numFmt w:val="lowerRoman"/>
+      <w:lvlText w:val="%3."/>
+      <w:lvlJc w:val="right"/>
+      <w:pPr>
+        <w:ind w:left="2160" w:hanging="180"/>
+      </w:pPr>
+    </w:lvl>
+    <w:lvl w:ilvl="3" w:tplc="0419000F" w:tentative="1">
+      <w:start w:val="1"/>
+      <w:numFmt w:val="decimal"/>
+      <w:lvlText w:val="%4."/>
+      <w:lvlJc w:val="left"/>
+      <w:pPr>
+        <w:ind w:left="2880" w:hanging="360"/>
+      </w:pPr>
+    </w:lvl>
+    <w:lvl w:ilvl="4" w:tplc="04190019" w:tentative="1">
+      <w:start w:val="1"/>
+      <w:numFmt w:val="lowerLetter"/>
+      <w:lvlText w:val="%5."/>
+      <w:lvlJc w:val="left"/>
+      <w:pPr>
+        <w:ind w:left="3600" w:hanging="360"/>
+      </w:pPr>
+    </w:lvl>
+    <w:lvl w:ilvl="5" w:tplc="0419001B" w:tentative="1">
+      <w:start w:val="1"/>
+      <w:numFmt w:val="lowerRoman"/>
+      <w:lvlText w:val="%6."/>
+      <w:lvlJc w:val="right"/>
+      <w:pPr>
+        <w:ind w:left="4320" w:hanging="180"/>
+      </w:pPr>
+    </w:lvl>
+    <w:lvl w:ilvl="6" w:tplc="0419000F" w:tentative="1">
+      <w:start w:val="1"/>
+      <w:numFmt w:val="decimal"/>
+      <w:lvlText w:val="%7."/>
+      <w:lvlJc w:val="left"/>
+      <w:pPr>
+        <w:ind w:left="5040" w:hanging="360"/>
+      </w:pPr>
+    </w:lvl>
+    <w:lvl w:ilvl="7" w:tplc="04190019" w:tentative="1">
+      <w:start w:val="1"/>
+      <w:numFmt w:val="lowerLetter"/>
+      <w:lvlText w:val="%8."/>
+      <w:lvlJc w:val="left"/>
+      <w:pPr>
+        <w:ind w:left="5760" w:hanging="360"/>
+      </w:pPr>
+    </w:lvl>
+    <w:lvl w:ilvl="8" w:tplc="0419001B" w:tentative="1">
+      <w:start w:val="1"/>
+      <w:numFmt w:val="lowerRoman"/>
+      <w:lvlText w:val="%9."/>
+      <w:lvlJc w:val="right"/>
+      <w:pPr>
+        <w:ind w:left="6480" w:hanging="180"/>
+      </w:pPr>
+    </w:lvl>
+  </w:abstractNum>
+  <w:abstractNum w:abstractNumId="19" w15:restartNumberingAfterBreak="0">
     <w:nsid w:val="37782466"/>
     <w:multiLevelType w:val="hybridMultilevel"/>
     <w:tmpl w:val="55A8637A"/>
@@ -4243,7 +4510,7 @@
       </w:pPr>
     </w:lvl>
   </w:abstractNum>
-  <w:abstractNum w:abstractNumId="19" w15:restartNumberingAfterBreak="0">
+  <w:abstractNum w:abstractNumId="20" w15:restartNumberingAfterBreak="0">
     <w:nsid w:val="38654138"/>
     <w:multiLevelType w:val="multilevel"/>
     <w:tmpl w:val="AA96CC38"/>
@@ -4378,7 +4645,7 @@
       </w:rPr>
     </w:lvl>
   </w:abstractNum>
-  <w:abstractNum w:abstractNumId="20" w15:restartNumberingAfterBreak="0">
+  <w:abstractNum w:abstractNumId="21" w15:restartNumberingAfterBreak="0">
     <w:nsid w:val="3A806FE2"/>
     <w:multiLevelType w:val="hybridMultilevel"/>
     <w:tmpl w:val="55A8637A"/>
@@ -4468,7 +4735,7 @@
       </w:pPr>
     </w:lvl>
   </w:abstractNum>
-  <w:abstractNum w:abstractNumId="21" w15:restartNumberingAfterBreak="0">
+  <w:abstractNum w:abstractNumId="22" w15:restartNumberingAfterBreak="0">
     <w:nsid w:val="3F9B6C2E"/>
     <w:multiLevelType w:val="hybridMultilevel"/>
     <w:tmpl w:val="55A8637A"/>
@@ -4558,7 +4825,7 @@
       </w:pPr>
     </w:lvl>
   </w:abstractNum>
-  <w:abstractNum w:abstractNumId="22" w15:restartNumberingAfterBreak="0">
+  <w:abstractNum w:abstractNumId="23" w15:restartNumberingAfterBreak="0">
     <w:nsid w:val="41CF6D96"/>
     <w:multiLevelType w:val="hybridMultilevel"/>
     <w:tmpl w:val="55A8637A"/>
@@ -4648,7 +4915,7 @@
       </w:pPr>
     </w:lvl>
   </w:abstractNum>
-  <w:abstractNum w:abstractNumId="23" w15:restartNumberingAfterBreak="0">
+  <w:abstractNum w:abstractNumId="24" w15:restartNumberingAfterBreak="0">
     <w:nsid w:val="42F73AF4"/>
     <w:multiLevelType w:val="hybridMultilevel"/>
     <w:tmpl w:val="55A8637A"/>
@@ -4738,7 +5005,7 @@
       </w:pPr>
     </w:lvl>
   </w:abstractNum>
-  <w:abstractNum w:abstractNumId="24" w15:restartNumberingAfterBreak="0">
+  <w:abstractNum w:abstractNumId="25" w15:restartNumberingAfterBreak="0">
     <w:nsid w:val="459F2701"/>
     <w:multiLevelType w:val="multilevel"/>
     <w:tmpl w:val="A48036AE"/>
@@ -4881,7 +5148,7 @@
       </w:rPr>
     </w:lvl>
   </w:abstractNum>
-  <w:abstractNum w:abstractNumId="25" w15:restartNumberingAfterBreak="0">
+  <w:abstractNum w:abstractNumId="26" w15:restartNumberingAfterBreak="0">
     <w:nsid w:val="4AE45126"/>
     <w:multiLevelType w:val="multilevel"/>
     <w:tmpl w:val="7E8E8020"/>
@@ -5023,7 +5290,7 @@
       </w:rPr>
     </w:lvl>
   </w:abstractNum>
-  <w:abstractNum w:abstractNumId="26" w15:restartNumberingAfterBreak="0">
+  <w:abstractNum w:abstractNumId="27" w15:restartNumberingAfterBreak="0">
     <w:nsid w:val="4F012B3F"/>
     <w:multiLevelType w:val="hybridMultilevel"/>
     <w:tmpl w:val="55A8637A"/>
@@ -5113,7 +5380,7 @@
       </w:pPr>
     </w:lvl>
   </w:abstractNum>
-  <w:abstractNum w:abstractNumId="27" w15:restartNumberingAfterBreak="0">
+  <w:abstractNum w:abstractNumId="28" w15:restartNumberingAfterBreak="0">
     <w:nsid w:val="53BE5BDD"/>
     <w:multiLevelType w:val="multilevel"/>
     <w:tmpl w:val="763A0C4E"/>
@@ -5246,7 +5513,7 @@
       </w:rPr>
     </w:lvl>
   </w:abstractNum>
-  <w:abstractNum w:abstractNumId="28" w15:restartNumberingAfterBreak="0">
+  <w:abstractNum w:abstractNumId="29" w15:restartNumberingAfterBreak="0">
     <w:nsid w:val="543F35AD"/>
     <w:multiLevelType w:val="multilevel"/>
     <w:tmpl w:val="051ED0C4"/>
@@ -5337,7 +5604,7 @@
       </w:pPr>
     </w:lvl>
   </w:abstractNum>
-  <w:abstractNum w:abstractNumId="29" w15:restartNumberingAfterBreak="0">
+  <w:abstractNum w:abstractNumId="30" w15:restartNumberingAfterBreak="0">
     <w:nsid w:val="65D74793"/>
     <w:multiLevelType w:val="multilevel"/>
     <w:tmpl w:val="E0A0DCC2"/>
@@ -5428,7 +5695,7 @@
       </w:pPr>
     </w:lvl>
   </w:abstractNum>
-  <w:abstractNum w:abstractNumId="30" w15:restartNumberingAfterBreak="0">
+  <w:abstractNum w:abstractNumId="31" w15:restartNumberingAfterBreak="0">
     <w:nsid w:val="67631314"/>
     <w:multiLevelType w:val="hybridMultilevel"/>
     <w:tmpl w:val="55A8637A"/>
@@ -5518,7 +5785,7 @@
       </w:pPr>
     </w:lvl>
   </w:abstractNum>
-  <w:abstractNum w:abstractNumId="31" w15:restartNumberingAfterBreak="0">
+  <w:abstractNum w:abstractNumId="32" w15:restartNumberingAfterBreak="0">
     <w:nsid w:val="69DF5FAE"/>
     <w:multiLevelType w:val="hybridMultilevel"/>
     <w:tmpl w:val="55A8637A"/>
@@ -5608,7 +5875,7 @@
       </w:pPr>
     </w:lvl>
   </w:abstractNum>
-  <w:abstractNum w:abstractNumId="32" w15:restartNumberingAfterBreak="0">
+  <w:abstractNum w:abstractNumId="33" w15:restartNumberingAfterBreak="0">
     <w:nsid w:val="746926BE"/>
     <w:multiLevelType w:val="hybridMultilevel"/>
     <w:tmpl w:val="55A8637A"/>
@@ -5698,7 +5965,7 @@
       </w:pPr>
     </w:lvl>
   </w:abstractNum>
-  <w:abstractNum w:abstractNumId="33" w15:restartNumberingAfterBreak="0">
+  <w:abstractNum w:abstractNumId="34" w15:restartNumberingAfterBreak="0">
     <w:nsid w:val="796153C0"/>
     <w:multiLevelType w:val="hybridMultilevel"/>
     <w:tmpl w:val="456CB3DC"/>
@@ -5789,7 +6056,7 @@
       </w:pPr>
     </w:lvl>
   </w:abstractNum>
-  <w:abstractNum w:abstractNumId="34" w15:restartNumberingAfterBreak="0">
+  <w:abstractNum w:abstractNumId="35" w15:restartNumberingAfterBreak="0">
     <w:nsid w:val="79E2341E"/>
     <w:multiLevelType w:val="hybridMultilevel"/>
     <w:tmpl w:val="55A8637A"/>
@@ -5883,16 +6150,16 @@
     <w:abstractNumId w:val="8"/>
   </w:num>
   <w:num w:numId="2" w16cid:durableId="1770389669">
-    <w:abstractNumId w:val="19"/>
+    <w:abstractNumId w:val="20"/>
   </w:num>
   <w:num w:numId="3" w16cid:durableId="440416075">
-    <w:abstractNumId w:val="27"/>
+    <w:abstractNumId w:val="28"/>
   </w:num>
   <w:num w:numId="4" w16cid:durableId="832531979">
     <w:abstractNumId w:val="12"/>
   </w:num>
   <w:num w:numId="5" w16cid:durableId="1616206315">
-    <w:abstractNumId w:val="24"/>
+    <w:abstractNumId w:val="25"/>
   </w:num>
   <w:num w:numId="6" w16cid:durableId="241379521">
     <w:abstractNumId w:val="15"/>
@@ -5907,13 +6174,13 @@
     </w:lvlOverride>
   </w:num>
   <w:num w:numId="9" w16cid:durableId="1985620233">
-    <w:abstractNumId w:val="33"/>
+    <w:abstractNumId w:val="34"/>
   </w:num>
   <w:num w:numId="10" w16cid:durableId="1193109343">
     <w:abstractNumId w:val="9"/>
   </w:num>
   <w:num w:numId="11" w16cid:durableId="182060031">
-    <w:abstractNumId w:val="25"/>
+    <w:abstractNumId w:val="26"/>
     <w:lvlOverride w:ilvl="0">
       <w:lvl w:ilvl="0">
         <w:start w:val="1"/>
@@ -6249,16 +6516,16 @@
     <w:abstractNumId w:val="17"/>
   </w:num>
   <w:num w:numId="21" w16cid:durableId="1799834727">
-    <w:abstractNumId w:val="28"/>
+    <w:abstractNumId w:val="29"/>
   </w:num>
   <w:num w:numId="22" w16cid:durableId="613056206">
-    <w:abstractNumId w:val="29"/>
+    <w:abstractNumId w:val="30"/>
   </w:num>
   <w:num w:numId="23" w16cid:durableId="1713378219">
     <w:abstractNumId w:val="13"/>
   </w:num>
   <w:num w:numId="24" w16cid:durableId="146166759">
-    <w:abstractNumId w:val="25"/>
+    <w:abstractNumId w:val="26"/>
   </w:num>
   <w:num w:numId="25" w16cid:durableId="902376188">
     <w:abstractNumId w:val="15"/>
@@ -6321,19 +6588,19 @@
     </w:lvlOverride>
   </w:num>
   <w:num w:numId="27" w16cid:durableId="2141142806">
-    <w:abstractNumId w:val="20"/>
+    <w:abstractNumId w:val="21"/>
   </w:num>
   <w:num w:numId="28" w16cid:durableId="124858556">
     <w:abstractNumId w:val="6"/>
   </w:num>
   <w:num w:numId="29" w16cid:durableId="1223638431">
-    <w:abstractNumId w:val="23"/>
+    <w:abstractNumId w:val="24"/>
   </w:num>
   <w:num w:numId="30" w16cid:durableId="824785319">
-    <w:abstractNumId w:val="30"/>
+    <w:abstractNumId w:val="31"/>
   </w:num>
   <w:num w:numId="31" w16cid:durableId="75783541">
-    <w:abstractNumId w:val="18"/>
+    <w:abstractNumId w:val="19"/>
   </w:num>
   <w:num w:numId="32" w16cid:durableId="1494029657">
     <w:abstractNumId w:val="2"/>
@@ -6342,22 +6609,28 @@
     <w:abstractNumId w:val="7"/>
   </w:num>
   <w:num w:numId="34" w16cid:durableId="1543862904">
+    <w:abstractNumId w:val="23"/>
+  </w:num>
+  <w:num w:numId="35" w16cid:durableId="1560436928">
+    <w:abstractNumId w:val="35"/>
+  </w:num>
+  <w:num w:numId="36" w16cid:durableId="2082675221">
+    <w:abstractNumId w:val="27"/>
+  </w:num>
+  <w:num w:numId="37" w16cid:durableId="1160149076">
     <w:abstractNumId w:val="22"/>
   </w:num>
-  <w:num w:numId="35" w16cid:durableId="1560436928">
-    <w:abstractNumId w:val="34"/>
+  <w:num w:numId="38" w16cid:durableId="240452958">
+    <w:abstractNumId w:val="33"/>
   </w:num>
-  <w:num w:numId="36" w16cid:durableId="2082675221">
-    <w:abstractNumId w:val="26"/>
-  </w:num>
-  <w:num w:numId="37" w16cid:durableId="1160149076">
-    <w:abstractNumId w:val="21"/>
-  </w:num>
-  <w:num w:numId="38" w16cid:durableId="240452958">
+  <w:num w:numId="39" w16cid:durableId="689185366">
     <w:abstractNumId w:val="32"/>
   </w:num>
-  <w:num w:numId="39" w16cid:durableId="689185366">
-    <w:abstractNumId w:val="31"/>
+  <w:num w:numId="40" w16cid:durableId="319189690">
+    <w:abstractNumId w:val="1"/>
+  </w:num>
+  <w:num w:numId="41" w16cid:durableId="1968314173">
+    <w:abstractNumId w:val="18"/>
   </w:num>
   <w:numIdMacAtCleanup w:val="22"/>
 </w:numbering>
@@ -7085,7 +7358,7 @@
     <w:basedOn w:val="af"/>
     <w:link w:val="15"/>
     <w:qFormat/>
-    <w:rsid w:val="00C50FC1"/>
+    <w:rsid w:val="00A92DC4"/>
     <w:pPr>
       <w:pageBreakBefore/>
       <w:numPr>
@@ -7099,7 +7372,7 @@
       <w:b/>
       <w:bCs/>
       <w:noProof/>
-      <w:color w:val="0B6436"/>
+      <w:color w:val="365F91" w:themeColor="accent1" w:themeShade="BF"/>
       <w:szCs w:val="22"/>
       <w:lang w:val="en-US"/>
     </w:rPr>
@@ -7108,13 +7381,13 @@
     <w:name w:val="ДОК Заголовок 1 Знак"/>
     <w:basedOn w:val="af0"/>
     <w:link w:val="11"/>
-    <w:rsid w:val="00C50FC1"/>
+    <w:rsid w:val="00A92DC4"/>
     <w:rPr>
       <w:rFonts w:ascii="Arial Narrow" w:eastAsia="Times New Roman" w:hAnsi="Arial Narrow" w:cs="Times New Roman"/>
       <w:b/>
       <w:bCs/>
       <w:noProof/>
-      <w:color w:val="0B6436"/>
+      <w:color w:val="365F91" w:themeColor="accent1" w:themeShade="BF"/>
       <w:sz w:val="24"/>
       <w:lang w:val="en-US" w:eastAsia="ru-RU"/>
     </w:rPr>
@@ -7124,7 +7397,7 @@
     <w:basedOn w:val="af"/>
     <w:link w:val="24"/>
     <w:qFormat/>
-    <w:rsid w:val="00432B2E"/>
+    <w:rsid w:val="00A92DC4"/>
     <w:pPr>
       <w:keepNext/>
       <w:numPr>
@@ -7140,7 +7413,7 @@
       <w:bCs/>
       <w:noProof/>
       <w:snapToGrid w:val="0"/>
-      <w:color w:val="0B6436"/>
+      <w:color w:val="365F91" w:themeColor="accent1" w:themeShade="BF"/>
       <w:szCs w:val="22"/>
     </w:rPr>
   </w:style>
@@ -7148,31 +7421,30 @@
     <w:name w:val="ДОК Заголовок 2 Знак"/>
     <w:basedOn w:val="af0"/>
     <w:link w:val="20"/>
-    <w:rsid w:val="00432B2E"/>
+    <w:rsid w:val="00A92DC4"/>
     <w:rPr>
       <w:rFonts w:ascii="Arial Narrow" w:eastAsia="Times New Roman" w:hAnsi="Arial Narrow" w:cs="Times New Roman"/>
       <w:b/>
       <w:bCs/>
       <w:noProof/>
       <w:snapToGrid w:val="0"/>
-      <w:color w:val="0B6436"/>
+      <w:color w:val="365F91" w:themeColor="accent1" w:themeShade="BF"/>
       <w:sz w:val="24"/>
       <w:lang w:eastAsia="ru-RU"/>
     </w:rPr>
   </w:style>
-  <w:style w:type="paragraph" w:customStyle="1" w:styleId="30">
-    <w:name w:val="ДОК Заголовок 3"/>
+  <w:style w:type="paragraph" w:customStyle="1" w:styleId="3old">
+    <w:name w:val="ДОК Заголовок 3 (old)"/>
     <w:basedOn w:val="af"/>
-    <w:link w:val="33"/>
-    <w:qFormat/>
-    <w:rsid w:val="00432B2E"/>
+    <w:link w:val="3old0"/>
+    <w:rsid w:val="00B469A5"/>
     <w:pPr>
       <w:keepNext/>
       <w:numPr>
-        <w:ilvl w:val="2"/>
-        <w:numId w:val="6"/>
+        <w:numId w:val="41"/>
       </w:numPr>
       <w:spacing w:before="60" w:after="60"/>
+      <w:ind w:left="357" w:hanging="357"/>
       <w:contextualSpacing/>
       <w:outlineLvl w:val="2"/>
     </w:pPr>
@@ -7180,21 +7452,21 @@
       <w:b/>
       <w:bCs/>
       <w:noProof/>
-      <w:color w:val="0B6436"/>
+      <w:color w:val="365F91" w:themeColor="accent1" w:themeShade="BF"/>
       <w:szCs w:val="22"/>
     </w:rPr>
   </w:style>
-  <w:style w:type="character" w:customStyle="1" w:styleId="33">
-    <w:name w:val="ДОК Заголовок 3 Знак"/>
+  <w:style w:type="character" w:customStyle="1" w:styleId="3old0">
+    <w:name w:val="ДОК Заголовок 3 (old) Знак"/>
     <w:basedOn w:val="af0"/>
-    <w:link w:val="30"/>
-    <w:rsid w:val="00432B2E"/>
+    <w:link w:val="3old"/>
+    <w:rsid w:val="00B469A5"/>
     <w:rPr>
       <w:rFonts w:ascii="Arial Narrow" w:eastAsia="Times New Roman" w:hAnsi="Arial Narrow" w:cs="Times New Roman"/>
       <w:b/>
       <w:bCs/>
       <w:noProof/>
-      <w:color w:val="0B6436"/>
+      <w:color w:val="365F91" w:themeColor="accent1" w:themeShade="BF"/>
       <w:sz w:val="24"/>
       <w:lang w:eastAsia="ru-RU"/>
     </w:rPr>
@@ -7336,11 +7608,11 @@
     <w:name w:val="ДОК Титульник Вид Документации"/>
     <w:basedOn w:val="af"/>
     <w:qFormat/>
-    <w:rsid w:val="00CA7DB3"/>
+    <w:rsid w:val="00E1162A"/>
     <w:rPr>
       <w:b/>
       <w:bCs/>
-      <w:color w:val="0B6436"/>
+      <w:color w:val="1E4973"/>
       <w:sz w:val="36"/>
       <w:szCs w:val="36"/>
     </w:rPr>
@@ -7395,6 +7667,7 @@
   <w:style w:type="paragraph" w:customStyle="1" w:styleId="aff3">
     <w:name w:val="ДОК Титульник Объект"/>
     <w:basedOn w:val="af"/>
+    <w:link w:val="aff4"/>
     <w:qFormat/>
     <w:rsid w:val="00495A4F"/>
     <w:pPr>
@@ -7407,7 +7680,7 @@
       <w:sz w:val="40"/>
     </w:rPr>
   </w:style>
-  <w:style w:type="paragraph" w:customStyle="1" w:styleId="aff4">
+  <w:style w:type="paragraph" w:customStyle="1" w:styleId="aff5">
     <w:name w:val="ДОК Титульник Организация"/>
     <w:basedOn w:val="af"/>
     <w:next w:val="af"/>
@@ -7427,7 +7700,7 @@
       <w:lang w:val="en-US"/>
     </w:rPr>
   </w:style>
-  <w:style w:type="paragraph" w:customStyle="1" w:styleId="aff5">
+  <w:style w:type="paragraph" w:customStyle="1" w:styleId="aff6">
     <w:name w:val="ДОК Титульник Шифр"/>
     <w:basedOn w:val="af"/>
     <w:qFormat/>
@@ -7442,7 +7715,7 @@
       <w:sz w:val="28"/>
     </w:rPr>
   </w:style>
-  <w:style w:type="table" w:styleId="aff6">
+  <w:style w:type="table" w:styleId="aff7">
     <w:name w:val="Table Grid"/>
     <w:basedOn w:val="af1"/>
     <w:uiPriority w:val="59"/>
@@ -7477,10 +7750,10 @@
       <w:lang w:eastAsia="ru-RU"/>
     </w:rPr>
   </w:style>
-  <w:style w:type="paragraph" w:styleId="aff7">
+  <w:style w:type="paragraph" w:styleId="aff8">
     <w:name w:val="Balloon Text"/>
     <w:basedOn w:val="af"/>
-    <w:link w:val="aff8"/>
+    <w:link w:val="aff9"/>
     <w:uiPriority w:val="99"/>
     <w:semiHidden/>
     <w:unhideWhenUsed/>
@@ -7491,10 +7764,10 @@
       <w:szCs w:val="16"/>
     </w:rPr>
   </w:style>
-  <w:style w:type="character" w:customStyle="1" w:styleId="aff8">
+  <w:style w:type="character" w:customStyle="1" w:styleId="aff9">
     <w:name w:val="Текст выноски Знак"/>
     <w:basedOn w:val="af0"/>
-    <w:link w:val="aff7"/>
+    <w:link w:val="aff8"/>
     <w:uiPriority w:val="99"/>
     <w:semiHidden/>
     <w:rsid w:val="004C1A74"/>
@@ -7567,7 +7840,7 @@
   </w:style>
   <w:style w:type="paragraph" w:customStyle="1" w:styleId="af7">
     <w:name w:val="ДОК Базовый"/>
-    <w:link w:val="aff9"/>
+    <w:link w:val="affa"/>
     <w:qFormat/>
     <w:rsid w:val="00AE3671"/>
     <w:pPr>
@@ -7581,7 +7854,7 @@
       <w:lang w:eastAsia="ru-RU"/>
     </w:rPr>
   </w:style>
-  <w:style w:type="character" w:customStyle="1" w:styleId="aff9">
+  <w:style w:type="character" w:customStyle="1" w:styleId="affa">
     <w:name w:val="ДОК Базовый Знак"/>
     <w:basedOn w:val="af0"/>
     <w:link w:val="af7"/>
@@ -7613,10 +7886,10 @@
       <w:lang w:val="en-US"/>
     </w:rPr>
   </w:style>
-  <w:style w:type="paragraph" w:customStyle="1" w:styleId="affa">
+  <w:style w:type="paragraph" w:customStyle="1" w:styleId="affb">
     <w:name w:val="ДОК Таблица Заголовок"/>
     <w:basedOn w:val="af"/>
-    <w:link w:val="affb"/>
+    <w:link w:val="affc"/>
     <w:qFormat/>
     <w:rsid w:val="00901804"/>
     <w:pPr>
@@ -7644,38 +7917,38 @@
       <w:spacing w:after="120"/>
     </w:pPr>
   </w:style>
-  <w:style w:type="paragraph" w:customStyle="1" w:styleId="affc">
+  <w:style w:type="paragraph" w:customStyle="1" w:styleId="affd">
     <w:name w:val="ДОК Таблица Текст"/>
     <w:basedOn w:val="af7"/>
-    <w:link w:val="affd"/>
+    <w:link w:val="affe"/>
     <w:qFormat/>
     <w:rsid w:val="00901804"/>
     <w:rPr>
       <w:rFonts w:eastAsia="Arial Unicode MS"/>
     </w:rPr>
   </w:style>
-  <w:style w:type="paragraph" w:customStyle="1" w:styleId="affe">
+  <w:style w:type="paragraph" w:customStyle="1" w:styleId="afff">
     <w:name w:val="ДОК Таблица Текст Справа"/>
-    <w:basedOn w:val="affc"/>
+    <w:basedOn w:val="affd"/>
     <w:qFormat/>
     <w:rsid w:val="00901804"/>
     <w:pPr>
       <w:jc w:val="right"/>
     </w:pPr>
   </w:style>
-  <w:style w:type="paragraph" w:customStyle="1" w:styleId="afff">
+  <w:style w:type="paragraph" w:customStyle="1" w:styleId="afff0">
     <w:name w:val="ДОК Таблица Текст Центр"/>
-    <w:basedOn w:val="affc"/>
+    <w:basedOn w:val="affd"/>
     <w:qFormat/>
     <w:rsid w:val="00901804"/>
     <w:pPr>
       <w:jc w:val="center"/>
     </w:pPr>
   </w:style>
-  <w:style w:type="paragraph" w:customStyle="1" w:styleId="afff0">
+  <w:style w:type="paragraph" w:customStyle="1" w:styleId="afff1">
     <w:name w:val="ДОК Текст"/>
     <w:basedOn w:val="af7"/>
-    <w:link w:val="afff1"/>
+    <w:link w:val="afff2"/>
     <w:qFormat/>
     <w:rsid w:val="00901804"/>
     <w:pPr>
@@ -7740,9 +8013,9 @@
       <w:b w:val="0"/>
     </w:rPr>
   </w:style>
-  <w:style w:type="paragraph" w:styleId="34">
+  <w:style w:type="paragraph" w:styleId="33">
     <w:name w:val="toc 3"/>
-    <w:basedOn w:val="30"/>
+    <w:basedOn w:val="3old"/>
     <w:next w:val="af"/>
     <w:autoRedefine/>
     <w:uiPriority w:val="39"/>
@@ -7750,7 +8023,6 @@
     <w:rsid w:val="00713EFA"/>
     <w:pPr>
       <w:numPr>
-        <w:ilvl w:val="0"/>
         <w:numId w:val="0"/>
       </w:numPr>
       <w:tabs>
@@ -7766,7 +8038,7 @@
       <w:iCs/>
     </w:rPr>
   </w:style>
-  <w:style w:type="character" w:styleId="afff2">
+  <w:style w:type="character" w:styleId="afff3">
     <w:name w:val="Hyperlink"/>
     <w:basedOn w:val="af0"/>
     <w:uiPriority w:val="99"/>
@@ -7789,10 +8061,10 @@
       <w:ind w:left="600"/>
     </w:pPr>
   </w:style>
-  <w:style w:type="paragraph" w:styleId="afff3">
+  <w:style w:type="paragraph" w:styleId="afff4">
     <w:name w:val="header"/>
     <w:basedOn w:val="af"/>
-    <w:link w:val="afff4"/>
+    <w:link w:val="afff5"/>
     <w:uiPriority w:val="99"/>
     <w:unhideWhenUsed/>
     <w:rsid w:val="00495A4F"/>
@@ -7803,10 +8075,10 @@
       </w:tabs>
     </w:pPr>
   </w:style>
-  <w:style w:type="character" w:customStyle="1" w:styleId="afff4">
+  <w:style w:type="character" w:customStyle="1" w:styleId="afff5">
     <w:name w:val="Верхний колонтитул Знак"/>
     <w:basedOn w:val="af0"/>
-    <w:link w:val="afff3"/>
+    <w:link w:val="afff4"/>
     <w:uiPriority w:val="99"/>
     <w:rsid w:val="00495A4F"/>
     <w:rPr>
@@ -7816,10 +8088,10 @@
       <w:lang w:eastAsia="ru-RU"/>
     </w:rPr>
   </w:style>
-  <w:style w:type="paragraph" w:styleId="afff5">
+  <w:style w:type="paragraph" w:styleId="afff6">
     <w:name w:val="footer"/>
     <w:basedOn w:val="af"/>
-    <w:link w:val="afff6"/>
+    <w:link w:val="afff7"/>
     <w:uiPriority w:val="99"/>
     <w:unhideWhenUsed/>
     <w:rsid w:val="00495A4F"/>
@@ -7830,10 +8102,10 @@
       </w:tabs>
     </w:pPr>
   </w:style>
-  <w:style w:type="character" w:customStyle="1" w:styleId="afff6">
+  <w:style w:type="character" w:customStyle="1" w:styleId="afff7">
     <w:name w:val="Нижний колонтитул Знак"/>
     <w:basedOn w:val="af0"/>
-    <w:link w:val="afff5"/>
+    <w:link w:val="afff6"/>
     <w:uiPriority w:val="99"/>
     <w:rsid w:val="00495A4F"/>
     <w:rPr>
@@ -7843,10 +8115,10 @@
       <w:lang w:eastAsia="ru-RU"/>
     </w:rPr>
   </w:style>
-  <w:style w:type="character" w:customStyle="1" w:styleId="affd">
+  <w:style w:type="character" w:customStyle="1" w:styleId="affe">
     <w:name w:val="ДОК Таблица Текст Знак"/>
-    <w:basedOn w:val="aff9"/>
-    <w:link w:val="affc"/>
+    <w:basedOn w:val="affa"/>
+    <w:link w:val="affd"/>
     <w:rsid w:val="00697B2E"/>
     <w:rPr>
       <w:rFonts w:ascii="Arial Narrow" w:eastAsia="Arial Unicode MS" w:hAnsi="Arial Narrow" w:cs="Times New Roman"/>
@@ -7855,10 +8127,10 @@
       <w:lang w:eastAsia="ru-RU"/>
     </w:rPr>
   </w:style>
-  <w:style w:type="character" w:customStyle="1" w:styleId="afff1">
+  <w:style w:type="character" w:customStyle="1" w:styleId="afff2">
     <w:name w:val="ДОК Текст Знак"/>
-    <w:basedOn w:val="aff9"/>
-    <w:link w:val="afff0"/>
+    <w:basedOn w:val="affa"/>
+    <w:link w:val="afff1"/>
     <w:rsid w:val="00697B2E"/>
     <w:rPr>
       <w:rFonts w:ascii="Arial Narrow" w:eastAsia="Times New Roman" w:hAnsi="Arial Narrow" w:cs="Times New Roman"/>
@@ -7867,7 +8139,7 @@
       <w:lang w:eastAsia="ru-RU"/>
     </w:rPr>
   </w:style>
-  <w:style w:type="character" w:styleId="afff7">
+  <w:style w:type="character" w:styleId="afff8">
     <w:name w:val="Placeholder Text"/>
     <w:basedOn w:val="af0"/>
     <w:uiPriority w:val="99"/>
@@ -7877,7 +8149,7 @@
       <w:color w:val="808080"/>
     </w:rPr>
   </w:style>
-  <w:style w:type="paragraph" w:styleId="afff8">
+  <w:style w:type="paragraph" w:styleId="afff9">
     <w:name w:val="caption"/>
     <w:basedOn w:val="af"/>
     <w:next w:val="af"/>
@@ -7896,7 +8168,7 @@
       <w:szCs w:val="18"/>
     </w:rPr>
   </w:style>
-  <w:style w:type="paragraph" w:styleId="afff9">
+  <w:style w:type="paragraph" w:styleId="afffa">
     <w:name w:val="List Paragraph"/>
     <w:basedOn w:val="af"/>
     <w:uiPriority w:val="34"/>
@@ -7997,10 +8269,10 @@
       <w:szCs w:val="22"/>
     </w:rPr>
   </w:style>
-  <w:style w:type="paragraph" w:styleId="afffa">
+  <w:style w:type="paragraph" w:styleId="afffb">
     <w:name w:val="Body Text Indent"/>
     <w:basedOn w:val="af"/>
-    <w:link w:val="afffb"/>
+    <w:link w:val="afffc"/>
     <w:rsid w:val="00CA60A9"/>
     <w:pPr>
       <w:spacing w:line="360" w:lineRule="auto"/>
@@ -8014,10 +8286,10 @@
       <w:szCs w:val="24"/>
     </w:rPr>
   </w:style>
-  <w:style w:type="character" w:customStyle="1" w:styleId="afffb">
+  <w:style w:type="character" w:customStyle="1" w:styleId="afffc">
     <w:name w:val="Основной текст с отступом Знак"/>
     <w:basedOn w:val="af0"/>
-    <w:link w:val="afffa"/>
+    <w:link w:val="afffb"/>
     <w:rsid w:val="00CA60A9"/>
     <w:rPr>
       <w:rFonts w:ascii="Arial" w:eastAsia="Times New Roman" w:hAnsi="Arial" w:cs="Arial"/>
@@ -8028,10 +8300,10 @@
       <w:lang w:eastAsia="ru-RU"/>
     </w:rPr>
   </w:style>
-  <w:style w:type="paragraph" w:styleId="afffc">
+  <w:style w:type="paragraph" w:styleId="afffd">
     <w:name w:val="Title"/>
     <w:basedOn w:val="af"/>
-    <w:link w:val="afffd"/>
+    <w:link w:val="afffe"/>
     <w:uiPriority w:val="10"/>
     <w:qFormat/>
     <w:rsid w:val="00881B8C"/>
@@ -8051,10 +8323,10 @@
       <w:sz w:val="22"/>
     </w:rPr>
   </w:style>
-  <w:style w:type="character" w:customStyle="1" w:styleId="afffd">
+  <w:style w:type="character" w:customStyle="1" w:styleId="afffe">
     <w:name w:val="Заголовок Знак"/>
     <w:basedOn w:val="af0"/>
-    <w:link w:val="afffc"/>
+    <w:link w:val="afffd"/>
     <w:uiPriority w:val="10"/>
     <w:rsid w:val="00881B8C"/>
     <w:rPr>
@@ -8064,7 +8336,7 @@
       <w:lang w:eastAsia="ru-RU"/>
     </w:rPr>
   </w:style>
-  <w:style w:type="character" w:styleId="afffe">
+  <w:style w:type="character" w:styleId="affff">
     <w:name w:val="page number"/>
     <w:basedOn w:val="af0"/>
     <w:semiHidden/>
@@ -8160,10 +8432,10 @@
       <w:lang w:val="en-GB" w:eastAsia="en-US"/>
     </w:rPr>
   </w:style>
-  <w:style w:type="paragraph" w:styleId="affff">
+  <w:style w:type="paragraph" w:styleId="affff0">
     <w:name w:val="Document Map"/>
     <w:basedOn w:val="af"/>
-    <w:link w:val="affff0"/>
+    <w:link w:val="affff1"/>
     <w:uiPriority w:val="99"/>
     <w:semiHidden/>
     <w:unhideWhenUsed/>
@@ -8177,10 +8449,10 @@
       <w:szCs w:val="16"/>
     </w:rPr>
   </w:style>
-  <w:style w:type="character" w:customStyle="1" w:styleId="affff0">
+  <w:style w:type="character" w:customStyle="1" w:styleId="affff1">
     <w:name w:val="Схема документа Знак"/>
     <w:basedOn w:val="af0"/>
-    <w:link w:val="affff"/>
+    <w:link w:val="affff0"/>
     <w:uiPriority w:val="99"/>
     <w:semiHidden/>
     <w:rsid w:val="00667F78"/>
@@ -8191,10 +8463,10 @@
       <w:lang w:eastAsia="ru-RU"/>
     </w:rPr>
   </w:style>
-  <w:style w:type="paragraph" w:styleId="affff1">
+  <w:style w:type="paragraph" w:styleId="affff2">
     <w:name w:val="Body Text"/>
     <w:basedOn w:val="af"/>
-    <w:link w:val="affff2"/>
+    <w:link w:val="affff3"/>
     <w:uiPriority w:val="99"/>
     <w:semiHidden/>
     <w:unhideWhenUsed/>
@@ -8203,10 +8475,10 @@
       <w:spacing w:after="120"/>
     </w:pPr>
   </w:style>
-  <w:style w:type="character" w:customStyle="1" w:styleId="affff2">
+  <w:style w:type="character" w:customStyle="1" w:styleId="affff3">
     <w:name w:val="Основной текст Знак"/>
     <w:basedOn w:val="af0"/>
-    <w:link w:val="affff1"/>
+    <w:link w:val="affff2"/>
     <w:uiPriority w:val="99"/>
     <w:semiHidden/>
     <w:rsid w:val="00667F78"/>
@@ -8217,11 +8489,11 @@
       <w:lang w:eastAsia="ru-RU"/>
     </w:rPr>
   </w:style>
-  <w:style w:type="paragraph" w:styleId="affff3">
+  <w:style w:type="paragraph" w:styleId="affff4">
     <w:name w:val="Subtitle"/>
     <w:basedOn w:val="af"/>
     <w:next w:val="af"/>
-    <w:link w:val="affff4"/>
+    <w:link w:val="affff5"/>
     <w:uiPriority w:val="11"/>
     <w:qFormat/>
     <w:rsid w:val="00667F78"/>
@@ -8236,10 +8508,10 @@
       <w:lang w:val="en-US" w:eastAsia="en-US" w:bidi="en-US"/>
     </w:rPr>
   </w:style>
-  <w:style w:type="character" w:customStyle="1" w:styleId="affff4">
+  <w:style w:type="character" w:customStyle="1" w:styleId="affff5">
     <w:name w:val="Подзаголовок Знак"/>
     <w:basedOn w:val="af0"/>
-    <w:link w:val="affff3"/>
+    <w:link w:val="affff4"/>
     <w:uiPriority w:val="11"/>
     <w:rsid w:val="00667F78"/>
     <w:rPr>
@@ -8249,7 +8521,7 @@
       <w:lang w:val="en-US" w:bidi="en-US"/>
     </w:rPr>
   </w:style>
-  <w:style w:type="character" w:styleId="affff5">
+  <w:style w:type="character" w:styleId="affff6">
     <w:name w:val="Strong"/>
     <w:basedOn w:val="af0"/>
     <w:uiPriority w:val="22"/>
@@ -8260,7 +8532,7 @@
       <w:bCs/>
     </w:rPr>
   </w:style>
-  <w:style w:type="character" w:styleId="affff6">
+  <w:style w:type="character" w:styleId="affff7">
     <w:name w:val="Emphasis"/>
     <w:basedOn w:val="af0"/>
     <w:uiPriority w:val="20"/>
@@ -8273,7 +8545,7 @@
       <w:iCs/>
     </w:rPr>
   </w:style>
-  <w:style w:type="paragraph" w:styleId="affff7">
+  <w:style w:type="paragraph" w:styleId="affff8">
     <w:name w:val="No Spacing"/>
     <w:basedOn w:val="af"/>
     <w:uiPriority w:val="1"/>
@@ -8320,11 +8592,11 @@
       <w:lang w:val="en-US" w:bidi="en-US"/>
     </w:rPr>
   </w:style>
-  <w:style w:type="paragraph" w:styleId="affff8">
+  <w:style w:type="paragraph" w:styleId="affff9">
     <w:name w:val="Intense Quote"/>
     <w:basedOn w:val="af"/>
     <w:next w:val="af"/>
-    <w:link w:val="affff9"/>
+    <w:link w:val="affffa"/>
     <w:uiPriority w:val="30"/>
     <w:qFormat/>
     <w:rsid w:val="00667F78"/>
@@ -8340,10 +8612,10 @@
       <w:lang w:val="en-US" w:eastAsia="en-US" w:bidi="en-US"/>
     </w:rPr>
   </w:style>
-  <w:style w:type="character" w:customStyle="1" w:styleId="affff9">
+  <w:style w:type="character" w:customStyle="1" w:styleId="affffa">
     <w:name w:val="Выделенная цитата Знак"/>
     <w:basedOn w:val="af0"/>
-    <w:link w:val="affff8"/>
+    <w:link w:val="affff9"/>
     <w:uiPriority w:val="30"/>
     <w:rsid w:val="00667F78"/>
     <w:rPr>
@@ -8354,7 +8626,7 @@
       <w:lang w:val="en-US" w:bidi="en-US"/>
     </w:rPr>
   </w:style>
-  <w:style w:type="character" w:styleId="affffa">
+  <w:style w:type="character" w:styleId="affffb">
     <w:name w:val="Subtle Emphasis"/>
     <w:uiPriority w:val="19"/>
     <w:qFormat/>
@@ -8364,7 +8636,7 @@
       <w:color w:val="5A5A5A" w:themeColor="text1" w:themeTint="A5"/>
     </w:rPr>
   </w:style>
-  <w:style w:type="character" w:styleId="affffb">
+  <w:style w:type="character" w:styleId="affffc">
     <w:name w:val="Intense Emphasis"/>
     <w:basedOn w:val="af0"/>
     <w:uiPriority w:val="21"/>
@@ -8378,7 +8650,7 @@
       <w:u w:val="single"/>
     </w:rPr>
   </w:style>
-  <w:style w:type="character" w:styleId="affffc">
+  <w:style w:type="character" w:styleId="affffd">
     <w:name w:val="Subtle Reference"/>
     <w:basedOn w:val="af0"/>
     <w:uiPriority w:val="31"/>
@@ -8390,7 +8662,7 @@
       <w:u w:val="single"/>
     </w:rPr>
   </w:style>
-  <w:style w:type="character" w:styleId="affffd">
+  <w:style w:type="character" w:styleId="affffe">
     <w:name w:val="Intense Reference"/>
     <w:basedOn w:val="af0"/>
     <w:uiPriority w:val="32"/>
@@ -8402,7 +8674,7 @@
       <w:u w:val="single"/>
     </w:rPr>
   </w:style>
-  <w:style w:type="character" w:styleId="affffe">
+  <w:style w:type="character" w:styleId="afffff">
     <w:name w:val="Book Title"/>
     <w:basedOn w:val="af0"/>
     <w:uiPriority w:val="33"/>
@@ -8416,7 +8688,7 @@
       <w:szCs w:val="24"/>
     </w:rPr>
   </w:style>
-  <w:style w:type="paragraph" w:styleId="afffff">
+  <w:style w:type="paragraph" w:styleId="afffff0">
     <w:name w:val="TOC Heading"/>
     <w:basedOn w:val="13"/>
     <w:next w:val="af"/>
@@ -8439,7 +8711,7 @@
       <w:lang w:val="en-US" w:eastAsia="en-US" w:bidi="en-US"/>
     </w:rPr>
   </w:style>
-  <w:style w:type="paragraph" w:customStyle="1" w:styleId="afffff0">
+  <w:style w:type="paragraph" w:customStyle="1" w:styleId="afffff1">
     <w:name w:val="ÒåêñòÎáû÷íûé"/>
     <w:rsid w:val="00667F78"/>
     <w:pPr>
@@ -8459,7 +8731,7 @@
       <w:lang w:eastAsia="ru-RU"/>
     </w:rPr>
   </w:style>
-  <w:style w:type="character" w:styleId="afffff1">
+  <w:style w:type="character" w:styleId="afffff2">
     <w:name w:val="FollowedHyperlink"/>
     <w:basedOn w:val="af0"/>
     <w:uiPriority w:val="99"/>
@@ -8471,7 +8743,7 @@
       <w:u w:val="single"/>
     </w:rPr>
   </w:style>
-  <w:style w:type="character" w:styleId="afffff2">
+  <w:style w:type="character" w:styleId="afffff3">
     <w:name w:val="annotation reference"/>
     <w:basedOn w:val="af0"/>
     <w:uiPriority w:val="99"/>
@@ -8483,10 +8755,10 @@
       <w:szCs w:val="16"/>
     </w:rPr>
   </w:style>
-  <w:style w:type="paragraph" w:styleId="afffff3">
+  <w:style w:type="paragraph" w:styleId="afffff4">
     <w:name w:val="annotation text"/>
     <w:basedOn w:val="af"/>
-    <w:link w:val="afffff4"/>
+    <w:link w:val="afffff5"/>
     <w:uiPriority w:val="99"/>
     <w:semiHidden/>
     <w:unhideWhenUsed/>
@@ -8495,10 +8767,10 @@
       <w:spacing w:line="240" w:lineRule="auto"/>
     </w:pPr>
   </w:style>
-  <w:style w:type="character" w:customStyle="1" w:styleId="afffff4">
+  <w:style w:type="character" w:customStyle="1" w:styleId="afffff5">
     <w:name w:val="Текст примечания Знак"/>
     <w:basedOn w:val="af0"/>
-    <w:link w:val="afffff3"/>
+    <w:link w:val="afffff4"/>
     <w:uiPriority w:val="99"/>
     <w:semiHidden/>
     <w:rsid w:val="00A328C2"/>
@@ -8509,11 +8781,11 @@
       <w:lang w:eastAsia="ru-RU"/>
     </w:rPr>
   </w:style>
-  <w:style w:type="paragraph" w:styleId="afffff5">
+  <w:style w:type="paragraph" w:styleId="afffff6">
     <w:name w:val="annotation subject"/>
-    <w:basedOn w:val="afffff3"/>
-    <w:next w:val="afffff3"/>
-    <w:link w:val="afffff6"/>
+    <w:basedOn w:val="afffff4"/>
+    <w:next w:val="afffff4"/>
+    <w:link w:val="afffff7"/>
     <w:uiPriority w:val="99"/>
     <w:semiHidden/>
     <w:unhideWhenUsed/>
@@ -8523,10 +8795,10 @@
       <w:bCs/>
     </w:rPr>
   </w:style>
-  <w:style w:type="character" w:customStyle="1" w:styleId="afffff6">
+  <w:style w:type="character" w:customStyle="1" w:styleId="afffff7">
     <w:name w:val="Тема примечания Знак"/>
-    <w:basedOn w:val="afffff4"/>
-    <w:link w:val="afffff5"/>
+    <w:basedOn w:val="afffff5"/>
+    <w:link w:val="afffff6"/>
     <w:uiPriority w:val="99"/>
     <w:semiHidden/>
     <w:rsid w:val="00A328C2"/>
@@ -8604,20 +8876,20 @@
       <w:lang w:eastAsia="ru-RU"/>
     </w:rPr>
   </w:style>
-  <w:style w:type="paragraph" w:customStyle="1" w:styleId="35">
+  <w:style w:type="paragraph" w:customStyle="1" w:styleId="34">
     <w:name w:val="Стиль3"/>
-    <w:basedOn w:val="affa"/>
-    <w:link w:val="36"/>
+    <w:basedOn w:val="affb"/>
+    <w:link w:val="35"/>
     <w:qFormat/>
     <w:rsid w:val="00B25A59"/>
     <w:rPr>
       <w:lang w:val="ru-RU"/>
     </w:rPr>
   </w:style>
-  <w:style w:type="character" w:customStyle="1" w:styleId="affb">
+  <w:style w:type="character" w:customStyle="1" w:styleId="affc">
     <w:name w:val="ДОК Таблица Заголовок Знак"/>
     <w:basedOn w:val="af0"/>
-    <w:link w:val="affa"/>
+    <w:link w:val="affb"/>
     <w:rsid w:val="00B25A59"/>
     <w:rPr>
       <w:rFonts w:ascii="Arial Narrow" w:eastAsia="Arial Unicode MS" w:hAnsi="Arial Narrow" w:cs="Times New Roman"/>
@@ -8627,10 +8899,10 @@
       <w:lang w:val="en-US" w:eastAsia="ru-RU"/>
     </w:rPr>
   </w:style>
-  <w:style w:type="character" w:customStyle="1" w:styleId="36">
+  <w:style w:type="character" w:customStyle="1" w:styleId="35">
     <w:name w:val="Стиль3 Знак"/>
-    <w:basedOn w:val="affb"/>
-    <w:link w:val="35"/>
+    <w:basedOn w:val="affc"/>
+    <w:link w:val="34"/>
     <w:rsid w:val="00B25A59"/>
     <w:rPr>
       <w:rFonts w:ascii="Arial Narrow" w:eastAsia="Arial Unicode MS" w:hAnsi="Arial Narrow" w:cs="Times New Roman"/>
@@ -8650,7 +8922,7 @@
     </w:pPr>
     <w:tblPr/>
   </w:style>
-  <w:style w:type="character" w:styleId="afffff7">
+  <w:style w:type="character" w:styleId="afffff8">
     <w:name w:val="line number"/>
     <w:basedOn w:val="af0"/>
     <w:uiPriority w:val="99"/>
@@ -8686,7 +8958,7 @@
   <w:style w:type="table" w:customStyle="1" w:styleId="29">
     <w:name w:val="Сетка таблицы2"/>
     <w:basedOn w:val="af1"/>
-    <w:next w:val="aff6"/>
+    <w:next w:val="aff7"/>
     <w:uiPriority w:val="59"/>
     <w:rsid w:val="00D76C1B"/>
     <w:pPr>
@@ -8709,7 +8981,7 @@
       </w:tblBorders>
     </w:tblPr>
   </w:style>
-  <w:style w:type="paragraph" w:customStyle="1" w:styleId="afffff8">
+  <w:style w:type="paragraph" w:customStyle="1" w:styleId="afffff9">
     <w:name w:val="ДОК Заголовок вкл в содержание"/>
     <w:basedOn w:val="af"/>
     <w:uiPriority w:val="9"/>
@@ -8732,10 +9004,10 @@
       <w:szCs w:val="22"/>
     </w:rPr>
   </w:style>
-  <w:style w:type="paragraph" w:customStyle="1" w:styleId="afffff9">
+  <w:style w:type="paragraph" w:customStyle="1" w:styleId="afffffa">
     <w:name w:val="ДОК Заголовок не вкл в содержание"/>
     <w:basedOn w:val="af"/>
-    <w:link w:val="afffffa"/>
+    <w:link w:val="afffffb"/>
     <w:qFormat/>
     <w:rsid w:val="00D76C1B"/>
     <w:pPr>
@@ -8754,7 +9026,7 @@
       <w:szCs w:val="22"/>
     </w:rPr>
   </w:style>
-  <w:style w:type="paragraph" w:customStyle="1" w:styleId="afffffb">
+  <w:style w:type="paragraph" w:customStyle="1" w:styleId="afffffc">
     <w:name w:val="ПРИЛ Текст"/>
     <w:basedOn w:val="af7"/>
     <w:qFormat/>
@@ -8772,7 +9044,7 @@
   </w:style>
   <w:style w:type="paragraph" w:customStyle="1" w:styleId="ab">
     <w:name w:val="ПРИЛ Заголовок"/>
-    <w:basedOn w:val="afffffb"/>
+    <w:basedOn w:val="afffffc"/>
     <w:next w:val="31-"/>
     <w:qFormat/>
     <w:rsid w:val="00D76C1B"/>
@@ -8791,7 +9063,7 @@
   </w:style>
   <w:style w:type="paragraph" w:customStyle="1" w:styleId="31-">
     <w:name w:val="ПРИЛ 3уров 1-раздел"/>
-    <w:basedOn w:val="afffffb"/>
+    <w:basedOn w:val="afffffc"/>
     <w:next w:val="af"/>
     <w:qFormat/>
     <w:rsid w:val="00D76C1B"/>
@@ -8809,7 +9081,7 @@
   </w:style>
   <w:style w:type="paragraph" w:customStyle="1" w:styleId="22-">
     <w:name w:val="ПРИЛ 2уров 2-подпункт"/>
-    <w:basedOn w:val="afffffb"/>
+    <w:basedOn w:val="afffffc"/>
     <w:qFormat/>
     <w:rsid w:val="00D76C1B"/>
     <w:pPr>
@@ -8821,7 +9093,7 @@
   </w:style>
   <w:style w:type="paragraph" w:customStyle="1" w:styleId="21-">
     <w:name w:val="ПРИЛ 2уров 1-пункт"/>
-    <w:basedOn w:val="afffffb"/>
+    <w:basedOn w:val="afffffc"/>
     <w:qFormat/>
     <w:rsid w:val="00D76C1B"/>
     <w:pPr>
@@ -8836,7 +9108,7 @@
   </w:style>
   <w:style w:type="paragraph" w:customStyle="1" w:styleId="32-">
     <w:name w:val="ПРИЛ 3уров 2-пункт"/>
-    <w:basedOn w:val="afffffb"/>
+    <w:basedOn w:val="afffffc"/>
     <w:qFormat/>
     <w:rsid w:val="00D76C1B"/>
     <w:pPr>
@@ -8851,7 +9123,7 @@
   </w:style>
   <w:style w:type="paragraph" w:customStyle="1" w:styleId="33-">
     <w:name w:val="ПРИЛ 3уров 3-подпункт"/>
-    <w:basedOn w:val="afffffb"/>
+    <w:basedOn w:val="afffffc"/>
     <w:qFormat/>
     <w:rsid w:val="00D76C1B"/>
     <w:pPr>
@@ -8867,7 +9139,7 @@
   <w:style w:type="paragraph" w:customStyle="1" w:styleId="ac">
     <w:name w:val="ПРИЛ Таблица Название"/>
     <w:basedOn w:val="af7"/>
-    <w:next w:val="afffffb"/>
+    <w:next w:val="afffffc"/>
     <w:qFormat/>
     <w:rsid w:val="00D76C1B"/>
     <w:pPr>
@@ -8885,8 +9157,8 @@
   </w:style>
   <w:style w:type="paragraph" w:customStyle="1" w:styleId="ad">
     <w:name w:val="ПРИЛ Рисунок Название"/>
-    <w:basedOn w:val="afffffb"/>
-    <w:next w:val="afffffb"/>
+    <w:basedOn w:val="afffffc"/>
+    <w:next w:val="afffffc"/>
     <w:qFormat/>
     <w:rsid w:val="00D76C1B"/>
     <w:pPr>
@@ -8901,7 +9173,7 @@
       <w:lang w:val="ru-RU"/>
     </w:rPr>
   </w:style>
-  <w:style w:type="paragraph" w:customStyle="1" w:styleId="afffffc">
+  <w:style w:type="paragraph" w:customStyle="1" w:styleId="afffffd">
     <w:name w:val="ДОК Рисунок Поле"/>
     <w:basedOn w:val="af7"/>
     <w:uiPriority w:val="99"/>
@@ -8918,9 +9190,9 @@
       <w:szCs w:val="28"/>
     </w:rPr>
   </w:style>
-  <w:style w:type="paragraph" w:customStyle="1" w:styleId="afffffd">
+  <w:style w:type="paragraph" w:customStyle="1" w:styleId="afffffe">
     <w:name w:val="ДОК Таблица Текст Нумерованный"/>
-    <w:basedOn w:val="affc"/>
+    <w:basedOn w:val="affd"/>
     <w:qFormat/>
     <w:rsid w:val="00D76C1B"/>
     <w:pPr>
@@ -8936,7 +9208,7 @@
   </w:style>
   <w:style w:type="paragraph" w:customStyle="1" w:styleId="-0">
     <w:name w:val="ДОК Таблица Текст список -"/>
-    <w:basedOn w:val="affc"/>
+    <w:basedOn w:val="affd"/>
     <w:uiPriority w:val="99"/>
     <w:rsid w:val="00D76C1B"/>
     <w:pPr>
@@ -8955,7 +9227,7 @@
   </w:style>
   <w:style w:type="paragraph" w:customStyle="1" w:styleId="120">
     <w:name w:val="ДОК Текст 12"/>
-    <w:basedOn w:val="afff0"/>
+    <w:basedOn w:val="afff1"/>
     <w:uiPriority w:val="99"/>
     <w:rsid w:val="00D76C1B"/>
     <w:pPr>
@@ -8980,7 +9252,7 @@
       <w:szCs w:val="20"/>
     </w:rPr>
   </w:style>
-  <w:style w:type="paragraph" w:customStyle="1" w:styleId="afffffe">
+  <w:style w:type="paragraph" w:customStyle="1" w:styleId="affffff">
     <w:name w:val="ДОК Базовый с маленьким интервалом"/>
     <w:basedOn w:val="af7"/>
     <w:uiPriority w:val="99"/>
@@ -8995,7 +9267,7 @@
       <w:szCs w:val="28"/>
     </w:rPr>
   </w:style>
-  <w:style w:type="paragraph" w:customStyle="1" w:styleId="affffff">
+  <w:style w:type="paragraph" w:customStyle="1" w:styleId="affffff0">
     <w:name w:val="ДОК Базовый с большим интервалом"/>
     <w:basedOn w:val="af7"/>
     <w:uiPriority w:val="99"/>
@@ -9011,7 +9283,7 @@
   </w:style>
   <w:style w:type="paragraph" w:customStyle="1" w:styleId="-">
     <w:name w:val="ДОК Текст список -"/>
-    <w:basedOn w:val="afff0"/>
+    <w:basedOn w:val="afff1"/>
     <w:link w:val="-1"/>
     <w:qFormat/>
     <w:rsid w:val="00D76C1B"/>
@@ -9030,7 +9302,7 @@
   </w:style>
   <w:style w:type="paragraph" w:customStyle="1" w:styleId="ae">
     <w:name w:val="ДОК Текст список абв"/>
-    <w:basedOn w:val="afff0"/>
+    <w:basedOn w:val="afff1"/>
     <w:uiPriority w:val="99"/>
     <w:rsid w:val="00D76C1B"/>
     <w:pPr>
@@ -9048,7 +9320,7 @@
   </w:style>
   <w:style w:type="paragraph" w:customStyle="1" w:styleId="341-">
     <w:name w:val="ДОК Текст 3/4уров 1-раздел"/>
-    <w:basedOn w:val="afff0"/>
+    <w:basedOn w:val="afff1"/>
     <w:next w:val="42-"/>
     <w:qFormat/>
     <w:rsid w:val="00D76C1B"/>
@@ -9067,7 +9339,7 @@
   </w:style>
   <w:style w:type="paragraph" w:customStyle="1" w:styleId="32-0">
     <w:name w:val="ДОК Текст 3уров 2-пункт"/>
-    <w:basedOn w:val="afff0"/>
+    <w:basedOn w:val="afff1"/>
     <w:uiPriority w:val="99"/>
     <w:rsid w:val="00D76C1B"/>
     <w:pPr>
@@ -9084,7 +9356,7 @@
   </w:style>
   <w:style w:type="paragraph" w:customStyle="1" w:styleId="42-">
     <w:name w:val="ДОК Текст 4уров 2-подраздел"/>
-    <w:basedOn w:val="afff0"/>
+    <w:basedOn w:val="afff1"/>
     <w:next w:val="43-"/>
     <w:qFormat/>
     <w:rsid w:val="00D76C1B"/>
@@ -9105,7 +9377,7 @@
   </w:style>
   <w:style w:type="paragraph" w:customStyle="1" w:styleId="33-0">
     <w:name w:val="ДОК Текст 3уров 3-подпункт"/>
-    <w:basedOn w:val="afff0"/>
+    <w:basedOn w:val="afff1"/>
     <w:uiPriority w:val="99"/>
     <w:rsid w:val="00D76C1B"/>
     <w:pPr>
@@ -9120,7 +9392,7 @@
   </w:style>
   <w:style w:type="paragraph" w:customStyle="1" w:styleId="43-">
     <w:name w:val="ДОК Текст 4уров 3-пункт"/>
-    <w:basedOn w:val="afff0"/>
+    <w:basedOn w:val="afff1"/>
     <w:uiPriority w:val="99"/>
     <w:rsid w:val="00D76C1B"/>
     <w:pPr>
@@ -9136,7 +9408,7 @@
   </w:style>
   <w:style w:type="paragraph" w:customStyle="1" w:styleId="44-">
     <w:name w:val="ДОК Текст 4уров 4-подпункт"/>
-    <w:basedOn w:val="afff0"/>
+    <w:basedOn w:val="afff1"/>
     <w:qFormat/>
     <w:rsid w:val="00D76C1B"/>
     <w:pPr>
@@ -9149,10 +9421,10 @@
       <w:szCs w:val="28"/>
     </w:rPr>
   </w:style>
-  <w:style w:type="paragraph" w:customStyle="1" w:styleId="affffff0">
+  <w:style w:type="paragraph" w:customStyle="1" w:styleId="affffff1">
     <w:name w:val="ДОК титул"/>
     <w:basedOn w:val="af7"/>
-    <w:link w:val="affffff1"/>
+    <w:link w:val="affffff2"/>
     <w:qFormat/>
     <w:rsid w:val="00D76C1B"/>
     <w:pPr>
@@ -9165,10 +9437,10 @@
       <w:szCs w:val="28"/>
     </w:rPr>
   </w:style>
-  <w:style w:type="table" w:customStyle="1" w:styleId="37">
+  <w:style w:type="table" w:customStyle="1" w:styleId="36">
     <w:name w:val="Сетка таблицы3"/>
     <w:basedOn w:val="af1"/>
-    <w:next w:val="aff6"/>
+    <w:next w:val="aff7"/>
     <w:uiPriority w:val="59"/>
     <w:rsid w:val="00D76C1B"/>
     <w:pPr>
@@ -9193,7 +9465,7 @@
   <w:style w:type="table" w:customStyle="1" w:styleId="46">
     <w:name w:val="Сетка таблицы4"/>
     <w:basedOn w:val="af1"/>
-    <w:next w:val="aff6"/>
+    <w:next w:val="aff7"/>
     <w:uiPriority w:val="59"/>
     <w:rsid w:val="00D76C1B"/>
     <w:pPr>
@@ -9231,7 +9503,7 @@
   <w:style w:type="table" w:customStyle="1" w:styleId="53">
     <w:name w:val="Сетка таблицы5"/>
     <w:basedOn w:val="af1"/>
-    <w:next w:val="aff6"/>
+    <w:next w:val="aff7"/>
     <w:uiPriority w:val="59"/>
     <w:rsid w:val="00D76C1B"/>
     <w:pPr>
@@ -9273,7 +9545,7 @@
       </w:numPr>
     </w:pPr>
   </w:style>
-  <w:style w:type="numbering" w:customStyle="1" w:styleId="affffff2">
+  <w:style w:type="numbering" w:customStyle="1" w:styleId="affffff3">
     <w:name w:val="Текст документа"/>
     <w:uiPriority w:val="99"/>
     <w:rsid w:val="00D76C1B"/>
@@ -9281,7 +9553,7 @@
   <w:style w:type="table" w:customStyle="1" w:styleId="63">
     <w:name w:val="Сетка таблицы6"/>
     <w:basedOn w:val="af1"/>
-    <w:next w:val="aff6"/>
+    <w:next w:val="aff7"/>
     <w:uiPriority w:val="59"/>
     <w:rsid w:val="00D76C1B"/>
     <w:pPr>
@@ -9303,9 +9575,9 @@
       </w:tblBorders>
     </w:tblPr>
   </w:style>
-  <w:style w:type="paragraph" w:customStyle="1" w:styleId="affffff3">
+  <w:style w:type="paragraph" w:customStyle="1" w:styleId="affffff4">
     <w:name w:val="ДОК Текст Центр"/>
-    <w:basedOn w:val="afff0"/>
+    <w:basedOn w:val="afff1"/>
     <w:qFormat/>
     <w:rsid w:val="00D76C1B"/>
     <w:pPr>
@@ -9495,7 +9767,7 @@
   <w:style w:type="table" w:customStyle="1" w:styleId="72">
     <w:name w:val="Сетка таблицы7"/>
     <w:basedOn w:val="af1"/>
-    <w:next w:val="aff6"/>
+    <w:next w:val="aff7"/>
     <w:uiPriority w:val="59"/>
     <w:rsid w:val="00D76C1B"/>
     <w:pPr>
@@ -9529,7 +9801,7 @@
   <w:style w:type="table" w:customStyle="1" w:styleId="92">
     <w:name w:val="Сетка таблицы9"/>
     <w:basedOn w:val="af1"/>
-    <w:next w:val="aff6"/>
+    <w:next w:val="aff7"/>
     <w:uiPriority w:val="59"/>
     <w:rsid w:val="00D76C1B"/>
     <w:pPr>
@@ -9554,7 +9826,7 @@
   <w:style w:type="table" w:customStyle="1" w:styleId="103">
     <w:name w:val="Сетка таблицы10"/>
     <w:basedOn w:val="af1"/>
-    <w:next w:val="aff6"/>
+    <w:next w:val="aff7"/>
     <w:uiPriority w:val="59"/>
     <w:rsid w:val="00D76C1B"/>
     <w:pPr>
@@ -9715,7 +9987,7 @@
   <w:style w:type="table" w:customStyle="1" w:styleId="110">
     <w:name w:val="Сетка таблицы11"/>
     <w:basedOn w:val="af1"/>
-    <w:next w:val="aff6"/>
+    <w:next w:val="aff7"/>
     <w:uiPriority w:val="59"/>
     <w:rsid w:val="00D76C1B"/>
     <w:pPr>
@@ -9773,7 +10045,7 @@
   <w:style w:type="table" w:customStyle="1" w:styleId="130">
     <w:name w:val="Сетка таблицы13"/>
     <w:basedOn w:val="af1"/>
-    <w:next w:val="aff6"/>
+    <w:next w:val="aff7"/>
     <w:uiPriority w:val="59"/>
     <w:rsid w:val="00D76C1B"/>
     <w:pPr>
@@ -9865,7 +10137,7 @@
       <w:szCs w:val="22"/>
     </w:rPr>
   </w:style>
-  <w:style w:type="paragraph" w:customStyle="1" w:styleId="38">
+  <w:style w:type="paragraph" w:customStyle="1" w:styleId="37">
     <w:name w:val="ДОК Текст ур3 пункт"/>
     <w:basedOn w:val="af"/>
     <w:qFormat/>
@@ -9916,9 +10188,9 @@
       <w:lang w:eastAsia="ru-RU"/>
     </w:rPr>
   </w:style>
-  <w:style w:type="character" w:customStyle="1" w:styleId="affffff4">
+  <w:style w:type="character" w:customStyle="1" w:styleId="affffff5">
     <w:name w:val="ДОК Таблица Нумерация Знак"/>
-    <w:basedOn w:val="affd"/>
+    <w:basedOn w:val="affe"/>
     <w:link w:val="a0"/>
     <w:uiPriority w:val="24"/>
     <w:locked/>
@@ -9933,8 +10205,8 @@
   </w:style>
   <w:style w:type="paragraph" w:customStyle="1" w:styleId="a0">
     <w:name w:val="ДОК Таблица Нумерация"/>
-    <w:basedOn w:val="affc"/>
-    <w:link w:val="affffff4"/>
+    <w:basedOn w:val="affd"/>
+    <w:link w:val="affffff5"/>
     <w:uiPriority w:val="24"/>
     <w:qFormat/>
     <w:rsid w:val="00D76C1B"/>
@@ -9965,10 +10237,10 @@
       <w:szCs w:val="24"/>
     </w:rPr>
   </w:style>
-  <w:style w:type="paragraph" w:styleId="affffff5">
+  <w:style w:type="paragraph" w:styleId="affffff6">
     <w:name w:val="footnote text"/>
     <w:basedOn w:val="af"/>
-    <w:link w:val="affffff6"/>
+    <w:link w:val="affffff7"/>
     <w:uiPriority w:val="99"/>
     <w:semiHidden/>
     <w:unhideWhenUsed/>
@@ -9977,10 +10249,10 @@
       <w:rFonts w:ascii="Times New Roman" w:hAnsi="Times New Roman"/>
     </w:rPr>
   </w:style>
-  <w:style w:type="character" w:customStyle="1" w:styleId="affffff6">
+  <w:style w:type="character" w:customStyle="1" w:styleId="affffff7">
     <w:name w:val="Текст сноски Знак"/>
     <w:basedOn w:val="af0"/>
-    <w:link w:val="affffff5"/>
+    <w:link w:val="affffff6"/>
     <w:uiPriority w:val="99"/>
     <w:semiHidden/>
     <w:rsid w:val="00D76C1B"/>
@@ -9991,7 +10263,7 @@
       <w:lang w:eastAsia="ru-RU"/>
     </w:rPr>
   </w:style>
-  <w:style w:type="paragraph" w:styleId="affffff7">
+  <w:style w:type="paragraph" w:styleId="affffff8">
     <w:name w:val="toa heading"/>
     <w:basedOn w:val="af"/>
     <w:next w:val="af"/>
@@ -10012,10 +10284,10 @@
       <w:lang w:eastAsia="en-US"/>
     </w:rPr>
   </w:style>
-  <w:style w:type="paragraph" w:styleId="39">
+  <w:style w:type="paragraph" w:styleId="38">
     <w:name w:val="Body Text 3"/>
     <w:basedOn w:val="af"/>
-    <w:link w:val="3a"/>
+    <w:link w:val="39"/>
     <w:uiPriority w:val="99"/>
     <w:semiHidden/>
     <w:unhideWhenUsed/>
@@ -10030,10 +10302,10 @@
       <w:szCs w:val="16"/>
     </w:rPr>
   </w:style>
-  <w:style w:type="character" w:customStyle="1" w:styleId="3a">
+  <w:style w:type="character" w:customStyle="1" w:styleId="39">
     <w:name w:val="Основной текст 3 Знак"/>
     <w:basedOn w:val="af0"/>
-    <w:link w:val="39"/>
+    <w:link w:val="38"/>
     <w:uiPriority w:val="99"/>
     <w:semiHidden/>
     <w:rsid w:val="00D76C1B"/>
@@ -10044,10 +10316,10 @@
       <w:lang w:eastAsia="ru-RU"/>
     </w:rPr>
   </w:style>
-  <w:style w:type="paragraph" w:styleId="3b">
+  <w:style w:type="paragraph" w:styleId="3a">
     <w:name w:val="Body Text Indent 3"/>
     <w:basedOn w:val="af"/>
-    <w:link w:val="3c"/>
+    <w:link w:val="3b"/>
     <w:uiPriority w:val="99"/>
     <w:semiHidden/>
     <w:unhideWhenUsed/>
@@ -10063,10 +10335,10 @@
       <w:szCs w:val="16"/>
     </w:rPr>
   </w:style>
-  <w:style w:type="character" w:customStyle="1" w:styleId="3c">
+  <w:style w:type="character" w:customStyle="1" w:styleId="3b">
     <w:name w:val="Основной текст с отступом 3 Знак"/>
     <w:basedOn w:val="af0"/>
-    <w:link w:val="3b"/>
+    <w:link w:val="3a"/>
     <w:uiPriority w:val="99"/>
     <w:semiHidden/>
     <w:rsid w:val="00D76C1B"/>
@@ -10077,7 +10349,7 @@
       <w:lang w:eastAsia="ru-RU"/>
     </w:rPr>
   </w:style>
-  <w:style w:type="paragraph" w:styleId="affffff8">
+  <w:style w:type="paragraph" w:styleId="affffff9">
     <w:name w:val="Revision"/>
     <w:uiPriority w:val="99"/>
     <w:semiHidden/>
@@ -10092,10 +10364,10 @@
       <w:lang w:eastAsia="ru-RU"/>
     </w:rPr>
   </w:style>
-  <w:style w:type="character" w:customStyle="1" w:styleId="afffffa">
+  <w:style w:type="character" w:customStyle="1" w:styleId="afffffb">
     <w:name w:val="ДОК Заголовок не вкл в содержание Знак"/>
     <w:basedOn w:val="af0"/>
-    <w:link w:val="afffff9"/>
+    <w:link w:val="afffffa"/>
     <w:locked/>
     <w:rsid w:val="00D76C1B"/>
     <w:rPr>
@@ -10123,7 +10395,7 @@
   </w:style>
   <w:style w:type="paragraph" w:customStyle="1" w:styleId="10">
     <w:name w:val="ДОК ПРИЛ ур1 Заголовок"/>
-    <w:basedOn w:val="afff0"/>
+    <w:basedOn w:val="afff1"/>
     <w:next w:val="af"/>
     <w:qFormat/>
     <w:rsid w:val="00D76C1B"/>
@@ -10161,9 +10433,9 @@
       <w:sz w:val="22"/>
     </w:rPr>
   </w:style>
-  <w:style w:type="character" w:customStyle="1" w:styleId="3d">
+  <w:style w:type="character" w:customStyle="1" w:styleId="3c">
     <w:name w:val="ДОК ПРИЛ ур3 подраздел Знак"/>
-    <w:basedOn w:val="afff1"/>
+    <w:basedOn w:val="afff2"/>
     <w:link w:val="3"/>
     <w:locked/>
     <w:rsid w:val="00D76C1B"/>
@@ -10177,8 +10449,8 @@
   </w:style>
   <w:style w:type="paragraph" w:customStyle="1" w:styleId="3">
     <w:name w:val="ДОК ПРИЛ ур3 подраздел"/>
-    <w:basedOn w:val="afff0"/>
-    <w:link w:val="3d"/>
+    <w:basedOn w:val="afff1"/>
+    <w:link w:val="3c"/>
     <w:qFormat/>
     <w:rsid w:val="00D76C1B"/>
     <w:pPr>
@@ -10198,7 +10470,7 @@
   <w:style w:type="paragraph" w:customStyle="1" w:styleId="a5">
     <w:name w:val="ДОК ПРИЛ Таблица Название"/>
     <w:basedOn w:val="a7"/>
-    <w:next w:val="afff0"/>
+    <w:next w:val="afff1"/>
     <w:qFormat/>
     <w:rsid w:val="00D76C1B"/>
     <w:pPr>
@@ -10220,7 +10492,7 @@
   <w:style w:type="paragraph" w:customStyle="1" w:styleId="a6">
     <w:name w:val="ДОК ПРИЛ Рисунок Название"/>
     <w:basedOn w:val="a8"/>
-    <w:next w:val="afff0"/>
+    <w:next w:val="afff1"/>
     <w:qFormat/>
     <w:rsid w:val="00D76C1B"/>
     <w:pPr>
@@ -10298,7 +10570,7 @@
       <w:lang w:eastAsia="en-US"/>
     </w:rPr>
   </w:style>
-  <w:style w:type="paragraph" w:customStyle="1" w:styleId="affffff9">
+  <w:style w:type="paragraph" w:customStyle="1" w:styleId="affffffa">
     <w:name w:val="СО"/>
     <w:basedOn w:val="af"/>
     <w:semiHidden/>
@@ -10316,7 +10588,7 @@
       <w:szCs w:val="24"/>
     </w:rPr>
   </w:style>
-  <w:style w:type="paragraph" w:customStyle="1" w:styleId="affffffa">
+  <w:style w:type="paragraph" w:customStyle="1" w:styleId="affffffb">
     <w:name w:val="ВИД ДОКУМЕНТА"/>
     <w:basedOn w:val="af"/>
     <w:semiHidden/>
@@ -10333,10 +10605,10 @@
       <w:sz w:val="36"/>
     </w:rPr>
   </w:style>
-  <w:style w:type="character" w:customStyle="1" w:styleId="affffff1">
+  <w:style w:type="character" w:customStyle="1" w:styleId="affffff2">
     <w:name w:val="ДОК титул Знак"/>
-    <w:basedOn w:val="afff1"/>
-    <w:link w:val="affffff0"/>
+    <w:basedOn w:val="afff2"/>
+    <w:link w:val="affffff1"/>
     <w:locked/>
     <w:rsid w:val="00D76C1B"/>
     <w:rPr>
@@ -10349,7 +10621,7 @@
   </w:style>
   <w:style w:type="character" w:customStyle="1" w:styleId="-1">
     <w:name w:val="ДОК Текст список - Знак"/>
-    <w:basedOn w:val="afff1"/>
+    <w:basedOn w:val="afff2"/>
     <w:link w:val="-"/>
     <w:locked/>
     <w:rsid w:val="00D76C1B"/>
@@ -10361,10 +10633,10 @@
       <w:lang w:eastAsia="ru-RU"/>
     </w:rPr>
   </w:style>
-  <w:style w:type="character" w:customStyle="1" w:styleId="affffffb">
+  <w:style w:type="character" w:customStyle="1" w:styleId="affffffc">
     <w:name w:val="ДОК Заголовок не вкл в содержание по центру Знак"/>
-    <w:basedOn w:val="afffffa"/>
-    <w:link w:val="affffffc"/>
+    <w:basedOn w:val="afffffb"/>
+    <w:link w:val="affffffd"/>
     <w:locked/>
     <w:rsid w:val="00D76C1B"/>
     <w:rPr>
@@ -10375,10 +10647,10 @@
       <w:lang w:eastAsia="ru-RU"/>
     </w:rPr>
   </w:style>
-  <w:style w:type="paragraph" w:customStyle="1" w:styleId="affffffc">
+  <w:style w:type="paragraph" w:customStyle="1" w:styleId="affffffd">
     <w:name w:val="ДОК Заголовок не вкл в содержание по центру"/>
-    <w:basedOn w:val="afffff9"/>
-    <w:link w:val="affffffb"/>
+    <w:basedOn w:val="afffffa"/>
+    <w:link w:val="affffffc"/>
     <w:qFormat/>
     <w:rsid w:val="00D76C1B"/>
     <w:pPr>
@@ -10388,7 +10660,7 @@
   </w:style>
   <w:style w:type="character" w:customStyle="1" w:styleId="2c">
     <w:name w:val="ДОК ПРИЛ ур2 раздел Знак"/>
-    <w:basedOn w:val="3d"/>
+    <w:basedOn w:val="3c"/>
     <w:link w:val="2"/>
     <w:locked/>
     <w:rsid w:val="00D76C1B"/>
@@ -10402,7 +10674,7 @@
   </w:style>
   <w:style w:type="paragraph" w:customStyle="1" w:styleId="2">
     <w:name w:val="ДОК ПРИЛ ур2 раздел"/>
-    <w:basedOn w:val="afff0"/>
+    <w:basedOn w:val="afff1"/>
     <w:link w:val="2c"/>
     <w:qFormat/>
     <w:rsid w:val="00D76C1B"/>
@@ -10422,7 +10694,7 @@
   </w:style>
   <w:style w:type="paragraph" w:customStyle="1" w:styleId="a3">
     <w:name w:val="ДОК Текст термины"/>
-    <w:basedOn w:val="afff0"/>
+    <w:basedOn w:val="afff1"/>
     <w:uiPriority w:val="99"/>
     <w:rsid w:val="00D76C1B"/>
     <w:pPr>
@@ -10452,9 +10724,9 @@
       <w:outlineLvl w:val="9"/>
     </w:pPr>
   </w:style>
-  <w:style w:type="paragraph" w:customStyle="1" w:styleId="affffffd">
+  <w:style w:type="paragraph" w:customStyle="1" w:styleId="affffffe">
     <w:name w:val="ДОК Текст приложение"/>
-    <w:basedOn w:val="afff0"/>
+    <w:basedOn w:val="afff1"/>
     <w:uiPriority w:val="99"/>
     <w:qFormat/>
     <w:rsid w:val="00D76C1B"/>
@@ -10468,10 +10740,10 @@
       <w:szCs w:val="28"/>
     </w:rPr>
   </w:style>
-  <w:style w:type="paragraph" w:customStyle="1" w:styleId="affffffe">
+  <w:style w:type="paragraph" w:customStyle="1" w:styleId="afffffff">
     <w:name w:val="ДОК Текст нумерованный"/>
     <w:basedOn w:val="af"/>
-    <w:next w:val="afff0"/>
+    <w:next w:val="afff1"/>
     <w:semiHidden/>
     <w:locked/>
     <w:rsid w:val="00D76C1B"/>
@@ -10492,12 +10764,12 @@
   </w:style>
   <w:style w:type="paragraph" w:customStyle="1" w:styleId="2e">
     <w:name w:val="ДОК Текст нумерованный 2"/>
-    <w:basedOn w:val="affffffe"/>
+    <w:basedOn w:val="afffffff"/>
     <w:semiHidden/>
     <w:locked/>
     <w:rsid w:val="00D76C1B"/>
   </w:style>
-  <w:style w:type="paragraph" w:customStyle="1" w:styleId="afffffff">
+  <w:style w:type="paragraph" w:customStyle="1" w:styleId="afffffff0">
     <w:name w:val="РИСУНОК"/>
     <w:basedOn w:val="af7"/>
     <w:next w:val="af7"/>
@@ -10515,8 +10787,8 @@
   </w:style>
   <w:style w:type="paragraph" w:customStyle="1" w:styleId="104">
     <w:name w:val="ДОК Текст 10"/>
-    <w:basedOn w:val="afff0"/>
-    <w:next w:val="afff0"/>
+    <w:basedOn w:val="afff1"/>
+    <w:next w:val="afff1"/>
     <w:uiPriority w:val="99"/>
     <w:rsid w:val="00D76C1B"/>
     <w:pPr>
@@ -10532,7 +10804,7 @@
   </w:style>
   <w:style w:type="paragraph" w:customStyle="1" w:styleId="141">
     <w:name w:val="Стиль ДОК Таблица Текст + 14 пт"/>
-    <w:basedOn w:val="affc"/>
+    <w:basedOn w:val="affd"/>
     <w:rsid w:val="00D76C1B"/>
     <w:pPr>
       <w:keepLines/>
@@ -10561,7 +10833,7 @@
   </w:style>
   <w:style w:type="character" w:customStyle="1" w:styleId="123">
     <w:name w:val="ДОК Таблица Текст 12 Знак"/>
-    <w:basedOn w:val="aff9"/>
+    <w:basedOn w:val="affa"/>
     <w:link w:val="124"/>
     <w:locked/>
     <w:rsid w:val="00D76C1B"/>
@@ -10612,7 +10884,7 @@
       <w:noProof/>
     </w:rPr>
   </w:style>
-  <w:style w:type="character" w:styleId="afffffff0">
+  <w:style w:type="character" w:styleId="afffffff1">
     <w:name w:val="footnote reference"/>
     <w:basedOn w:val="af0"/>
     <w:uiPriority w:val="99"/>
@@ -11058,14 +11330,14 @@
       </w:numPr>
     </w:pPr>
   </w:style>
-  <w:style w:type="numbering" w:customStyle="1" w:styleId="afffffff1">
+  <w:style w:type="numbering" w:customStyle="1" w:styleId="afffffff2">
     <w:name w:val="Приложенине"/>
     <w:uiPriority w:val="99"/>
     <w:rsid w:val="00D76C1B"/>
   </w:style>
   <w:style w:type="numbering" w:customStyle="1" w:styleId="1d">
     <w:name w:val="Приложенине1"/>
-    <w:next w:val="afffffff1"/>
+    <w:next w:val="afffffff2"/>
     <w:uiPriority w:val="99"/>
     <w:rsid w:val="00D76C1B"/>
   </w:style>
@@ -11089,7 +11361,7 @@
     <w:uiPriority w:val="99"/>
     <w:rsid w:val="00D76C1B"/>
   </w:style>
-  <w:style w:type="numbering" w:customStyle="1" w:styleId="3e">
+  <w:style w:type="numbering" w:customStyle="1" w:styleId="3d">
     <w:name w:val="ДОК Список Заголовков3"/>
     <w:uiPriority w:val="99"/>
     <w:rsid w:val="00D76C1B"/>
@@ -11152,7 +11424,7 @@
   </w:style>
   <w:style w:type="numbering" w:customStyle="1" w:styleId="112">
     <w:name w:val="Приложенине11"/>
-    <w:next w:val="afffffff1"/>
+    <w:next w:val="afffffff2"/>
     <w:uiPriority w:val="99"/>
     <w:rsid w:val="00D76C1B"/>
   </w:style>
@@ -11172,13 +11444,13 @@
     <w:uiPriority w:val="99"/>
     <w:rsid w:val="00D76C1B"/>
   </w:style>
-  <w:style w:type="numbering" w:customStyle="1" w:styleId="3f">
+  <w:style w:type="numbering" w:customStyle="1" w:styleId="3e">
     <w:name w:val="ДОК Список Текст Нумерованный3"/>
     <w:basedOn w:val="af2"/>
     <w:uiPriority w:val="99"/>
     <w:rsid w:val="00D76C1B"/>
   </w:style>
-  <w:style w:type="numbering" w:customStyle="1" w:styleId="3f0">
+  <w:style w:type="numbering" w:customStyle="1" w:styleId="3f">
     <w:name w:val="ДОК Список Текст Маркированный3"/>
     <w:basedOn w:val="afd"/>
     <w:uiPriority w:val="99"/>
@@ -11211,7 +11483,7 @@
     <w:uiPriority w:val="99"/>
     <w:rsid w:val="00D76C1B"/>
   </w:style>
-  <w:style w:type="numbering" w:customStyle="1" w:styleId="3f1">
+  <w:style w:type="numbering" w:customStyle="1" w:styleId="3f0">
     <w:name w:val="ДОК Список Нумерованный3"/>
     <w:basedOn w:val="af2"/>
     <w:uiPriority w:val="99"/>
@@ -11243,14 +11515,14 @@
     <w:uiPriority w:val="99"/>
     <w:rsid w:val="00D76C1B"/>
   </w:style>
-  <w:style w:type="numbering" w:customStyle="1" w:styleId="3f2">
+  <w:style w:type="numbering" w:customStyle="1" w:styleId="3f1">
     <w:name w:val="Приложенине3"/>
     <w:uiPriority w:val="99"/>
     <w:rsid w:val="00D76C1B"/>
   </w:style>
   <w:style w:type="numbering" w:customStyle="1" w:styleId="128">
     <w:name w:val="Приложенине12"/>
-    <w:next w:val="afffffff1"/>
+    <w:next w:val="afffffff2"/>
     <w:uiPriority w:val="99"/>
     <w:rsid w:val="00D76C1B"/>
   </w:style>
@@ -11264,7 +11536,7 @@
     <w:basedOn w:val="af2"/>
     <w:rsid w:val="00D76C1B"/>
   </w:style>
-  <w:style w:type="numbering" w:customStyle="1" w:styleId="3f3">
+  <w:style w:type="numbering" w:customStyle="1" w:styleId="3f2">
     <w:name w:val="Нет списка3"/>
     <w:next w:val="af2"/>
     <w:uiPriority w:val="99"/>
@@ -11305,7 +11577,7 @@
   </w:style>
   <w:style w:type="numbering" w:customStyle="1" w:styleId="132">
     <w:name w:val="Приложенине13"/>
-    <w:next w:val="afffffff1"/>
+    <w:next w:val="afffffff2"/>
     <w:uiPriority w:val="99"/>
     <w:rsid w:val="00D76C1B"/>
   </w:style>
@@ -11419,7 +11691,7 @@
   <w:style w:type="table" w:customStyle="1" w:styleId="82">
     <w:name w:val="Сетка таблицы8"/>
     <w:basedOn w:val="af1"/>
-    <w:next w:val="aff6"/>
+    <w:next w:val="aff7"/>
     <w:uiPriority w:val="59"/>
     <w:rsid w:val="00D76C1B"/>
     <w:pPr>
@@ -11441,7 +11713,7 @@
       </w:tblBorders>
     </w:tblPr>
   </w:style>
-  <w:style w:type="table" w:customStyle="1" w:styleId="afffffff2">
+  <w:style w:type="table" w:customStyle="1" w:styleId="afffffff3">
     <w:name w:val="Таблица_ГОСТ"/>
     <w:basedOn w:val="103"/>
     <w:uiPriority w:val="99"/>
@@ -11508,11 +11780,11 @@
       </w:tcPr>
     </w:tblStylePr>
   </w:style>
-  <w:style w:type="paragraph" w:customStyle="1" w:styleId="afffffff3">
+  <w:style w:type="paragraph" w:customStyle="1" w:styleId="afffffff4">
     <w:name w:val="ДОК Таблица Текст Строгий"/>
-    <w:basedOn w:val="affc"/>
-    <w:next w:val="affc"/>
-    <w:link w:val="afffffff4"/>
+    <w:basedOn w:val="affd"/>
+    <w:next w:val="affd"/>
+    <w:link w:val="afffffff5"/>
     <w:qFormat/>
     <w:rsid w:val="00D76C1B"/>
     <w:pPr>
@@ -11526,10 +11798,10 @@
       <w:szCs w:val="20"/>
     </w:rPr>
   </w:style>
-  <w:style w:type="character" w:customStyle="1" w:styleId="afffffff4">
+  <w:style w:type="character" w:customStyle="1" w:styleId="afffffff5">
     <w:name w:val="ДОК Таблица Текст Строгий Знак"/>
-    <w:basedOn w:val="affd"/>
-    <w:link w:val="afffffff3"/>
+    <w:basedOn w:val="affe"/>
+    <w:link w:val="afffffff4"/>
     <w:rsid w:val="00D76C1B"/>
     <w:rPr>
       <w:rFonts w:ascii="Times New Roman" w:eastAsia="Arial Unicode MS" w:hAnsi="Times New Roman" w:cs="Times New Roman"/>
@@ -11575,7 +11847,7 @@
   <w:style w:type="table" w:customStyle="1" w:styleId="150">
     <w:name w:val="Сетка таблицы15"/>
     <w:basedOn w:val="af1"/>
-    <w:next w:val="aff6"/>
+    <w:next w:val="aff7"/>
     <w:uiPriority w:val="59"/>
     <w:rsid w:val="00D76C1B"/>
     <w:pPr>
@@ -11819,6 +12091,60 @@
     <w:rPr>
       <w:rFonts w:ascii="Arial Narrow" w:eastAsia="Times New Roman" w:hAnsi="Arial Narrow" w:cs="Times New Roman"/>
       <w:snapToGrid w:val="0"/>
+      <w:sz w:val="24"/>
+      <w:szCs w:val="20"/>
+      <w:lang w:eastAsia="ru-RU"/>
+    </w:rPr>
+  </w:style>
+  <w:style w:type="character" w:styleId="afffffff6">
+    <w:name w:val="Unresolved Mention"/>
+    <w:basedOn w:val="af0"/>
+    <w:uiPriority w:val="99"/>
+    <w:semiHidden/>
+    <w:unhideWhenUsed/>
+    <w:rsid w:val="00A3549C"/>
+    <w:rPr>
+      <w:color w:val="605E5C"/>
+      <w:shd w:val="clear" w:color="auto" w:fill="E1DFDD"/>
+    </w:rPr>
+  </w:style>
+  <w:style w:type="paragraph" w:customStyle="1" w:styleId="30">
+    <w:name w:val="ДОК Заголовок 3"/>
+    <w:basedOn w:val="20"/>
+    <w:link w:val="3f3"/>
+    <w:qFormat/>
+    <w:rsid w:val="009A18C0"/>
+    <w:pPr>
+      <w:numPr>
+        <w:ilvl w:val="2"/>
+      </w:numPr>
+    </w:pPr>
+  </w:style>
+  <w:style w:type="character" w:customStyle="1" w:styleId="aff4">
+    <w:name w:val="ДОК Титульник Объект Знак"/>
+    <w:basedOn w:val="af0"/>
+    <w:link w:val="aff3"/>
+    <w:rsid w:val="009A18C0"/>
+    <w:rPr>
+      <w:rFonts w:ascii="Arial Narrow" w:eastAsia="Times New Roman" w:hAnsi="Arial Narrow" w:cs="Times New Roman"/>
+      <w:bCs/>
+      <w:sz w:val="40"/>
+      <w:szCs w:val="20"/>
+      <w:lang w:eastAsia="ru-RU"/>
+    </w:rPr>
+  </w:style>
+  <w:style w:type="character" w:customStyle="1" w:styleId="3f3">
+    <w:name w:val="ДОК Заголовок 3 Знак"/>
+    <w:basedOn w:val="aff4"/>
+    <w:link w:val="30"/>
+    <w:rsid w:val="009A18C0"/>
+    <w:rPr>
+      <w:rFonts w:ascii="Arial Narrow" w:eastAsia="Times New Roman" w:hAnsi="Arial Narrow" w:cs="Times New Roman"/>
+      <w:b/>
+      <w:bCs/>
+      <w:noProof/>
+      <w:snapToGrid w:val="0"/>
+      <w:color w:val="365F91" w:themeColor="accent1" w:themeShade="BF"/>
       <w:sz w:val="24"/>
       <w:szCs w:val="20"/>
       <w:lang w:eastAsia="ru-RU"/>
